--- a/documentation/Adding user via UI.docx
+++ b/documentation/Adding user via UI.docx
@@ -32,7 +32,27 @@
           <w:sz w:val="18"/>
           <w:szCs w:val="18"/>
         </w:rPr>
-        <w:t xml:space="preserve"> com.itp.amazon.controller;</w:t>
+        <w:t xml:space="preserve"> </w:t>
+      </w:r>
+      <w:proofErr w:type="spellStart"/>
+      <w:r>
+        <w:rPr>
+          <w:rFonts w:ascii="Consolas" w:hAnsi="Consolas"/>
+          <w:color w:val="000000"/>
+          <w:sz w:val="18"/>
+          <w:szCs w:val="18"/>
+        </w:rPr>
+        <w:t>com.itp.amazon.controller</w:t>
+      </w:r>
+      <w:proofErr w:type="spellEnd"/>
+      <w:r>
+        <w:rPr>
+          <w:rFonts w:ascii="Consolas" w:hAnsi="Consolas"/>
+          <w:color w:val="000000"/>
+          <w:sz w:val="18"/>
+          <w:szCs w:val="18"/>
+        </w:rPr>
+        <w:t>;</w:t>
       </w:r>
     </w:p>
     <w:p>
@@ -78,7 +98,27 @@
           <w:sz w:val="18"/>
           <w:szCs w:val="18"/>
         </w:rPr>
-        <w:t xml:space="preserve"> java.util.List;</w:t>
+        <w:t xml:space="preserve"> </w:t>
+      </w:r>
+      <w:proofErr w:type="spellStart"/>
+      <w:r>
+        <w:rPr>
+          <w:rFonts w:ascii="Consolas" w:hAnsi="Consolas"/>
+          <w:color w:val="000000"/>
+          <w:sz w:val="18"/>
+          <w:szCs w:val="18"/>
+        </w:rPr>
+        <w:t>java.util.List</w:t>
+      </w:r>
+      <w:proofErr w:type="spellEnd"/>
+      <w:r>
+        <w:rPr>
+          <w:rFonts w:ascii="Consolas" w:hAnsi="Consolas"/>
+          <w:color w:val="000000"/>
+          <w:sz w:val="18"/>
+          <w:szCs w:val="18"/>
+        </w:rPr>
+        <w:t>;</w:t>
       </w:r>
     </w:p>
     <w:p>
@@ -124,7 +164,27 @@
           <w:sz w:val="18"/>
           <w:szCs w:val="18"/>
         </w:rPr>
-        <w:t xml:space="preserve"> org.springframework.beans.factory.annotation.Autowired;</w:t>
+        <w:t xml:space="preserve"> </w:t>
+      </w:r>
+      <w:proofErr w:type="spellStart"/>
+      <w:r>
+        <w:rPr>
+          <w:rFonts w:ascii="Consolas" w:hAnsi="Consolas"/>
+          <w:color w:val="000000"/>
+          <w:sz w:val="18"/>
+          <w:szCs w:val="18"/>
+        </w:rPr>
+        <w:t>org.springframework.beans.factory.annotation.Autowired</w:t>
+      </w:r>
+      <w:proofErr w:type="spellEnd"/>
+      <w:r>
+        <w:rPr>
+          <w:rFonts w:ascii="Consolas" w:hAnsi="Consolas"/>
+          <w:color w:val="000000"/>
+          <w:sz w:val="18"/>
+          <w:szCs w:val="18"/>
+        </w:rPr>
+        <w:t>;</w:t>
       </w:r>
     </w:p>
     <w:p>
@@ -157,7 +217,27 @@
           <w:sz w:val="18"/>
           <w:szCs w:val="18"/>
         </w:rPr>
-        <w:t xml:space="preserve"> org.springframework.stereotype.Controller;</w:t>
+        <w:t xml:space="preserve"> </w:t>
+      </w:r>
+      <w:proofErr w:type="spellStart"/>
+      <w:r>
+        <w:rPr>
+          <w:rFonts w:ascii="Consolas" w:hAnsi="Consolas"/>
+          <w:color w:val="000000"/>
+          <w:sz w:val="18"/>
+          <w:szCs w:val="18"/>
+        </w:rPr>
+        <w:t>org.springframework.stereotype.Controller</w:t>
+      </w:r>
+      <w:proofErr w:type="spellEnd"/>
+      <w:r>
+        <w:rPr>
+          <w:rFonts w:ascii="Consolas" w:hAnsi="Consolas"/>
+          <w:color w:val="000000"/>
+          <w:sz w:val="18"/>
+          <w:szCs w:val="18"/>
+        </w:rPr>
+        <w:t>;</w:t>
       </w:r>
     </w:p>
     <w:p>
@@ -190,7 +270,27 @@
           <w:sz w:val="18"/>
           <w:szCs w:val="18"/>
         </w:rPr>
-        <w:t xml:space="preserve"> org.springframework.ui.Model;</w:t>
+        <w:t xml:space="preserve"> </w:t>
+      </w:r>
+      <w:proofErr w:type="spellStart"/>
+      <w:r>
+        <w:rPr>
+          <w:rFonts w:ascii="Consolas" w:hAnsi="Consolas"/>
+          <w:color w:val="000000"/>
+          <w:sz w:val="18"/>
+          <w:szCs w:val="18"/>
+        </w:rPr>
+        <w:t>org.springframework.ui.Model</w:t>
+      </w:r>
+      <w:proofErr w:type="spellEnd"/>
+      <w:r>
+        <w:rPr>
+          <w:rFonts w:ascii="Consolas" w:hAnsi="Consolas"/>
+          <w:color w:val="000000"/>
+          <w:sz w:val="18"/>
+          <w:szCs w:val="18"/>
+        </w:rPr>
+        <w:t>;</w:t>
       </w:r>
     </w:p>
     <w:p>
@@ -223,7 +323,27 @@
           <w:sz w:val="18"/>
           <w:szCs w:val="18"/>
         </w:rPr>
-        <w:t xml:space="preserve"> org.springframework.web.bind.annotation.ModelAttribute;</w:t>
+        <w:t xml:space="preserve"> </w:t>
+      </w:r>
+      <w:proofErr w:type="spellStart"/>
+      <w:r>
+        <w:rPr>
+          <w:rFonts w:ascii="Consolas" w:hAnsi="Consolas"/>
+          <w:color w:val="000000"/>
+          <w:sz w:val="18"/>
+          <w:szCs w:val="18"/>
+        </w:rPr>
+        <w:t>org.springframework.web.bind.annotation.ModelAttribute</w:t>
+      </w:r>
+      <w:proofErr w:type="spellEnd"/>
+      <w:r>
+        <w:rPr>
+          <w:rFonts w:ascii="Consolas" w:hAnsi="Consolas"/>
+          <w:color w:val="000000"/>
+          <w:sz w:val="18"/>
+          <w:szCs w:val="18"/>
+        </w:rPr>
+        <w:t>;</w:t>
       </w:r>
     </w:p>
     <w:p>
@@ -256,7 +376,27 @@
           <w:sz w:val="18"/>
           <w:szCs w:val="18"/>
         </w:rPr>
-        <w:t xml:space="preserve"> org.springframework.web.bind.annotation.PostMapping;</w:t>
+        <w:t xml:space="preserve"> </w:t>
+      </w:r>
+      <w:proofErr w:type="spellStart"/>
+      <w:r>
+        <w:rPr>
+          <w:rFonts w:ascii="Consolas" w:hAnsi="Consolas"/>
+          <w:color w:val="000000"/>
+          <w:sz w:val="18"/>
+          <w:szCs w:val="18"/>
+        </w:rPr>
+        <w:t>org.springframework.web.bind.annotation.PostMapping</w:t>
+      </w:r>
+      <w:proofErr w:type="spellEnd"/>
+      <w:r>
+        <w:rPr>
+          <w:rFonts w:ascii="Consolas" w:hAnsi="Consolas"/>
+          <w:color w:val="000000"/>
+          <w:sz w:val="18"/>
+          <w:szCs w:val="18"/>
+        </w:rPr>
+        <w:t>;</w:t>
       </w:r>
     </w:p>
     <w:p>
@@ -289,7 +429,27 @@
           <w:sz w:val="18"/>
           <w:szCs w:val="18"/>
         </w:rPr>
-        <w:t xml:space="preserve"> org.springframework.web.bind.annotation.RequestMapping;</w:t>
+        <w:t xml:space="preserve"> </w:t>
+      </w:r>
+      <w:proofErr w:type="spellStart"/>
+      <w:r>
+        <w:rPr>
+          <w:rFonts w:ascii="Consolas" w:hAnsi="Consolas"/>
+          <w:color w:val="000000"/>
+          <w:sz w:val="18"/>
+          <w:szCs w:val="18"/>
+        </w:rPr>
+        <w:t>org.springframework.web.bind.annotation.RequestMapping</w:t>
+      </w:r>
+      <w:proofErr w:type="spellEnd"/>
+      <w:r>
+        <w:rPr>
+          <w:rFonts w:ascii="Consolas" w:hAnsi="Consolas"/>
+          <w:color w:val="000000"/>
+          <w:sz w:val="18"/>
+          <w:szCs w:val="18"/>
+        </w:rPr>
+        <w:t>;</w:t>
       </w:r>
     </w:p>
     <w:p>
@@ -335,7 +495,27 @@
           <w:sz w:val="18"/>
           <w:szCs w:val="18"/>
         </w:rPr>
-        <w:t xml:space="preserve"> com.itp.amazon.entity.DBUser;</w:t>
+        <w:t xml:space="preserve"> </w:t>
+      </w:r>
+      <w:proofErr w:type="spellStart"/>
+      <w:r>
+        <w:rPr>
+          <w:rFonts w:ascii="Consolas" w:hAnsi="Consolas"/>
+          <w:color w:val="000000"/>
+          <w:sz w:val="18"/>
+          <w:szCs w:val="18"/>
+        </w:rPr>
+        <w:t>com.itp.amazon.entity.DBUser</w:t>
+      </w:r>
+      <w:proofErr w:type="spellEnd"/>
+      <w:r>
+        <w:rPr>
+          <w:rFonts w:ascii="Consolas" w:hAnsi="Consolas"/>
+          <w:color w:val="000000"/>
+          <w:sz w:val="18"/>
+          <w:szCs w:val="18"/>
+        </w:rPr>
+        <w:t>;</w:t>
       </w:r>
     </w:p>
     <w:p>
@@ -368,7 +548,27 @@
           <w:sz w:val="18"/>
           <w:szCs w:val="18"/>
         </w:rPr>
-        <w:t xml:space="preserve"> com.itp.amazon.entity.Role;</w:t>
+        <w:t xml:space="preserve"> </w:t>
+      </w:r>
+      <w:proofErr w:type="spellStart"/>
+      <w:r>
+        <w:rPr>
+          <w:rFonts w:ascii="Consolas" w:hAnsi="Consolas"/>
+          <w:color w:val="000000"/>
+          <w:sz w:val="18"/>
+          <w:szCs w:val="18"/>
+        </w:rPr>
+        <w:t>com.itp.amazon.entity.Role</w:t>
+      </w:r>
+      <w:proofErr w:type="spellEnd"/>
+      <w:r>
+        <w:rPr>
+          <w:rFonts w:ascii="Consolas" w:hAnsi="Consolas"/>
+          <w:color w:val="000000"/>
+          <w:sz w:val="18"/>
+          <w:szCs w:val="18"/>
+        </w:rPr>
+        <w:t>;</w:t>
       </w:r>
     </w:p>
     <w:p>
@@ -401,7 +601,27 @@
           <w:sz w:val="18"/>
           <w:szCs w:val="18"/>
         </w:rPr>
-        <w:t xml:space="preserve"> com.itp.amazon.repository.RoleRepository;</w:t>
+        <w:t xml:space="preserve"> </w:t>
+      </w:r>
+      <w:proofErr w:type="spellStart"/>
+      <w:r>
+        <w:rPr>
+          <w:rFonts w:ascii="Consolas" w:hAnsi="Consolas"/>
+          <w:color w:val="000000"/>
+          <w:sz w:val="18"/>
+          <w:szCs w:val="18"/>
+        </w:rPr>
+        <w:t>com.itp.amazon.repository.RoleRepository</w:t>
+      </w:r>
+      <w:proofErr w:type="spellEnd"/>
+      <w:r>
+        <w:rPr>
+          <w:rFonts w:ascii="Consolas" w:hAnsi="Consolas"/>
+          <w:color w:val="000000"/>
+          <w:sz w:val="18"/>
+          <w:szCs w:val="18"/>
+        </w:rPr>
+        <w:t>;</w:t>
       </w:r>
     </w:p>
     <w:p>
@@ -434,7 +654,27 @@
           <w:sz w:val="18"/>
           <w:szCs w:val="18"/>
         </w:rPr>
-        <w:t xml:space="preserve"> com.itp.amazon.service.DBUserService;</w:t>
+        <w:t xml:space="preserve"> </w:t>
+      </w:r>
+      <w:proofErr w:type="spellStart"/>
+      <w:r>
+        <w:rPr>
+          <w:rFonts w:ascii="Consolas" w:hAnsi="Consolas"/>
+          <w:color w:val="000000"/>
+          <w:sz w:val="18"/>
+          <w:szCs w:val="18"/>
+        </w:rPr>
+        <w:t>com.itp.amazon.service.DBUserService</w:t>
+      </w:r>
+      <w:proofErr w:type="spellEnd"/>
+      <w:r>
+        <w:rPr>
+          <w:rFonts w:ascii="Consolas" w:hAnsi="Consolas"/>
+          <w:color w:val="000000"/>
+          <w:sz w:val="18"/>
+          <w:szCs w:val="18"/>
+        </w:rPr>
+        <w:t>;</w:t>
       </w:r>
     </w:p>
     <w:p>
@@ -522,7 +762,27 @@
           <w:sz w:val="18"/>
           <w:szCs w:val="18"/>
         </w:rPr>
-        <w:t xml:space="preserve"> DBUserController {</w:t>
+        <w:t xml:space="preserve"> </w:t>
+      </w:r>
+      <w:proofErr w:type="spellStart"/>
+      <w:r>
+        <w:rPr>
+          <w:rFonts w:ascii="Consolas" w:hAnsi="Consolas"/>
+          <w:color w:val="000000"/>
+          <w:sz w:val="18"/>
+          <w:szCs w:val="18"/>
+        </w:rPr>
+        <w:t>DBUserController</w:t>
+      </w:r>
+      <w:proofErr w:type="spellEnd"/>
+      <w:r>
+        <w:rPr>
+          <w:rFonts w:ascii="Consolas" w:hAnsi="Consolas"/>
+          <w:color w:val="000000"/>
+          <w:sz w:val="18"/>
+          <w:szCs w:val="18"/>
+        </w:rPr>
+        <w:t xml:space="preserve"> {</w:t>
       </w:r>
     </w:p>
     <w:p>
@@ -589,8 +849,28 @@
           <w:szCs w:val="18"/>
         </w:rPr>
         <w:tab/>
-        <w:t xml:space="preserve">DBUserService </w:t>
-      </w:r>
+      </w:r>
+      <w:proofErr w:type="spellStart"/>
+      <w:r>
+        <w:rPr>
+          <w:rFonts w:ascii="Consolas" w:hAnsi="Consolas"/>
+          <w:color w:val="000000"/>
+          <w:sz w:val="18"/>
+          <w:szCs w:val="18"/>
+        </w:rPr>
+        <w:t>DBUserService</w:t>
+      </w:r>
+      <w:proofErr w:type="spellEnd"/>
+      <w:r>
+        <w:rPr>
+          <w:rFonts w:ascii="Consolas" w:hAnsi="Consolas"/>
+          <w:color w:val="000000"/>
+          <w:sz w:val="18"/>
+          <w:szCs w:val="18"/>
+        </w:rPr>
+        <w:t xml:space="preserve"> </w:t>
+      </w:r>
+      <w:proofErr w:type="spellStart"/>
       <w:r>
         <w:rPr>
           <w:rFonts w:ascii="Consolas" w:hAnsi="Consolas"/>
@@ -600,6 +880,7 @@
         </w:rPr>
         <w:t>dbUserService</w:t>
       </w:r>
+      <w:proofErr w:type="spellEnd"/>
       <w:r>
         <w:rPr>
           <w:rFonts w:ascii="Consolas" w:hAnsi="Consolas"/>
@@ -683,8 +964,28 @@
           <w:szCs w:val="18"/>
         </w:rPr>
         <w:tab/>
-        <w:t xml:space="preserve">RoleRepository </w:t>
-      </w:r>
+      </w:r>
+      <w:proofErr w:type="spellStart"/>
+      <w:r>
+        <w:rPr>
+          <w:rFonts w:ascii="Consolas" w:hAnsi="Consolas"/>
+          <w:color w:val="000000"/>
+          <w:sz w:val="18"/>
+          <w:szCs w:val="18"/>
+        </w:rPr>
+        <w:t>RoleRepository</w:t>
+      </w:r>
+      <w:proofErr w:type="spellEnd"/>
+      <w:r>
+        <w:rPr>
+          <w:rFonts w:ascii="Consolas" w:hAnsi="Consolas"/>
+          <w:color w:val="000000"/>
+          <w:sz w:val="18"/>
+          <w:szCs w:val="18"/>
+        </w:rPr>
+        <w:t xml:space="preserve"> </w:t>
+      </w:r>
+      <w:proofErr w:type="spellStart"/>
       <w:r>
         <w:rPr>
           <w:rFonts w:ascii="Consolas" w:hAnsi="Consolas"/>
@@ -694,6 +995,7 @@
         </w:rPr>
         <w:t>roleRepository</w:t>
       </w:r>
+      <w:proofErr w:type="spellEnd"/>
       <w:r>
         <w:rPr>
           <w:rFonts w:ascii="Consolas" w:hAnsi="Consolas"/>
@@ -823,7 +1125,27 @@
           <w:sz w:val="18"/>
           <w:szCs w:val="18"/>
         </w:rPr>
-        <w:t xml:space="preserve"> String saveUserForm(Model </w:t>
+        <w:t xml:space="preserve"> String </w:t>
+      </w:r>
+      <w:proofErr w:type="spellStart"/>
+      <w:r>
+        <w:rPr>
+          <w:rFonts w:ascii="Consolas" w:hAnsi="Consolas"/>
+          <w:color w:val="000000"/>
+          <w:sz w:val="18"/>
+          <w:szCs w:val="18"/>
+        </w:rPr>
+        <w:t>saveUserForm</w:t>
+      </w:r>
+      <w:proofErr w:type="spellEnd"/>
+      <w:r>
+        <w:rPr>
+          <w:rFonts w:ascii="Consolas" w:hAnsi="Consolas"/>
+          <w:color w:val="000000"/>
+          <w:sz w:val="18"/>
+          <w:szCs w:val="18"/>
+        </w:rPr>
+        <w:t xml:space="preserve">(Model </w:t>
       </w:r>
       <w:r>
         <w:rPr>
@@ -896,7 +1218,26 @@
           <w:szCs w:val="18"/>
         </w:rPr>
         <w:tab/>
-        <w:t xml:space="preserve">DBUser </w:t>
+      </w:r>
+      <w:proofErr w:type="spellStart"/>
+      <w:r>
+        <w:rPr>
+          <w:rFonts w:ascii="Consolas" w:hAnsi="Consolas"/>
+          <w:color w:val="000000"/>
+          <w:sz w:val="18"/>
+          <w:szCs w:val="18"/>
+        </w:rPr>
+        <w:t>DBUser</w:t>
+      </w:r>
+      <w:proofErr w:type="spellEnd"/>
+      <w:r>
+        <w:rPr>
+          <w:rFonts w:ascii="Consolas" w:hAnsi="Consolas"/>
+          <w:color w:val="000000"/>
+          <w:sz w:val="18"/>
+          <w:szCs w:val="18"/>
+        </w:rPr>
+        <w:t xml:space="preserve"> </w:t>
       </w:r>
       <w:r>
         <w:rPr>
@@ -934,7 +1275,27 @@
           <w:sz w:val="18"/>
           <w:szCs w:val="18"/>
         </w:rPr>
-        <w:t xml:space="preserve"> DBUser();</w:t>
+        <w:t xml:space="preserve"> </w:t>
+      </w:r>
+      <w:proofErr w:type="spellStart"/>
+      <w:r>
+        <w:rPr>
+          <w:rFonts w:ascii="Consolas" w:hAnsi="Consolas"/>
+          <w:color w:val="000000"/>
+          <w:sz w:val="18"/>
+          <w:szCs w:val="18"/>
+        </w:rPr>
+        <w:t>DBUser</w:t>
+      </w:r>
+      <w:proofErr w:type="spellEnd"/>
+      <w:r>
+        <w:rPr>
+          <w:rFonts w:ascii="Consolas" w:hAnsi="Consolas"/>
+          <w:color w:val="000000"/>
+          <w:sz w:val="18"/>
+          <w:szCs w:val="18"/>
+        </w:rPr>
+        <w:t>();</w:t>
       </w:r>
     </w:p>
     <w:p>
@@ -1017,6 +1378,7 @@
         </w:rPr>
         <w:t>=</w:t>
       </w:r>
+      <w:proofErr w:type="spellStart"/>
       <w:r>
         <w:rPr>
           <w:rFonts w:ascii="Consolas" w:hAnsi="Consolas"/>
@@ -1033,7 +1395,17 @@
           <w:sz w:val="18"/>
           <w:szCs w:val="18"/>
         </w:rPr>
-        <w:t>.findAll();</w:t>
+        <w:t>.findAll</w:t>
+      </w:r>
+      <w:proofErr w:type="spellEnd"/>
+      <w:r>
+        <w:rPr>
+          <w:rFonts w:ascii="Consolas" w:hAnsi="Consolas"/>
+          <w:color w:val="000000"/>
+          <w:sz w:val="18"/>
+          <w:szCs w:val="18"/>
+        </w:rPr>
+        <w:t>();</w:t>
       </w:r>
     </w:p>
     <w:p>
@@ -1097,6 +1469,7 @@
         </w:rPr>
         <w:tab/>
       </w:r>
+      <w:proofErr w:type="spellStart"/>
       <w:r>
         <w:rPr>
           <w:rFonts w:ascii="Consolas" w:hAnsi="Consolas"/>
@@ -1113,7 +1486,17 @@
           <w:sz w:val="18"/>
           <w:szCs w:val="18"/>
         </w:rPr>
-        <w:t>.addAttribute(</w:t>
+        <w:t>.addAttribute</w:t>
+      </w:r>
+      <w:proofErr w:type="spellEnd"/>
+      <w:r>
+        <w:rPr>
+          <w:rFonts w:ascii="Consolas" w:hAnsi="Consolas"/>
+          <w:color w:val="000000"/>
+          <w:sz w:val="18"/>
+          <w:szCs w:val="18"/>
+        </w:rPr>
+        <w:t>(</w:t>
       </w:r>
       <w:r>
         <w:rPr>
@@ -1122,7 +1505,17 @@
           <w:sz w:val="18"/>
           <w:szCs w:val="18"/>
         </w:rPr>
-        <w:t>"user"</w:t>
+        <w:t>"</w:t>
+      </w:r>
+      <w:proofErr w:type="spellStart"/>
+      <w:r>
+        <w:rPr>
+          <w:rFonts w:ascii="Consolas" w:hAnsi="Consolas"/>
+          <w:color w:val="2A00FF"/>
+          <w:sz w:val="18"/>
+          <w:szCs w:val="18"/>
+        </w:rPr>
+        <w:t>user"</w:t>
       </w:r>
       <w:r>
         <w:rPr>
@@ -1142,6 +1535,7 @@
         </w:rPr>
         <w:t>user</w:t>
       </w:r>
+      <w:proofErr w:type="spellEnd"/>
       <w:r>
         <w:rPr>
           <w:rFonts w:ascii="Consolas" w:hAnsi="Consolas"/>
@@ -1182,6 +1576,7 @@
         </w:rPr>
         <w:tab/>
       </w:r>
+      <w:proofErr w:type="spellStart"/>
       <w:r>
         <w:rPr>
           <w:rFonts w:ascii="Consolas" w:hAnsi="Consolas"/>
@@ -1198,7 +1593,17 @@
           <w:sz w:val="18"/>
           <w:szCs w:val="18"/>
         </w:rPr>
-        <w:t>.addAttribute(</w:t>
+        <w:t>.addAttribute</w:t>
+      </w:r>
+      <w:proofErr w:type="spellEnd"/>
+      <w:r>
+        <w:rPr>
+          <w:rFonts w:ascii="Consolas" w:hAnsi="Consolas"/>
+          <w:color w:val="000000"/>
+          <w:sz w:val="18"/>
+          <w:szCs w:val="18"/>
+        </w:rPr>
+        <w:t>(</w:t>
       </w:r>
       <w:r>
         <w:rPr>
@@ -1207,7 +1612,17 @@
           <w:sz w:val="18"/>
           <w:szCs w:val="18"/>
         </w:rPr>
-        <w:t>"roles"</w:t>
+        <w:t>"</w:t>
+      </w:r>
+      <w:proofErr w:type="spellStart"/>
+      <w:r>
+        <w:rPr>
+          <w:rFonts w:ascii="Consolas" w:hAnsi="Consolas"/>
+          <w:color w:val="2A00FF"/>
+          <w:sz w:val="18"/>
+          <w:szCs w:val="18"/>
+        </w:rPr>
+        <w:t>roles"</w:t>
       </w:r>
       <w:r>
         <w:rPr>
@@ -1227,6 +1642,7 @@
         </w:rPr>
         <w:t>roles</w:t>
       </w:r>
+      <w:proofErr w:type="spellEnd"/>
       <w:r>
         <w:rPr>
           <w:rFonts w:ascii="Consolas" w:hAnsi="Consolas"/>
@@ -1448,7 +1864,27 @@
           <w:sz w:val="18"/>
           <w:szCs w:val="18"/>
         </w:rPr>
-        <w:t xml:space="preserve"> String saveUserFE(</w:t>
+        <w:t xml:space="preserve"> String </w:t>
+      </w:r>
+      <w:proofErr w:type="spellStart"/>
+      <w:r>
+        <w:rPr>
+          <w:rFonts w:ascii="Consolas" w:hAnsi="Consolas"/>
+          <w:color w:val="000000"/>
+          <w:sz w:val="18"/>
+          <w:szCs w:val="18"/>
+        </w:rPr>
+        <w:t>saveUserFE</w:t>
+      </w:r>
+      <w:proofErr w:type="spellEnd"/>
+      <w:r>
+        <w:rPr>
+          <w:rFonts w:ascii="Consolas" w:hAnsi="Consolas"/>
+          <w:color w:val="000000"/>
+          <w:sz w:val="18"/>
+          <w:szCs w:val="18"/>
+        </w:rPr>
+        <w:t>(</w:t>
       </w:r>
       <w:r>
         <w:rPr>
@@ -1466,7 +1902,27 @@
           <w:sz w:val="18"/>
           <w:szCs w:val="18"/>
         </w:rPr>
-        <w:t xml:space="preserve"> DBUser </w:t>
+        <w:t xml:space="preserve"> </w:t>
+      </w:r>
+      <w:proofErr w:type="spellStart"/>
+      <w:r>
+        <w:rPr>
+          <w:rFonts w:ascii="Consolas" w:hAnsi="Consolas"/>
+          <w:color w:val="000000"/>
+          <w:sz w:val="18"/>
+          <w:szCs w:val="18"/>
+        </w:rPr>
+        <w:t>DBUser</w:t>
+      </w:r>
+      <w:proofErr w:type="spellEnd"/>
+      <w:r>
+        <w:rPr>
+          <w:rFonts w:ascii="Consolas" w:hAnsi="Consolas"/>
+          <w:color w:val="000000"/>
+          <w:sz w:val="18"/>
+          <w:szCs w:val="18"/>
+        </w:rPr>
+        <w:t xml:space="preserve"> </w:t>
       </w:r>
       <w:r>
         <w:rPr>
@@ -1540,6 +1996,7 @@
         </w:rPr>
         <w:tab/>
       </w:r>
+      <w:proofErr w:type="spellStart"/>
       <w:r>
         <w:rPr>
           <w:rFonts w:ascii="Consolas" w:hAnsi="Consolas"/>
@@ -1556,7 +2013,17 @@
           <w:sz w:val="18"/>
           <w:szCs w:val="18"/>
         </w:rPr>
-        <w:t>.saveUser(</w:t>
+        <w:t>.saveUser</w:t>
+      </w:r>
+      <w:proofErr w:type="spellEnd"/>
+      <w:r>
+        <w:rPr>
+          <w:rFonts w:ascii="Consolas" w:hAnsi="Consolas"/>
+          <w:color w:val="000000"/>
+          <w:sz w:val="18"/>
+          <w:szCs w:val="18"/>
+        </w:rPr>
+        <w:t>(</w:t>
       </w:r>
       <w:r>
         <w:rPr>
@@ -1634,7 +2101,27 @@
           <w:sz w:val="18"/>
           <w:szCs w:val="18"/>
         </w:rPr>
-        <w:t>"redirect:/getAllStudentsFE"</w:t>
+        <w:t>"redirect:/</w:t>
+      </w:r>
+      <w:proofErr w:type="spellStart"/>
+      <w:r>
+        <w:rPr>
+          <w:rFonts w:ascii="Consolas" w:hAnsi="Consolas"/>
+          <w:color w:val="2A00FF"/>
+          <w:sz w:val="18"/>
+          <w:szCs w:val="18"/>
+        </w:rPr>
+        <w:t>getAllStudentsFE</w:t>
+      </w:r>
+      <w:proofErr w:type="spellEnd"/>
+      <w:r>
+        <w:rPr>
+          <w:rFonts w:ascii="Consolas" w:hAnsi="Consolas"/>
+          <w:color w:val="2A00FF"/>
+          <w:sz w:val="18"/>
+          <w:szCs w:val="18"/>
+        </w:rPr>
+        <w:t>"</w:t>
       </w:r>
       <w:r>
         <w:rPr>
@@ -1737,7 +2224,27 @@
           <w:sz w:val="18"/>
           <w:szCs w:val="18"/>
         </w:rPr>
-        <w:t xml:space="preserve"> com.itp.amazon.repository;</w:t>
+        <w:t xml:space="preserve"> </w:t>
+      </w:r>
+      <w:proofErr w:type="spellStart"/>
+      <w:r>
+        <w:rPr>
+          <w:rFonts w:ascii="Consolas" w:hAnsi="Consolas"/>
+          <w:color w:val="000000"/>
+          <w:sz w:val="18"/>
+          <w:szCs w:val="18"/>
+        </w:rPr>
+        <w:t>com.itp.amazon.repository</w:t>
+      </w:r>
+      <w:proofErr w:type="spellEnd"/>
+      <w:r>
+        <w:rPr>
+          <w:rFonts w:ascii="Consolas" w:hAnsi="Consolas"/>
+          <w:color w:val="000000"/>
+          <w:sz w:val="18"/>
+          <w:szCs w:val="18"/>
+        </w:rPr>
+        <w:t>;</w:t>
       </w:r>
     </w:p>
     <w:p>
@@ -1783,7 +2290,27 @@
           <w:sz w:val="18"/>
           <w:szCs w:val="18"/>
         </w:rPr>
-        <w:t xml:space="preserve"> org.springframework.data.jpa.repository.JpaRepository;</w:t>
+        <w:t xml:space="preserve"> </w:t>
+      </w:r>
+      <w:proofErr w:type="spellStart"/>
+      <w:r>
+        <w:rPr>
+          <w:rFonts w:ascii="Consolas" w:hAnsi="Consolas"/>
+          <w:color w:val="000000"/>
+          <w:sz w:val="18"/>
+          <w:szCs w:val="18"/>
+        </w:rPr>
+        <w:t>org.springframework.data.jpa.repository.JpaRepository</w:t>
+      </w:r>
+      <w:proofErr w:type="spellEnd"/>
+      <w:r>
+        <w:rPr>
+          <w:rFonts w:ascii="Consolas" w:hAnsi="Consolas"/>
+          <w:color w:val="000000"/>
+          <w:sz w:val="18"/>
+          <w:szCs w:val="18"/>
+        </w:rPr>
+        <w:t>;</w:t>
       </w:r>
     </w:p>
     <w:p>
@@ -1816,7 +2343,27 @@
           <w:sz w:val="18"/>
           <w:szCs w:val="18"/>
         </w:rPr>
-        <w:t xml:space="preserve"> org.springframework.stereotype.Repository;</w:t>
+        <w:t xml:space="preserve"> </w:t>
+      </w:r>
+      <w:proofErr w:type="spellStart"/>
+      <w:r>
+        <w:rPr>
+          <w:rFonts w:ascii="Consolas" w:hAnsi="Consolas"/>
+          <w:color w:val="000000"/>
+          <w:sz w:val="18"/>
+          <w:szCs w:val="18"/>
+        </w:rPr>
+        <w:t>org.springframework.stereotype.Repository</w:t>
+      </w:r>
+      <w:proofErr w:type="spellEnd"/>
+      <w:r>
+        <w:rPr>
+          <w:rFonts w:ascii="Consolas" w:hAnsi="Consolas"/>
+          <w:color w:val="000000"/>
+          <w:sz w:val="18"/>
+          <w:szCs w:val="18"/>
+        </w:rPr>
+        <w:t>;</w:t>
       </w:r>
     </w:p>
     <w:p>
@@ -1862,7 +2409,27 @@
           <w:sz w:val="18"/>
           <w:szCs w:val="18"/>
         </w:rPr>
-        <w:t xml:space="preserve"> com.itp.amazon.entity.Role;</w:t>
+        <w:t xml:space="preserve"> </w:t>
+      </w:r>
+      <w:proofErr w:type="spellStart"/>
+      <w:r>
+        <w:rPr>
+          <w:rFonts w:ascii="Consolas" w:hAnsi="Consolas"/>
+          <w:color w:val="000000"/>
+          <w:sz w:val="18"/>
+          <w:szCs w:val="18"/>
+        </w:rPr>
+        <w:t>com.itp.amazon.entity.Role</w:t>
+      </w:r>
+      <w:proofErr w:type="spellEnd"/>
+      <w:r>
+        <w:rPr>
+          <w:rFonts w:ascii="Consolas" w:hAnsi="Consolas"/>
+          <w:color w:val="000000"/>
+          <w:sz w:val="18"/>
+          <w:szCs w:val="18"/>
+        </w:rPr>
+        <w:t>;</w:t>
       </w:r>
     </w:p>
     <w:p>
@@ -1950,7 +2517,27 @@
           <w:sz w:val="18"/>
           <w:szCs w:val="18"/>
         </w:rPr>
-        <w:t xml:space="preserve"> RoleRepository </w:t>
+        <w:t xml:space="preserve"> </w:t>
+      </w:r>
+      <w:proofErr w:type="spellStart"/>
+      <w:r>
+        <w:rPr>
+          <w:rFonts w:ascii="Consolas" w:hAnsi="Consolas"/>
+          <w:color w:val="000000"/>
+          <w:sz w:val="18"/>
+          <w:szCs w:val="18"/>
+        </w:rPr>
+        <w:t>RoleRepository</w:t>
+      </w:r>
+      <w:proofErr w:type="spellEnd"/>
+      <w:r>
+        <w:rPr>
+          <w:rFonts w:ascii="Consolas" w:hAnsi="Consolas"/>
+          <w:color w:val="000000"/>
+          <w:sz w:val="18"/>
+          <w:szCs w:val="18"/>
+        </w:rPr>
+        <w:t xml:space="preserve"> </w:t>
       </w:r>
       <w:r>
         <w:rPr>
@@ -1970,7 +2557,27 @@
           <w:sz w:val="18"/>
           <w:szCs w:val="18"/>
         </w:rPr>
-        <w:t xml:space="preserve"> JpaRepository&lt;Role, Integer&gt; {</w:t>
+        <w:t xml:space="preserve"> </w:t>
+      </w:r>
+      <w:proofErr w:type="spellStart"/>
+      <w:r>
+        <w:rPr>
+          <w:rFonts w:ascii="Consolas" w:hAnsi="Consolas"/>
+          <w:color w:val="000000"/>
+          <w:sz w:val="18"/>
+          <w:szCs w:val="18"/>
+        </w:rPr>
+        <w:t>JpaRepository</w:t>
+      </w:r>
+      <w:proofErr w:type="spellEnd"/>
+      <w:r>
+        <w:rPr>
+          <w:rFonts w:ascii="Consolas" w:hAnsi="Consolas"/>
+          <w:color w:val="000000"/>
+          <w:sz w:val="18"/>
+          <w:szCs w:val="18"/>
+        </w:rPr>
+        <w:t>&lt;Role, Integer&gt; {</w:t>
       </w:r>
     </w:p>
     <w:p>
@@ -2091,7 +2698,27 @@
           <w:sz w:val="16"/>
           <w:szCs w:val="16"/>
         </w:rPr>
-        <w:t xml:space="preserve"> com.itp.amazon.service;</w:t>
+        <w:t xml:space="preserve"> </w:t>
+      </w:r>
+      <w:proofErr w:type="spellStart"/>
+      <w:r>
+        <w:rPr>
+          <w:rFonts w:ascii="Consolas" w:hAnsi="Consolas"/>
+          <w:color w:val="000000"/>
+          <w:sz w:val="16"/>
+          <w:szCs w:val="16"/>
+        </w:rPr>
+        <w:t>com.itp.amazon.service</w:t>
+      </w:r>
+      <w:proofErr w:type="spellEnd"/>
+      <w:r>
+        <w:rPr>
+          <w:rFonts w:ascii="Consolas" w:hAnsi="Consolas"/>
+          <w:color w:val="000000"/>
+          <w:sz w:val="16"/>
+          <w:szCs w:val="16"/>
+        </w:rPr>
+        <w:t>;</w:t>
       </w:r>
     </w:p>
     <w:p>
@@ -2137,7 +2764,27 @@
           <w:sz w:val="16"/>
           <w:szCs w:val="16"/>
         </w:rPr>
-        <w:t xml:space="preserve"> java.time.LocalDate;</w:t>
+        <w:t xml:space="preserve"> </w:t>
+      </w:r>
+      <w:proofErr w:type="spellStart"/>
+      <w:r>
+        <w:rPr>
+          <w:rFonts w:ascii="Consolas" w:hAnsi="Consolas"/>
+          <w:color w:val="000000"/>
+          <w:sz w:val="16"/>
+          <w:szCs w:val="16"/>
+        </w:rPr>
+        <w:t>java.time.LocalDate</w:t>
+      </w:r>
+      <w:proofErr w:type="spellEnd"/>
+      <w:r>
+        <w:rPr>
+          <w:rFonts w:ascii="Consolas" w:hAnsi="Consolas"/>
+          <w:color w:val="000000"/>
+          <w:sz w:val="16"/>
+          <w:szCs w:val="16"/>
+        </w:rPr>
+        <w:t>;</w:t>
       </w:r>
     </w:p>
     <w:p>
@@ -2183,7 +2830,27 @@
           <w:sz w:val="16"/>
           <w:szCs w:val="16"/>
         </w:rPr>
-        <w:t xml:space="preserve"> org.springframework.beans.factory.annotation.Autowired;</w:t>
+        <w:t xml:space="preserve"> </w:t>
+      </w:r>
+      <w:proofErr w:type="spellStart"/>
+      <w:r>
+        <w:rPr>
+          <w:rFonts w:ascii="Consolas" w:hAnsi="Consolas"/>
+          <w:color w:val="000000"/>
+          <w:sz w:val="16"/>
+          <w:szCs w:val="16"/>
+        </w:rPr>
+        <w:t>org.springframework.beans.factory.annotation.Autowired</w:t>
+      </w:r>
+      <w:proofErr w:type="spellEnd"/>
+      <w:r>
+        <w:rPr>
+          <w:rFonts w:ascii="Consolas" w:hAnsi="Consolas"/>
+          <w:color w:val="000000"/>
+          <w:sz w:val="16"/>
+          <w:szCs w:val="16"/>
+        </w:rPr>
+        <w:t>;</w:t>
       </w:r>
     </w:p>
     <w:p>
@@ -2217,7 +2884,27 @@
           <w:sz w:val="16"/>
           <w:szCs w:val="16"/>
         </w:rPr>
-        <w:t xml:space="preserve"> org.springframework.context.annotation.Bean;</w:t>
+        <w:t xml:space="preserve"> </w:t>
+      </w:r>
+      <w:proofErr w:type="spellStart"/>
+      <w:r>
+        <w:rPr>
+          <w:rFonts w:ascii="Consolas" w:hAnsi="Consolas"/>
+          <w:color w:val="000000"/>
+          <w:sz w:val="16"/>
+          <w:szCs w:val="16"/>
+        </w:rPr>
+        <w:t>org.springframework.context.annotation.Bean</w:t>
+      </w:r>
+      <w:proofErr w:type="spellEnd"/>
+      <w:r>
+        <w:rPr>
+          <w:rFonts w:ascii="Consolas" w:hAnsi="Consolas"/>
+          <w:color w:val="000000"/>
+          <w:sz w:val="16"/>
+          <w:szCs w:val="16"/>
+        </w:rPr>
+        <w:t>;</w:t>
       </w:r>
     </w:p>
     <w:p>
@@ -2283,7 +2970,27 @@
           <w:sz w:val="16"/>
           <w:szCs w:val="16"/>
         </w:rPr>
-        <w:t xml:space="preserve"> org.springframework.security.crypto.password.PasswordEncoder;</w:t>
+        <w:t xml:space="preserve"> </w:t>
+      </w:r>
+      <w:proofErr w:type="spellStart"/>
+      <w:r>
+        <w:rPr>
+          <w:rFonts w:ascii="Consolas" w:hAnsi="Consolas"/>
+          <w:color w:val="000000"/>
+          <w:sz w:val="16"/>
+          <w:szCs w:val="16"/>
+        </w:rPr>
+        <w:t>org.springframework.security.crypto.password.PasswordEncoder</w:t>
+      </w:r>
+      <w:proofErr w:type="spellEnd"/>
+      <w:r>
+        <w:rPr>
+          <w:rFonts w:ascii="Consolas" w:hAnsi="Consolas"/>
+          <w:color w:val="000000"/>
+          <w:sz w:val="16"/>
+          <w:szCs w:val="16"/>
+        </w:rPr>
+        <w:t>;</w:t>
       </w:r>
     </w:p>
     <w:p>
@@ -2316,7 +3023,27 @@
           <w:sz w:val="16"/>
           <w:szCs w:val="16"/>
         </w:rPr>
-        <w:t xml:space="preserve"> org.springframework.stereotype.Service;</w:t>
+        <w:t xml:space="preserve"> </w:t>
+      </w:r>
+      <w:proofErr w:type="spellStart"/>
+      <w:r>
+        <w:rPr>
+          <w:rFonts w:ascii="Consolas" w:hAnsi="Consolas"/>
+          <w:color w:val="000000"/>
+          <w:sz w:val="16"/>
+          <w:szCs w:val="16"/>
+        </w:rPr>
+        <w:t>org.springframework.stereotype.Service</w:t>
+      </w:r>
+      <w:proofErr w:type="spellEnd"/>
+      <w:r>
+        <w:rPr>
+          <w:rFonts w:ascii="Consolas" w:hAnsi="Consolas"/>
+          <w:color w:val="000000"/>
+          <w:sz w:val="16"/>
+          <w:szCs w:val="16"/>
+        </w:rPr>
+        <w:t>;</w:t>
       </w:r>
     </w:p>
     <w:p>
@@ -2362,7 +3089,27 @@
           <w:sz w:val="16"/>
           <w:szCs w:val="16"/>
         </w:rPr>
-        <w:t xml:space="preserve"> com.itp.amazon.entity.DBUser;</w:t>
+        <w:t xml:space="preserve"> </w:t>
+      </w:r>
+      <w:proofErr w:type="spellStart"/>
+      <w:r>
+        <w:rPr>
+          <w:rFonts w:ascii="Consolas" w:hAnsi="Consolas"/>
+          <w:color w:val="000000"/>
+          <w:sz w:val="16"/>
+          <w:szCs w:val="16"/>
+        </w:rPr>
+        <w:t>com.itp.amazon.entity.DBUser</w:t>
+      </w:r>
+      <w:proofErr w:type="spellEnd"/>
+      <w:r>
+        <w:rPr>
+          <w:rFonts w:ascii="Consolas" w:hAnsi="Consolas"/>
+          <w:color w:val="000000"/>
+          <w:sz w:val="16"/>
+          <w:szCs w:val="16"/>
+        </w:rPr>
+        <w:t>;</w:t>
       </w:r>
     </w:p>
     <w:p>
@@ -2395,7 +3142,27 @@
           <w:sz w:val="16"/>
           <w:szCs w:val="16"/>
         </w:rPr>
-        <w:t xml:space="preserve"> com.itp.amazon.repository.DBUserRepository;</w:t>
+        <w:t xml:space="preserve"> </w:t>
+      </w:r>
+      <w:proofErr w:type="spellStart"/>
+      <w:r>
+        <w:rPr>
+          <w:rFonts w:ascii="Consolas" w:hAnsi="Consolas"/>
+          <w:color w:val="000000"/>
+          <w:sz w:val="16"/>
+          <w:szCs w:val="16"/>
+        </w:rPr>
+        <w:t>com.itp.amazon.repository.DBUserRepository</w:t>
+      </w:r>
+      <w:proofErr w:type="spellEnd"/>
+      <w:r>
+        <w:rPr>
+          <w:rFonts w:ascii="Consolas" w:hAnsi="Consolas"/>
+          <w:color w:val="000000"/>
+          <w:sz w:val="16"/>
+          <w:szCs w:val="16"/>
+        </w:rPr>
+        <w:t>;</w:t>
       </w:r>
     </w:p>
     <w:p>
@@ -2483,7 +3250,27 @@
           <w:sz w:val="16"/>
           <w:szCs w:val="16"/>
         </w:rPr>
-        <w:t xml:space="preserve"> DBUserService {</w:t>
+        <w:t xml:space="preserve"> </w:t>
+      </w:r>
+      <w:proofErr w:type="spellStart"/>
+      <w:r>
+        <w:rPr>
+          <w:rFonts w:ascii="Consolas" w:hAnsi="Consolas"/>
+          <w:color w:val="000000"/>
+          <w:sz w:val="16"/>
+          <w:szCs w:val="16"/>
+        </w:rPr>
+        <w:t>DBUserService</w:t>
+      </w:r>
+      <w:proofErr w:type="spellEnd"/>
+      <w:r>
+        <w:rPr>
+          <w:rFonts w:ascii="Consolas" w:hAnsi="Consolas"/>
+          <w:color w:val="000000"/>
+          <w:sz w:val="16"/>
+          <w:szCs w:val="16"/>
+        </w:rPr>
+        <w:t xml:space="preserve"> {</w:t>
       </w:r>
     </w:p>
     <w:p>
@@ -2550,8 +3337,28 @@
           <w:szCs w:val="16"/>
         </w:rPr>
         <w:tab/>
-        <w:t xml:space="preserve">DBUserRepository </w:t>
-      </w:r>
+      </w:r>
+      <w:proofErr w:type="spellStart"/>
+      <w:r>
+        <w:rPr>
+          <w:rFonts w:ascii="Consolas" w:hAnsi="Consolas"/>
+          <w:color w:val="000000"/>
+          <w:sz w:val="16"/>
+          <w:szCs w:val="16"/>
+        </w:rPr>
+        <w:t>DBUserRepository</w:t>
+      </w:r>
+      <w:proofErr w:type="spellEnd"/>
+      <w:r>
+        <w:rPr>
+          <w:rFonts w:ascii="Consolas" w:hAnsi="Consolas"/>
+          <w:color w:val="000000"/>
+          <w:sz w:val="16"/>
+          <w:szCs w:val="16"/>
+        </w:rPr>
+        <w:t xml:space="preserve"> </w:t>
+      </w:r>
+      <w:proofErr w:type="spellStart"/>
       <w:r>
         <w:rPr>
           <w:rFonts w:ascii="Consolas" w:hAnsi="Consolas"/>
@@ -2561,6 +3368,7 @@
         </w:rPr>
         <w:t>dbUserRepository</w:t>
       </w:r>
+      <w:proofErr w:type="spellEnd"/>
       <w:r>
         <w:rPr>
           <w:rFonts w:ascii="Consolas" w:hAnsi="Consolas"/>
@@ -2643,7 +3451,47 @@
           <w:sz w:val="16"/>
           <w:szCs w:val="16"/>
         </w:rPr>
-        <w:t xml:space="preserve"> saveUser(DBUser </w:t>
+        <w:t xml:space="preserve"> </w:t>
+      </w:r>
+      <w:proofErr w:type="spellStart"/>
+      <w:r>
+        <w:rPr>
+          <w:rFonts w:ascii="Consolas" w:hAnsi="Consolas"/>
+          <w:color w:val="000000"/>
+          <w:sz w:val="16"/>
+          <w:szCs w:val="16"/>
+        </w:rPr>
+        <w:t>saveUser</w:t>
+      </w:r>
+      <w:proofErr w:type="spellEnd"/>
+      <w:r>
+        <w:rPr>
+          <w:rFonts w:ascii="Consolas" w:hAnsi="Consolas"/>
+          <w:color w:val="000000"/>
+          <w:sz w:val="16"/>
+          <w:szCs w:val="16"/>
+        </w:rPr>
+        <w:t>(</w:t>
+      </w:r>
+      <w:proofErr w:type="spellStart"/>
+      <w:r>
+        <w:rPr>
+          <w:rFonts w:ascii="Consolas" w:hAnsi="Consolas"/>
+          <w:color w:val="000000"/>
+          <w:sz w:val="16"/>
+          <w:szCs w:val="16"/>
+        </w:rPr>
+        <w:t>DBUser</w:t>
+      </w:r>
+      <w:proofErr w:type="spellEnd"/>
+      <w:r>
+        <w:rPr>
+          <w:rFonts w:ascii="Consolas" w:hAnsi="Consolas"/>
+          <w:color w:val="000000"/>
+          <w:sz w:val="16"/>
+          <w:szCs w:val="16"/>
+        </w:rPr>
+        <w:t xml:space="preserve"> </w:t>
       </w:r>
       <w:r>
         <w:rPr>
@@ -2707,6 +3555,7 @@
         </w:rPr>
         <w:tab/>
       </w:r>
+      <w:proofErr w:type="spellStart"/>
       <w:r>
         <w:rPr>
           <w:rFonts w:ascii="Consolas" w:hAnsi="Consolas"/>
@@ -2723,8 +3572,39 @@
           <w:sz w:val="16"/>
           <w:szCs w:val="16"/>
         </w:rPr>
-        <w:t>.setPassword(passwordEncoder().encode(</w:t>
-      </w:r>
+        <w:t>.setPassword</w:t>
+      </w:r>
+      <w:proofErr w:type="spellEnd"/>
+      <w:r>
+        <w:rPr>
+          <w:rFonts w:ascii="Consolas" w:hAnsi="Consolas"/>
+          <w:color w:val="000000"/>
+          <w:sz w:val="16"/>
+          <w:szCs w:val="16"/>
+        </w:rPr>
+        <w:t>(</w:t>
+      </w:r>
+      <w:proofErr w:type="spellStart"/>
+      <w:r>
+        <w:rPr>
+          <w:rFonts w:ascii="Consolas" w:hAnsi="Consolas"/>
+          <w:color w:val="000000"/>
+          <w:sz w:val="16"/>
+          <w:szCs w:val="16"/>
+        </w:rPr>
+        <w:t>passwordEncoder</w:t>
+      </w:r>
+      <w:proofErr w:type="spellEnd"/>
+      <w:r>
+        <w:rPr>
+          <w:rFonts w:ascii="Consolas" w:hAnsi="Consolas"/>
+          <w:color w:val="000000"/>
+          <w:sz w:val="16"/>
+          <w:szCs w:val="16"/>
+        </w:rPr>
+        <w:t>().encode(</w:t>
+      </w:r>
+      <w:proofErr w:type="spellStart"/>
       <w:r>
         <w:rPr>
           <w:rFonts w:ascii="Consolas" w:hAnsi="Consolas"/>
@@ -2741,7 +3621,17 @@
           <w:sz w:val="16"/>
           <w:szCs w:val="16"/>
         </w:rPr>
-        <w:t>.getPassword()));</w:t>
+        <w:t>.getPassword</w:t>
+      </w:r>
+      <w:proofErr w:type="spellEnd"/>
+      <w:r>
+        <w:rPr>
+          <w:rFonts w:ascii="Consolas" w:hAnsi="Consolas"/>
+          <w:color w:val="000000"/>
+          <w:sz w:val="16"/>
+          <w:szCs w:val="16"/>
+        </w:rPr>
+        <w:t>()));</w:t>
       </w:r>
     </w:p>
     <w:p>
@@ -2774,6 +3664,7 @@
         </w:rPr>
         <w:tab/>
       </w:r>
+      <w:proofErr w:type="spellStart"/>
       <w:r>
         <w:rPr>
           <w:rFonts w:ascii="Consolas" w:hAnsi="Consolas"/>
@@ -2790,7 +3681,17 @@
           <w:sz w:val="16"/>
           <w:szCs w:val="16"/>
         </w:rPr>
-        <w:t>.setAccountEnabledStatus(1);</w:t>
+        <w:t>.setAccountEnabledStatus</w:t>
+      </w:r>
+      <w:proofErr w:type="spellEnd"/>
+      <w:r>
+        <w:rPr>
+          <w:rFonts w:ascii="Consolas" w:hAnsi="Consolas"/>
+          <w:color w:val="000000"/>
+          <w:sz w:val="16"/>
+          <w:szCs w:val="16"/>
+        </w:rPr>
+        <w:t>(1);</w:t>
       </w:r>
     </w:p>
     <w:p>
@@ -2823,6 +3724,7 @@
         </w:rPr>
         <w:tab/>
       </w:r>
+      <w:proofErr w:type="spellStart"/>
       <w:r>
         <w:rPr>
           <w:rFonts w:ascii="Consolas" w:hAnsi="Consolas"/>
@@ -2839,7 +3741,27 @@
           <w:sz w:val="16"/>
           <w:szCs w:val="16"/>
         </w:rPr>
-        <w:t>.setAccountExpiryDate(LocalDate.</w:t>
+        <w:t>.setAccountExpiryDate</w:t>
+      </w:r>
+      <w:proofErr w:type="spellEnd"/>
+      <w:r>
+        <w:rPr>
+          <w:rFonts w:ascii="Consolas" w:hAnsi="Consolas"/>
+          <w:color w:val="000000"/>
+          <w:sz w:val="16"/>
+          <w:szCs w:val="16"/>
+        </w:rPr>
+        <w:t>(</w:t>
+      </w:r>
+      <w:proofErr w:type="spellStart"/>
+      <w:r>
+        <w:rPr>
+          <w:rFonts w:ascii="Consolas" w:hAnsi="Consolas"/>
+          <w:color w:val="000000"/>
+          <w:sz w:val="16"/>
+          <w:szCs w:val="16"/>
+        </w:rPr>
+        <w:t>LocalDate.</w:t>
       </w:r>
       <w:r>
         <w:rPr>
@@ -2852,14 +3774,35 @@
         </w:rPr>
         <w:t>now</w:t>
       </w:r>
-      <w:r>
-        <w:rPr>
-          <w:rFonts w:ascii="Consolas" w:hAnsi="Consolas"/>
-          <w:color w:val="000000"/>
-          <w:sz w:val="16"/>
-          <w:szCs w:val="16"/>
-        </w:rPr>
-        <w:t>().plusMonths(12));</w:t>
+      <w:proofErr w:type="spellEnd"/>
+      <w:r>
+        <w:rPr>
+          <w:rFonts w:ascii="Consolas" w:hAnsi="Consolas"/>
+          <w:color w:val="000000"/>
+          <w:sz w:val="16"/>
+          <w:szCs w:val="16"/>
+        </w:rPr>
+        <w:t>().</w:t>
+      </w:r>
+      <w:proofErr w:type="spellStart"/>
+      <w:r>
+        <w:rPr>
+          <w:rFonts w:ascii="Consolas" w:hAnsi="Consolas"/>
+          <w:color w:val="000000"/>
+          <w:sz w:val="16"/>
+          <w:szCs w:val="16"/>
+        </w:rPr>
+        <w:t>plusMonths</w:t>
+      </w:r>
+      <w:proofErr w:type="spellEnd"/>
+      <w:r>
+        <w:rPr>
+          <w:rFonts w:ascii="Consolas" w:hAnsi="Consolas"/>
+          <w:color w:val="000000"/>
+          <w:sz w:val="16"/>
+          <w:szCs w:val="16"/>
+        </w:rPr>
+        <w:t>(12));</w:t>
       </w:r>
     </w:p>
     <w:p>
@@ -2892,6 +3835,7 @@
         </w:rPr>
         <w:tab/>
       </w:r>
+      <w:proofErr w:type="spellStart"/>
       <w:r>
         <w:rPr>
           <w:rFonts w:ascii="Consolas" w:hAnsi="Consolas"/>
@@ -2908,7 +3852,17 @@
           <w:sz w:val="16"/>
           <w:szCs w:val="16"/>
         </w:rPr>
-        <w:t>.setAccountLockedStatus(1);</w:t>
+        <w:t>.setAccountLockedStatus</w:t>
+      </w:r>
+      <w:proofErr w:type="spellEnd"/>
+      <w:r>
+        <w:rPr>
+          <w:rFonts w:ascii="Consolas" w:hAnsi="Consolas"/>
+          <w:color w:val="000000"/>
+          <w:sz w:val="16"/>
+          <w:szCs w:val="16"/>
+        </w:rPr>
+        <w:t>(1);</w:t>
       </w:r>
     </w:p>
     <w:p>
@@ -2941,6 +3895,7 @@
         </w:rPr>
         <w:tab/>
       </w:r>
+      <w:proofErr w:type="spellStart"/>
       <w:r>
         <w:rPr>
           <w:rFonts w:ascii="Consolas" w:hAnsi="Consolas"/>
@@ -2957,7 +3912,27 @@
           <w:sz w:val="16"/>
           <w:szCs w:val="16"/>
         </w:rPr>
-        <w:t>.setCredExpiryDate(LocalDate.</w:t>
+        <w:t>.setCredExpiryDate</w:t>
+      </w:r>
+      <w:proofErr w:type="spellEnd"/>
+      <w:r>
+        <w:rPr>
+          <w:rFonts w:ascii="Consolas" w:hAnsi="Consolas"/>
+          <w:color w:val="000000"/>
+          <w:sz w:val="16"/>
+          <w:szCs w:val="16"/>
+        </w:rPr>
+        <w:t>(</w:t>
+      </w:r>
+      <w:proofErr w:type="spellStart"/>
+      <w:r>
+        <w:rPr>
+          <w:rFonts w:ascii="Consolas" w:hAnsi="Consolas"/>
+          <w:color w:val="000000"/>
+          <w:sz w:val="16"/>
+          <w:szCs w:val="16"/>
+        </w:rPr>
+        <w:t>LocalDate.</w:t>
       </w:r>
       <w:r>
         <w:rPr>
@@ -2970,14 +3945,35 @@
         </w:rPr>
         <w:t>now</w:t>
       </w:r>
-      <w:r>
-        <w:rPr>
-          <w:rFonts w:ascii="Consolas" w:hAnsi="Consolas"/>
-          <w:color w:val="000000"/>
-          <w:sz w:val="16"/>
-          <w:szCs w:val="16"/>
-        </w:rPr>
-        <w:t>().plusMonths(4));</w:t>
+      <w:proofErr w:type="spellEnd"/>
+      <w:r>
+        <w:rPr>
+          <w:rFonts w:ascii="Consolas" w:hAnsi="Consolas"/>
+          <w:color w:val="000000"/>
+          <w:sz w:val="16"/>
+          <w:szCs w:val="16"/>
+        </w:rPr>
+        <w:t>().</w:t>
+      </w:r>
+      <w:proofErr w:type="spellStart"/>
+      <w:r>
+        <w:rPr>
+          <w:rFonts w:ascii="Consolas" w:hAnsi="Consolas"/>
+          <w:color w:val="000000"/>
+          <w:sz w:val="16"/>
+          <w:szCs w:val="16"/>
+        </w:rPr>
+        <w:t>plusMonths</w:t>
+      </w:r>
+      <w:proofErr w:type="spellEnd"/>
+      <w:r>
+        <w:rPr>
+          <w:rFonts w:ascii="Consolas" w:hAnsi="Consolas"/>
+          <w:color w:val="000000"/>
+          <w:sz w:val="16"/>
+          <w:szCs w:val="16"/>
+        </w:rPr>
+        <w:t>(4));</w:t>
       </w:r>
     </w:p>
     <w:p>
@@ -3010,6 +4006,7 @@
         </w:rPr>
         <w:tab/>
       </w:r>
+      <w:proofErr w:type="spellStart"/>
       <w:r>
         <w:rPr>
           <w:rFonts w:ascii="Consolas" w:hAnsi="Consolas"/>
@@ -3026,7 +4023,17 @@
           <w:sz w:val="16"/>
           <w:szCs w:val="16"/>
         </w:rPr>
-        <w:t>.save(</w:t>
+        <w:t>.save</w:t>
+      </w:r>
+      <w:proofErr w:type="spellEnd"/>
+      <w:r>
+        <w:rPr>
+          <w:rFonts w:ascii="Consolas" w:hAnsi="Consolas"/>
+          <w:color w:val="000000"/>
+          <w:sz w:val="16"/>
+          <w:szCs w:val="16"/>
+        </w:rPr>
+        <w:t>(</w:t>
       </w:r>
       <w:r>
         <w:rPr>
@@ -3166,7 +4173,47 @@
           <w:sz w:val="16"/>
           <w:szCs w:val="16"/>
         </w:rPr>
-        <w:t xml:space="preserve"> PasswordEncoder passwordEncoder() {</w:t>
+        <w:t xml:space="preserve"> </w:t>
+      </w:r>
+      <w:proofErr w:type="spellStart"/>
+      <w:r>
+        <w:rPr>
+          <w:rFonts w:ascii="Consolas" w:hAnsi="Consolas"/>
+          <w:color w:val="000000"/>
+          <w:sz w:val="16"/>
+          <w:szCs w:val="16"/>
+        </w:rPr>
+        <w:t>PasswordEncoder</w:t>
+      </w:r>
+      <w:proofErr w:type="spellEnd"/>
+      <w:r>
+        <w:rPr>
+          <w:rFonts w:ascii="Consolas" w:hAnsi="Consolas"/>
+          <w:color w:val="000000"/>
+          <w:sz w:val="16"/>
+          <w:szCs w:val="16"/>
+        </w:rPr>
+        <w:t xml:space="preserve"> </w:t>
+      </w:r>
+      <w:proofErr w:type="spellStart"/>
+      <w:r>
+        <w:rPr>
+          <w:rFonts w:ascii="Consolas" w:hAnsi="Consolas"/>
+          <w:color w:val="000000"/>
+          <w:sz w:val="16"/>
+          <w:szCs w:val="16"/>
+        </w:rPr>
+        <w:t>passwordEncoder</w:t>
+      </w:r>
+      <w:proofErr w:type="spellEnd"/>
+      <w:r>
+        <w:rPr>
+          <w:rFonts w:ascii="Consolas" w:hAnsi="Consolas"/>
+          <w:color w:val="000000"/>
+          <w:sz w:val="16"/>
+          <w:szCs w:val="16"/>
+        </w:rPr>
+        <w:t>() {</w:t>
       </w:r>
     </w:p>
     <w:p>
@@ -3237,7 +4284,27 @@
           <w:sz w:val="16"/>
           <w:szCs w:val="16"/>
         </w:rPr>
-        <w:t xml:space="preserve"> BCryptPasswordEncoder();</w:t>
+        <w:t xml:space="preserve"> </w:t>
+      </w:r>
+      <w:proofErr w:type="spellStart"/>
+      <w:r>
+        <w:rPr>
+          <w:rFonts w:ascii="Consolas" w:hAnsi="Consolas"/>
+          <w:color w:val="000000"/>
+          <w:sz w:val="16"/>
+          <w:szCs w:val="16"/>
+        </w:rPr>
+        <w:t>BCryptPasswordEncoder</w:t>
+      </w:r>
+      <w:proofErr w:type="spellEnd"/>
+      <w:r>
+        <w:rPr>
+          <w:rFonts w:ascii="Consolas" w:hAnsi="Consolas"/>
+          <w:color w:val="000000"/>
+          <w:sz w:val="16"/>
+          <w:szCs w:val="16"/>
+        </w:rPr>
+        <w:t>();</w:t>
       </w:r>
     </w:p>
     <w:p>
@@ -3367,7 +4434,27 @@
           <w:sz w:val="18"/>
           <w:szCs w:val="18"/>
         </w:rPr>
-        <w:t xml:space="preserve"> com.itp.amazon.util;</w:t>
+        <w:t xml:space="preserve"> </w:t>
+      </w:r>
+      <w:proofErr w:type="spellStart"/>
+      <w:r>
+        <w:rPr>
+          <w:rFonts w:ascii="Consolas" w:hAnsi="Consolas"/>
+          <w:color w:val="000000"/>
+          <w:sz w:val="18"/>
+          <w:szCs w:val="18"/>
+        </w:rPr>
+        <w:t>com.itp.amazon.util</w:t>
+      </w:r>
+      <w:proofErr w:type="spellEnd"/>
+      <w:r>
+        <w:rPr>
+          <w:rFonts w:ascii="Consolas" w:hAnsi="Consolas"/>
+          <w:color w:val="000000"/>
+          <w:sz w:val="18"/>
+          <w:szCs w:val="18"/>
+        </w:rPr>
+        <w:t>;</w:t>
       </w:r>
     </w:p>
     <w:p>
@@ -3413,7 +4500,27 @@
           <w:sz w:val="18"/>
           <w:szCs w:val="18"/>
         </w:rPr>
-        <w:t xml:space="preserve"> org.springframework.beans.factory.annotation.Autowired;</w:t>
+        <w:t xml:space="preserve"> </w:t>
+      </w:r>
+      <w:proofErr w:type="spellStart"/>
+      <w:r>
+        <w:rPr>
+          <w:rFonts w:ascii="Consolas" w:hAnsi="Consolas"/>
+          <w:color w:val="000000"/>
+          <w:sz w:val="18"/>
+          <w:szCs w:val="18"/>
+        </w:rPr>
+        <w:t>org.springframework.beans.factory.annotation.Autowired</w:t>
+      </w:r>
+      <w:proofErr w:type="spellEnd"/>
+      <w:r>
+        <w:rPr>
+          <w:rFonts w:ascii="Consolas" w:hAnsi="Consolas"/>
+          <w:color w:val="000000"/>
+          <w:sz w:val="18"/>
+          <w:szCs w:val="18"/>
+        </w:rPr>
+        <w:t>;</w:t>
       </w:r>
     </w:p>
     <w:p>
@@ -3446,7 +4553,27 @@
           <w:sz w:val="18"/>
           <w:szCs w:val="18"/>
         </w:rPr>
-        <w:t xml:space="preserve"> org.springframework.core.convert.converter.Converter;</w:t>
+        <w:t xml:space="preserve"> </w:t>
+      </w:r>
+      <w:proofErr w:type="spellStart"/>
+      <w:r>
+        <w:rPr>
+          <w:rFonts w:ascii="Consolas" w:hAnsi="Consolas"/>
+          <w:color w:val="000000"/>
+          <w:sz w:val="18"/>
+          <w:szCs w:val="18"/>
+        </w:rPr>
+        <w:t>org.springframework.core.convert.converter.Converter</w:t>
+      </w:r>
+      <w:proofErr w:type="spellEnd"/>
+      <w:r>
+        <w:rPr>
+          <w:rFonts w:ascii="Consolas" w:hAnsi="Consolas"/>
+          <w:color w:val="000000"/>
+          <w:sz w:val="18"/>
+          <w:szCs w:val="18"/>
+        </w:rPr>
+        <w:t>;</w:t>
       </w:r>
     </w:p>
     <w:p>
@@ -3479,7 +4606,27 @@
           <w:sz w:val="18"/>
           <w:szCs w:val="18"/>
         </w:rPr>
-        <w:t xml:space="preserve"> org.springframework.stereotype.Component;</w:t>
+        <w:t xml:space="preserve"> </w:t>
+      </w:r>
+      <w:proofErr w:type="spellStart"/>
+      <w:r>
+        <w:rPr>
+          <w:rFonts w:ascii="Consolas" w:hAnsi="Consolas"/>
+          <w:color w:val="000000"/>
+          <w:sz w:val="18"/>
+          <w:szCs w:val="18"/>
+        </w:rPr>
+        <w:t>org.springframework.stereotype.Component</w:t>
+      </w:r>
+      <w:proofErr w:type="spellEnd"/>
+      <w:r>
+        <w:rPr>
+          <w:rFonts w:ascii="Consolas" w:hAnsi="Consolas"/>
+          <w:color w:val="000000"/>
+          <w:sz w:val="18"/>
+          <w:szCs w:val="18"/>
+        </w:rPr>
+        <w:t>;</w:t>
       </w:r>
     </w:p>
     <w:p>
@@ -3525,7 +4672,27 @@
           <w:sz w:val="18"/>
           <w:szCs w:val="18"/>
         </w:rPr>
-        <w:t xml:space="preserve"> com.itp.amazon.entity.Role;</w:t>
+        <w:t xml:space="preserve"> </w:t>
+      </w:r>
+      <w:proofErr w:type="spellStart"/>
+      <w:r>
+        <w:rPr>
+          <w:rFonts w:ascii="Consolas" w:hAnsi="Consolas"/>
+          <w:color w:val="000000"/>
+          <w:sz w:val="18"/>
+          <w:szCs w:val="18"/>
+        </w:rPr>
+        <w:t>com.itp.amazon.entity.Role</w:t>
+      </w:r>
+      <w:proofErr w:type="spellEnd"/>
+      <w:r>
+        <w:rPr>
+          <w:rFonts w:ascii="Consolas" w:hAnsi="Consolas"/>
+          <w:color w:val="000000"/>
+          <w:sz w:val="18"/>
+          <w:szCs w:val="18"/>
+        </w:rPr>
+        <w:t>;</w:t>
       </w:r>
     </w:p>
     <w:p>
@@ -3558,7 +4725,27 @@
           <w:sz w:val="18"/>
           <w:szCs w:val="18"/>
         </w:rPr>
-        <w:t xml:space="preserve"> com.itp.amazon.repository.RoleRepository;</w:t>
+        <w:t xml:space="preserve"> </w:t>
+      </w:r>
+      <w:proofErr w:type="spellStart"/>
+      <w:r>
+        <w:rPr>
+          <w:rFonts w:ascii="Consolas" w:hAnsi="Consolas"/>
+          <w:color w:val="000000"/>
+          <w:sz w:val="18"/>
+          <w:szCs w:val="18"/>
+        </w:rPr>
+        <w:t>com.itp.amazon.repository.RoleRepository</w:t>
+      </w:r>
+      <w:proofErr w:type="spellEnd"/>
+      <w:r>
+        <w:rPr>
+          <w:rFonts w:ascii="Consolas" w:hAnsi="Consolas"/>
+          <w:color w:val="000000"/>
+          <w:sz w:val="18"/>
+          <w:szCs w:val="18"/>
+        </w:rPr>
+        <w:t>;</w:t>
       </w:r>
     </w:p>
     <w:p>
@@ -3646,8 +4833,19 @@
           <w:sz w:val="18"/>
           <w:szCs w:val="18"/>
         </w:rPr>
-        <w:t xml:space="preserve"> StringToRoleConverter</w:t>
-      </w:r>
+        <w:t xml:space="preserve"> </w:t>
+      </w:r>
+      <w:proofErr w:type="spellStart"/>
+      <w:r>
+        <w:rPr>
+          <w:rFonts w:ascii="Consolas" w:hAnsi="Consolas"/>
+          <w:color w:val="000000"/>
+          <w:sz w:val="18"/>
+          <w:szCs w:val="18"/>
+        </w:rPr>
+        <w:t>StringToRoleConverter</w:t>
+      </w:r>
+      <w:proofErr w:type="spellEnd"/>
     </w:p>
     <w:p>
       <w:pPr>
@@ -3774,8 +4972,29 @@
           <w:sz w:val="18"/>
           <w:szCs w:val="18"/>
         </w:rPr>
-        <w:t xml:space="preserve"> RoleRepository </w:t>
-      </w:r>
+        <w:t xml:space="preserve"> </w:t>
+      </w:r>
+      <w:proofErr w:type="spellStart"/>
+      <w:r>
+        <w:rPr>
+          <w:rFonts w:ascii="Consolas" w:hAnsi="Consolas"/>
+          <w:color w:val="000000"/>
+          <w:sz w:val="18"/>
+          <w:szCs w:val="18"/>
+        </w:rPr>
+        <w:t>RoleRepository</w:t>
+      </w:r>
+      <w:proofErr w:type="spellEnd"/>
+      <w:r>
+        <w:rPr>
+          <w:rFonts w:ascii="Consolas" w:hAnsi="Consolas"/>
+          <w:color w:val="000000"/>
+          <w:sz w:val="18"/>
+          <w:szCs w:val="18"/>
+        </w:rPr>
+        <w:t xml:space="preserve"> </w:t>
+      </w:r>
+      <w:proofErr w:type="spellStart"/>
       <w:r>
         <w:rPr>
           <w:rFonts w:ascii="Consolas" w:hAnsi="Consolas"/>
@@ -3785,6 +5004,7 @@
         </w:rPr>
         <w:t>roleRepo</w:t>
       </w:r>
+      <w:proofErr w:type="spellEnd"/>
       <w:r>
         <w:rPr>
           <w:rFonts w:ascii="Consolas" w:hAnsi="Consolas"/>
@@ -3940,6 +5160,7 @@
         </w:rPr>
         <w:t xml:space="preserve"> </w:t>
       </w:r>
+      <w:proofErr w:type="spellStart"/>
       <w:r>
         <w:rPr>
           <w:rFonts w:ascii="Consolas" w:hAnsi="Consolas"/>
@@ -3956,7 +5177,27 @@
           <w:sz w:val="18"/>
           <w:szCs w:val="18"/>
         </w:rPr>
-        <w:t>.findById(Integer.</w:t>
+        <w:t>.findById</w:t>
+      </w:r>
+      <w:proofErr w:type="spellEnd"/>
+      <w:r>
+        <w:rPr>
+          <w:rFonts w:ascii="Consolas" w:hAnsi="Consolas"/>
+          <w:color w:val="000000"/>
+          <w:sz w:val="18"/>
+          <w:szCs w:val="18"/>
+        </w:rPr>
+        <w:t>(</w:t>
+      </w:r>
+      <w:proofErr w:type="spellStart"/>
+      <w:r>
+        <w:rPr>
+          <w:rFonts w:ascii="Consolas" w:hAnsi="Consolas"/>
+          <w:color w:val="000000"/>
+          <w:sz w:val="18"/>
+          <w:szCs w:val="18"/>
+        </w:rPr>
+        <w:t>Integer.</w:t>
       </w:r>
       <w:r>
         <w:rPr>
@@ -3969,6 +5210,7 @@
         </w:rPr>
         <w:t>parseInt</w:t>
       </w:r>
+      <w:proofErr w:type="spellEnd"/>
       <w:r>
         <w:rPr>
           <w:rFonts w:ascii="Consolas" w:hAnsi="Consolas"/>
@@ -4016,7 +5258,27 @@
           <w:sz w:val="18"/>
           <w:szCs w:val="18"/>
         </w:rPr>
-        <w:t xml:space="preserve">                       .orElse(</w:t>
+        <w:t xml:space="preserve">                       .</w:t>
+      </w:r>
+      <w:proofErr w:type="spellStart"/>
+      <w:r>
+        <w:rPr>
+          <w:rFonts w:ascii="Consolas" w:hAnsi="Consolas"/>
+          <w:color w:val="000000"/>
+          <w:sz w:val="18"/>
+          <w:szCs w:val="18"/>
+        </w:rPr>
+        <w:t>orElse</w:t>
+      </w:r>
+      <w:proofErr w:type="spellEnd"/>
+      <w:r>
+        <w:rPr>
+          <w:rFonts w:ascii="Consolas" w:hAnsi="Consolas"/>
+          <w:color w:val="000000"/>
+          <w:sz w:val="18"/>
+          <w:szCs w:val="18"/>
+        </w:rPr>
+        <w:t>(</w:t>
       </w:r>
       <w:r>
         <w:rPr>
@@ -4129,1565 +5391,849 @@
           <w:szCs w:val="18"/>
         </w:rPr>
       </w:pPr>
-    </w:p>
-    <w:p>
-      <w:pPr>
-        <w:pStyle w:val="NormalWeb"/>
-        <w:shd w:val="clear" w:color="auto" w:fill="FFFFFF"/>
-        <w:spacing w:before="0" w:beforeAutospacing="0" w:after="0" w:afterAutospacing="0"/>
-        <w:rPr>
-          <w:rFonts w:ascii="Consolas" w:hAnsi="Consolas"/>
-          <w:color w:val="000000"/>
-          <w:sz w:val="12"/>
-          <w:szCs w:val="12"/>
-        </w:rPr>
-      </w:pPr>
-      <w:r>
-        <w:rPr>
-          <w:rFonts w:ascii="Consolas" w:hAnsi="Consolas"/>
+      <w:r>
+        <w:rPr>
+          <w:sz w:val="18"/>
+          <w:szCs w:val="18"/>
+        </w:rPr>
+        <w:t>Show products</w:t>
+      </w:r>
+    </w:p>
+    <w:p>
+      <w:pPr>
+        <w:rPr>
+          <w:sz w:val="18"/>
+          <w:szCs w:val="18"/>
+        </w:rPr>
+      </w:pPr>
+    </w:p>
+    <w:p>
+      <w:pPr>
+        <w:shd w:val="clear" w:color="auto" w:fill="FFFFFF"/>
+        <w:rPr>
+          <w:rFonts w:ascii="Consolas" w:eastAsia="Times New Roman" w:hAnsi="Consolas" w:cs="Times New Roman"/>
+          <w:color w:val="000000"/>
+          <w:sz w:val="16"/>
+          <w:szCs w:val="16"/>
+          <w:lang w:eastAsia="en-IN"/>
+        </w:rPr>
+      </w:pPr>
+      <w:r>
+        <w:rPr>
+          <w:rFonts w:ascii="Consolas" w:eastAsia="Times New Roman" w:hAnsi="Consolas" w:cs="Times New Roman"/>
           <w:color w:val="008080"/>
-          <w:sz w:val="12"/>
-          <w:szCs w:val="12"/>
-        </w:rPr>
-        <w:t>&lt;!</w:t>
-      </w:r>
-      <w:r>
-        <w:rPr>
-          <w:rFonts w:ascii="Consolas" w:hAnsi="Consolas"/>
+          <w:sz w:val="16"/>
+          <w:szCs w:val="16"/>
+          <w:lang w:eastAsia="en-IN"/>
+        </w:rPr>
+        <w:t>&lt;</w:t>
+      </w:r>
+      <w:r>
+        <w:rPr>
+          <w:rFonts w:ascii="Consolas" w:eastAsia="Times New Roman" w:hAnsi="Consolas" w:cs="Times New Roman"/>
           <w:color w:val="3F7F7F"/>
-          <w:sz w:val="12"/>
-          <w:szCs w:val="12"/>
-        </w:rPr>
-        <w:t>DOCTYPE</w:t>
-      </w:r>
-      <w:r>
-        <w:rPr>
-          <w:rFonts w:ascii="Consolas" w:hAnsi="Consolas"/>
-          <w:color w:val="000000"/>
-          <w:sz w:val="12"/>
-          <w:szCs w:val="12"/>
+          <w:sz w:val="16"/>
+          <w:szCs w:val="16"/>
+          <w:shd w:val="clear" w:color="auto" w:fill="D4D4D4"/>
+          <w:lang w:eastAsia="en-IN"/>
+        </w:rPr>
+        <w:t>body</w:t>
+      </w:r>
+      <w:r>
+        <w:rPr>
+          <w:rFonts w:ascii="Consolas" w:eastAsia="Times New Roman" w:hAnsi="Consolas" w:cs="Times New Roman"/>
+          <w:color w:val="008080"/>
+          <w:sz w:val="16"/>
+          <w:szCs w:val="16"/>
+          <w:lang w:eastAsia="en-IN"/>
+        </w:rPr>
+        <w:t>&gt;</w:t>
+      </w:r>
+    </w:p>
+    <w:p>
+      <w:pPr>
+        <w:shd w:val="clear" w:color="auto" w:fill="FFFFFF"/>
+        <w:rPr>
+          <w:rFonts w:ascii="Consolas" w:eastAsia="Times New Roman" w:hAnsi="Consolas" w:cs="Times New Roman"/>
+          <w:color w:val="000000"/>
+          <w:sz w:val="16"/>
+          <w:szCs w:val="16"/>
+          <w:lang w:eastAsia="en-IN"/>
+        </w:rPr>
+      </w:pPr>
+      <w:r>
+        <w:rPr>
+          <w:rFonts w:ascii="Consolas" w:eastAsia="Times New Roman" w:hAnsi="Consolas" w:cs="Times New Roman"/>
+          <w:color w:val="008080"/>
+          <w:sz w:val="16"/>
+          <w:szCs w:val="16"/>
+          <w:lang w:eastAsia="en-IN"/>
+        </w:rPr>
+        <w:t>&lt;</w:t>
+      </w:r>
+      <w:r>
+        <w:rPr>
+          <w:rFonts w:ascii="Consolas" w:eastAsia="Times New Roman" w:hAnsi="Consolas" w:cs="Times New Roman"/>
+          <w:color w:val="3F7F7F"/>
+          <w:sz w:val="16"/>
+          <w:szCs w:val="16"/>
+          <w:lang w:eastAsia="en-IN"/>
+        </w:rPr>
+        <w:t>a</w:t>
+      </w:r>
+      <w:r>
+        <w:rPr>
+          <w:rFonts w:ascii="Consolas" w:eastAsia="Times New Roman" w:hAnsi="Consolas" w:cs="Times New Roman"/>
+          <w:color w:val="000000"/>
+          <w:sz w:val="16"/>
+          <w:szCs w:val="16"/>
+          <w:lang w:eastAsia="en-IN"/>
         </w:rPr>
         <w:t xml:space="preserve"> </w:t>
       </w:r>
-      <w:r>
-        <w:rPr>
-          <w:rFonts w:ascii="Consolas" w:hAnsi="Consolas"/>
-          <w:color w:val="008080"/>
-          <w:sz w:val="12"/>
-          <w:szCs w:val="12"/>
-        </w:rPr>
-        <w:t>html&gt;</w:t>
-      </w:r>
-    </w:p>
-    <w:p>
-      <w:pPr>
-        <w:pStyle w:val="NormalWeb"/>
-        <w:shd w:val="clear" w:color="auto" w:fill="FFFFFF"/>
-        <w:spacing w:before="0" w:beforeAutospacing="0" w:after="0" w:afterAutospacing="0"/>
-        <w:rPr>
-          <w:rFonts w:ascii="Consolas" w:hAnsi="Consolas"/>
-          <w:color w:val="000000"/>
-          <w:sz w:val="12"/>
-          <w:szCs w:val="12"/>
-        </w:rPr>
-      </w:pPr>
-      <w:r>
-        <w:rPr>
-          <w:rFonts w:ascii="Consolas" w:hAnsi="Consolas"/>
-          <w:color w:val="008080"/>
-          <w:sz w:val="12"/>
-          <w:szCs w:val="12"/>
-        </w:rPr>
-        <w:t>&lt;</w:t>
-      </w:r>
-      <w:r>
-        <w:rPr>
-          <w:rFonts w:ascii="Consolas" w:hAnsi="Consolas"/>
-          <w:color w:val="3F7F7F"/>
-          <w:sz w:val="12"/>
-          <w:szCs w:val="12"/>
-        </w:rPr>
-        <w:t>html</w:t>
-      </w:r>
-      <w:r>
-        <w:rPr>
-          <w:rFonts w:ascii="Consolas" w:hAnsi="Consolas"/>
-          <w:color w:val="000000"/>
-          <w:sz w:val="12"/>
-          <w:szCs w:val="12"/>
-        </w:rPr>
-        <w:t xml:space="preserve"> </w:t>
-      </w:r>
-      <w:r>
-        <w:rPr>
-          <w:rFonts w:ascii="Consolas" w:hAnsi="Consolas"/>
+      <w:proofErr w:type="spellStart"/>
+      <w:r>
+        <w:rPr>
+          <w:rFonts w:ascii="Consolas" w:eastAsia="Times New Roman" w:hAnsi="Consolas" w:cs="Times New Roman"/>
           <w:color w:val="7F007F"/>
-          <w:sz w:val="12"/>
-          <w:szCs w:val="12"/>
-        </w:rPr>
-        <w:t>xmlns:th</w:t>
-      </w:r>
-      <w:r>
-        <w:rPr>
-          <w:rFonts w:ascii="Consolas" w:hAnsi="Consolas"/>
-          <w:color w:val="000000"/>
-          <w:sz w:val="12"/>
-          <w:szCs w:val="12"/>
+          <w:sz w:val="16"/>
+          <w:szCs w:val="16"/>
+          <w:lang w:eastAsia="en-IN"/>
+        </w:rPr>
+        <w:t>href</w:t>
+      </w:r>
+      <w:proofErr w:type="spellEnd"/>
+      <w:r>
+        <w:rPr>
+          <w:rFonts w:ascii="Consolas" w:eastAsia="Times New Roman" w:hAnsi="Consolas" w:cs="Times New Roman"/>
+          <w:color w:val="000000"/>
+          <w:sz w:val="16"/>
+          <w:szCs w:val="16"/>
+          <w:lang w:eastAsia="en-IN"/>
         </w:rPr>
         <w:t>=</w:t>
       </w:r>
       <w:r>
         <w:rPr>
-          <w:rFonts w:ascii="Consolas" w:hAnsi="Consolas"/>
+          <w:rFonts w:ascii="Consolas" w:eastAsia="Times New Roman" w:hAnsi="Consolas" w:cs="Times New Roman"/>
           <w:i/>
           <w:iCs/>
           <w:color w:val="2A00FF"/>
-          <w:sz w:val="12"/>
-          <w:szCs w:val="12"/>
-        </w:rPr>
-        <w:t>"http://www.thymeleaf.org"</w:t>
-      </w:r>
-      <w:r>
-        <w:rPr>
-          <w:rFonts w:ascii="Consolas" w:hAnsi="Consolas"/>
-          <w:color w:val="008080"/>
-          <w:sz w:val="12"/>
-          <w:szCs w:val="12"/>
-        </w:rPr>
-        <w:t>&gt;</w:t>
-      </w:r>
-    </w:p>
-    <w:p>
-      <w:pPr>
-        <w:pStyle w:val="NormalWeb"/>
-        <w:shd w:val="clear" w:color="auto" w:fill="FFFFFF"/>
-        <w:spacing w:before="0" w:beforeAutospacing="0" w:after="0" w:afterAutospacing="0"/>
-        <w:rPr>
-          <w:rFonts w:ascii="Consolas" w:hAnsi="Consolas"/>
-          <w:color w:val="000000"/>
-          <w:sz w:val="12"/>
-          <w:szCs w:val="12"/>
-        </w:rPr>
-      </w:pPr>
-      <w:r>
-        <w:rPr>
-          <w:rFonts w:ascii="Consolas" w:hAnsi="Consolas"/>
-          <w:color w:val="008080"/>
-          <w:sz w:val="12"/>
-          <w:szCs w:val="12"/>
-        </w:rPr>
-        <w:t>&lt;</w:t>
-      </w:r>
-      <w:r>
-        <w:rPr>
-          <w:rFonts w:ascii="Consolas" w:hAnsi="Consolas"/>
-          <w:color w:val="3F7F7F"/>
-          <w:sz w:val="12"/>
-          <w:szCs w:val="12"/>
-        </w:rPr>
-        <w:t>head</w:t>
-      </w:r>
-      <w:r>
-        <w:rPr>
-          <w:rFonts w:ascii="Consolas" w:hAnsi="Consolas"/>
-          <w:color w:val="008080"/>
-          <w:sz w:val="12"/>
-          <w:szCs w:val="12"/>
-        </w:rPr>
-        <w:t>&gt;</w:t>
-      </w:r>
-    </w:p>
-    <w:p>
-      <w:pPr>
-        <w:pStyle w:val="NormalWeb"/>
-        <w:shd w:val="clear" w:color="auto" w:fill="FFFFFF"/>
-        <w:spacing w:before="0" w:beforeAutospacing="0" w:after="0" w:afterAutospacing="0"/>
-        <w:rPr>
-          <w:rFonts w:ascii="Consolas" w:hAnsi="Consolas"/>
-          <w:color w:val="000000"/>
-          <w:sz w:val="12"/>
-          <w:szCs w:val="12"/>
-        </w:rPr>
-      </w:pPr>
-      <w:r>
-        <w:rPr>
-          <w:rFonts w:ascii="Consolas" w:hAnsi="Consolas"/>
-          <w:color w:val="008080"/>
-          <w:sz w:val="12"/>
-          <w:szCs w:val="12"/>
-        </w:rPr>
-        <w:t>&lt;</w:t>
-      </w:r>
-      <w:r>
-        <w:rPr>
-          <w:rFonts w:ascii="Consolas" w:hAnsi="Consolas"/>
-          <w:color w:val="3F7F7F"/>
-          <w:sz w:val="12"/>
-          <w:szCs w:val="12"/>
-        </w:rPr>
-        <w:t>meta</w:t>
-      </w:r>
-      <w:r>
-        <w:rPr>
-          <w:rFonts w:ascii="Consolas" w:hAnsi="Consolas"/>
-          <w:color w:val="000000"/>
-          <w:sz w:val="12"/>
-          <w:szCs w:val="12"/>
-        </w:rPr>
-        <w:t xml:space="preserve"> </w:t>
-      </w:r>
-      <w:r>
-        <w:rPr>
-          <w:rFonts w:ascii="Consolas" w:hAnsi="Consolas"/>
-          <w:color w:val="7F007F"/>
-          <w:sz w:val="12"/>
-          <w:szCs w:val="12"/>
-        </w:rPr>
-        <w:t>charset</w:t>
-      </w:r>
-      <w:r>
-        <w:rPr>
-          <w:rFonts w:ascii="Consolas" w:hAnsi="Consolas"/>
-          <w:color w:val="000000"/>
-          <w:sz w:val="12"/>
-          <w:szCs w:val="12"/>
-        </w:rPr>
-        <w:t>=</w:t>
-      </w:r>
-      <w:r>
-        <w:rPr>
-          <w:rFonts w:ascii="Consolas" w:hAnsi="Consolas"/>
+          <w:sz w:val="16"/>
+          <w:szCs w:val="16"/>
+          <w:lang w:eastAsia="en-IN"/>
+        </w:rPr>
+        <w:t>"/</w:t>
+      </w:r>
+      <w:proofErr w:type="spellStart"/>
+      <w:r>
+        <w:rPr>
+          <w:rFonts w:ascii="Consolas" w:eastAsia="Times New Roman" w:hAnsi="Consolas" w:cs="Times New Roman"/>
           <w:i/>
           <w:iCs/>
           <w:color w:val="2A00FF"/>
-          <w:sz w:val="12"/>
-          <w:szCs w:val="12"/>
-        </w:rPr>
-        <w:t>"UTF-8"</w:t>
-      </w:r>
-      <w:r>
-        <w:rPr>
-          <w:rFonts w:ascii="Consolas" w:hAnsi="Consolas"/>
-          <w:color w:val="008080"/>
-          <w:sz w:val="12"/>
-          <w:szCs w:val="12"/>
-        </w:rPr>
-        <w:t>&gt;</w:t>
-      </w:r>
-    </w:p>
-    <w:p>
-      <w:pPr>
-        <w:pStyle w:val="NormalWeb"/>
-        <w:shd w:val="clear" w:color="auto" w:fill="FFFFFF"/>
-        <w:spacing w:before="0" w:beforeAutospacing="0" w:after="0" w:afterAutospacing="0"/>
-        <w:rPr>
-          <w:rFonts w:ascii="Consolas" w:hAnsi="Consolas"/>
-          <w:color w:val="000000"/>
-          <w:sz w:val="12"/>
-          <w:szCs w:val="12"/>
-        </w:rPr>
-      </w:pPr>
-      <w:r>
-        <w:rPr>
-          <w:rFonts w:ascii="Consolas" w:hAnsi="Consolas"/>
-          <w:color w:val="008080"/>
-          <w:sz w:val="12"/>
-          <w:szCs w:val="12"/>
-        </w:rPr>
-        <w:t>&lt;</w:t>
-      </w:r>
-      <w:r>
-        <w:rPr>
-          <w:rFonts w:ascii="Consolas" w:hAnsi="Consolas"/>
-          <w:color w:val="3F7F7F"/>
-          <w:sz w:val="12"/>
-          <w:szCs w:val="12"/>
-        </w:rPr>
-        <w:t>title</w:t>
-      </w:r>
-      <w:r>
-        <w:rPr>
-          <w:rFonts w:ascii="Consolas" w:hAnsi="Consolas"/>
-          <w:color w:val="008080"/>
-          <w:sz w:val="12"/>
-          <w:szCs w:val="12"/>
-        </w:rPr>
-        <w:t>&gt;</w:t>
-      </w:r>
-      <w:r>
-        <w:rPr>
-          <w:rFonts w:ascii="Consolas" w:hAnsi="Consolas"/>
-          <w:color w:val="000000"/>
-          <w:sz w:val="12"/>
-          <w:szCs w:val="12"/>
-        </w:rPr>
-        <w:t>Add Student</w:t>
-      </w:r>
-      <w:r>
-        <w:rPr>
-          <w:rFonts w:ascii="Consolas" w:hAnsi="Consolas"/>
-          <w:color w:val="008080"/>
-          <w:sz w:val="12"/>
-          <w:szCs w:val="12"/>
-        </w:rPr>
-        <w:t>&lt;/</w:t>
-      </w:r>
-      <w:r>
-        <w:rPr>
-          <w:rFonts w:ascii="Consolas" w:hAnsi="Consolas"/>
-          <w:color w:val="3F7F7F"/>
-          <w:sz w:val="12"/>
-          <w:szCs w:val="12"/>
-        </w:rPr>
-        <w:t>title</w:t>
-      </w:r>
-      <w:r>
-        <w:rPr>
-          <w:rFonts w:ascii="Consolas" w:hAnsi="Consolas"/>
-          <w:color w:val="008080"/>
-          <w:sz w:val="12"/>
-          <w:szCs w:val="12"/>
-        </w:rPr>
-        <w:t>&gt;</w:t>
-      </w:r>
-    </w:p>
-    <w:p>
-      <w:pPr>
-        <w:pStyle w:val="NormalWeb"/>
-        <w:shd w:val="clear" w:color="auto" w:fill="FFFFFF"/>
-        <w:spacing w:before="0" w:beforeAutospacing="0" w:after="0" w:afterAutospacing="0"/>
-        <w:rPr>
-          <w:rFonts w:ascii="Consolas" w:hAnsi="Consolas"/>
-          <w:color w:val="000000"/>
-          <w:sz w:val="12"/>
-          <w:szCs w:val="12"/>
-        </w:rPr>
-      </w:pPr>
-      <w:r>
-        <w:rPr>
-          <w:rFonts w:ascii="Consolas" w:hAnsi="Consolas"/>
-          <w:color w:val="008080"/>
-          <w:sz w:val="12"/>
-          <w:szCs w:val="12"/>
-        </w:rPr>
-        <w:t>&lt;</w:t>
-      </w:r>
-      <w:r>
-        <w:rPr>
-          <w:rFonts w:ascii="Consolas" w:hAnsi="Consolas"/>
-          <w:color w:val="3F7F7F"/>
-          <w:sz w:val="12"/>
-          <w:szCs w:val="12"/>
-        </w:rPr>
-        <w:t>link</w:t>
-      </w:r>
-    </w:p>
-    <w:p>
-      <w:pPr>
-        <w:pStyle w:val="NormalWeb"/>
-        <w:shd w:val="clear" w:color="auto" w:fill="FFFFFF"/>
-        <w:spacing w:before="0" w:beforeAutospacing="0" w:after="0" w:afterAutospacing="0"/>
-        <w:rPr>
-          <w:rFonts w:ascii="Consolas" w:hAnsi="Consolas"/>
-          <w:color w:val="000000"/>
-          <w:sz w:val="12"/>
-          <w:szCs w:val="12"/>
-        </w:rPr>
-      </w:pPr>
-      <w:r>
-        <w:rPr>
-          <w:rFonts w:ascii="Consolas" w:hAnsi="Consolas"/>
-          <w:color w:val="000000"/>
-          <w:sz w:val="12"/>
-          <w:szCs w:val="12"/>
-        </w:rPr>
-        <w:tab/>
-      </w:r>
-      <w:r>
-        <w:rPr>
-          <w:rFonts w:ascii="Consolas" w:hAnsi="Consolas"/>
-          <w:color w:val="7F007F"/>
-          <w:sz w:val="12"/>
-          <w:szCs w:val="12"/>
-        </w:rPr>
-        <w:t>href</w:t>
-      </w:r>
-      <w:r>
-        <w:rPr>
-          <w:rFonts w:ascii="Consolas" w:hAnsi="Consolas"/>
-          <w:color w:val="000000"/>
-          <w:sz w:val="12"/>
-          <w:szCs w:val="12"/>
-        </w:rPr>
-        <w:t>=</w:t>
-      </w:r>
-      <w:r>
-        <w:rPr>
-          <w:rFonts w:ascii="Consolas" w:hAnsi="Consolas"/>
+          <w:sz w:val="16"/>
+          <w:szCs w:val="16"/>
+          <w:lang w:eastAsia="en-IN"/>
+        </w:rPr>
+        <w:t>saveStudentForm</w:t>
+      </w:r>
+      <w:proofErr w:type="spellEnd"/>
+      <w:r>
+        <w:rPr>
+          <w:rFonts w:ascii="Consolas" w:eastAsia="Times New Roman" w:hAnsi="Consolas" w:cs="Times New Roman"/>
           <w:i/>
           <w:iCs/>
           <w:color w:val="2A00FF"/>
-          <w:sz w:val="12"/>
-          <w:szCs w:val="12"/>
-        </w:rPr>
-        <w:t>"https://cdn.jsdelivr.net/npm/bootstrap@5.3.3/dist/css/bootstrap.min.css"</w:t>
-      </w:r>
-    </w:p>
-    <w:p>
-      <w:pPr>
-        <w:pStyle w:val="NormalWeb"/>
-        <w:shd w:val="clear" w:color="auto" w:fill="FFFFFF"/>
-        <w:spacing w:before="0" w:beforeAutospacing="0" w:after="0" w:afterAutospacing="0"/>
-        <w:rPr>
-          <w:rFonts w:ascii="Consolas" w:hAnsi="Consolas"/>
-          <w:color w:val="000000"/>
-          <w:sz w:val="12"/>
-          <w:szCs w:val="12"/>
-        </w:rPr>
-      </w:pPr>
-      <w:r>
-        <w:rPr>
-          <w:rFonts w:ascii="Consolas" w:hAnsi="Consolas"/>
-          <w:color w:val="000000"/>
-          <w:sz w:val="12"/>
-          <w:szCs w:val="12"/>
-        </w:rPr>
-        <w:tab/>
-      </w:r>
-      <w:r>
-        <w:rPr>
-          <w:rFonts w:ascii="Consolas" w:hAnsi="Consolas"/>
+          <w:sz w:val="16"/>
+          <w:szCs w:val="16"/>
+          <w:lang w:eastAsia="en-IN"/>
+        </w:rPr>
+        <w:t>"</w:t>
+      </w:r>
+      <w:r>
+        <w:rPr>
+          <w:rFonts w:ascii="Consolas" w:eastAsia="Times New Roman" w:hAnsi="Consolas" w:cs="Times New Roman"/>
+          <w:color w:val="000000"/>
+          <w:sz w:val="16"/>
+          <w:szCs w:val="16"/>
+          <w:lang w:eastAsia="en-IN"/>
+        </w:rPr>
+        <w:t xml:space="preserve"> </w:t>
+      </w:r>
+      <w:r>
+        <w:rPr>
+          <w:rFonts w:ascii="Consolas" w:eastAsia="Times New Roman" w:hAnsi="Consolas" w:cs="Times New Roman"/>
           <w:color w:val="7F007F"/>
-          <w:sz w:val="12"/>
-          <w:szCs w:val="12"/>
-        </w:rPr>
-        <w:t>rel</w:t>
-      </w:r>
-      <w:r>
-        <w:rPr>
-          <w:rFonts w:ascii="Consolas" w:hAnsi="Consolas"/>
-          <w:color w:val="000000"/>
-          <w:sz w:val="12"/>
-          <w:szCs w:val="12"/>
+          <w:sz w:val="16"/>
+          <w:szCs w:val="16"/>
+          <w:lang w:eastAsia="en-IN"/>
+        </w:rPr>
+        <w:t>class</w:t>
+      </w:r>
+      <w:r>
+        <w:rPr>
+          <w:rFonts w:ascii="Consolas" w:eastAsia="Times New Roman" w:hAnsi="Consolas" w:cs="Times New Roman"/>
+          <w:color w:val="000000"/>
+          <w:sz w:val="16"/>
+          <w:szCs w:val="16"/>
+          <w:lang w:eastAsia="en-IN"/>
         </w:rPr>
         <w:t>=</w:t>
       </w:r>
       <w:r>
         <w:rPr>
-          <w:rFonts w:ascii="Consolas" w:hAnsi="Consolas"/>
+          <w:rFonts w:ascii="Consolas" w:eastAsia="Times New Roman" w:hAnsi="Consolas" w:cs="Times New Roman"/>
           <w:i/>
           <w:iCs/>
           <w:color w:val="2A00FF"/>
-          <w:sz w:val="12"/>
-          <w:szCs w:val="12"/>
-        </w:rPr>
-        <w:t>"stylesheet"</w:t>
-      </w:r>
-      <w:r>
-        <w:rPr>
-          <w:rFonts w:ascii="Consolas" w:hAnsi="Consolas"/>
-          <w:color w:val="008080"/>
-          <w:sz w:val="12"/>
-          <w:szCs w:val="12"/>
-        </w:rPr>
-        <w:t>&gt;</w:t>
-      </w:r>
-    </w:p>
-    <w:p>
-      <w:pPr>
-        <w:pStyle w:val="NormalWeb"/>
-        <w:shd w:val="clear" w:color="auto" w:fill="FFFFFF"/>
-        <w:spacing w:before="0" w:beforeAutospacing="0" w:after="0" w:afterAutospacing="0"/>
-        <w:rPr>
-          <w:rFonts w:ascii="Consolas" w:hAnsi="Consolas"/>
-          <w:color w:val="000000"/>
-          <w:sz w:val="12"/>
-          <w:szCs w:val="12"/>
-        </w:rPr>
-      </w:pPr>
-      <w:r>
-        <w:rPr>
-          <w:rFonts w:ascii="Consolas" w:hAnsi="Consolas"/>
-          <w:color w:val="008080"/>
-          <w:sz w:val="12"/>
-          <w:szCs w:val="12"/>
-        </w:rPr>
-        <w:t>&lt;/</w:t>
-      </w:r>
-      <w:r>
-        <w:rPr>
-          <w:rFonts w:ascii="Consolas" w:hAnsi="Consolas"/>
-          <w:color w:val="3F7F7F"/>
-          <w:sz w:val="12"/>
-          <w:szCs w:val="12"/>
-        </w:rPr>
-        <w:t>head</w:t>
-      </w:r>
-      <w:r>
-        <w:rPr>
-          <w:rFonts w:ascii="Consolas" w:hAnsi="Consolas"/>
-          <w:color w:val="008080"/>
-          <w:sz w:val="12"/>
-          <w:szCs w:val="12"/>
-        </w:rPr>
-        <w:t>&gt;</w:t>
-      </w:r>
-    </w:p>
-    <w:p>
-      <w:pPr>
-        <w:pStyle w:val="NormalWeb"/>
-        <w:shd w:val="clear" w:color="auto" w:fill="FFFFFF"/>
-        <w:spacing w:before="0" w:beforeAutospacing="0" w:after="0" w:afterAutospacing="0"/>
-        <w:rPr>
-          <w:rFonts w:ascii="Consolas" w:hAnsi="Consolas"/>
-          <w:color w:val="000000"/>
-          <w:sz w:val="12"/>
-          <w:szCs w:val="12"/>
-        </w:rPr>
-      </w:pPr>
-      <w:r>
-        <w:rPr>
-          <w:rFonts w:ascii="Consolas" w:hAnsi="Consolas"/>
-          <w:color w:val="008080"/>
-          <w:sz w:val="12"/>
-          <w:szCs w:val="12"/>
-        </w:rPr>
-        <w:t>&lt;</w:t>
-      </w:r>
-      <w:r>
-        <w:rPr>
-          <w:rFonts w:ascii="Consolas" w:hAnsi="Consolas"/>
-          <w:color w:val="3F7F7F"/>
-          <w:sz w:val="12"/>
-          <w:szCs w:val="12"/>
-        </w:rPr>
-        <w:t>body</w:t>
-      </w:r>
-      <w:r>
-        <w:rPr>
-          <w:rFonts w:ascii="Consolas" w:hAnsi="Consolas"/>
-          <w:color w:val="008080"/>
-          <w:sz w:val="12"/>
-          <w:szCs w:val="12"/>
-        </w:rPr>
-        <w:t>&gt;</w:t>
-      </w:r>
-    </w:p>
-    <w:p>
-      <w:pPr>
-        <w:pStyle w:val="NormalWeb"/>
-        <w:shd w:val="clear" w:color="auto" w:fill="FFFFFF"/>
-        <w:spacing w:before="0" w:beforeAutospacing="0" w:after="0" w:afterAutospacing="0"/>
-        <w:rPr>
-          <w:rFonts w:ascii="Consolas" w:hAnsi="Consolas"/>
-          <w:color w:val="000000"/>
-          <w:sz w:val="12"/>
-          <w:szCs w:val="12"/>
-        </w:rPr>
-      </w:pPr>
-      <w:r>
-        <w:rPr>
-          <w:rFonts w:ascii="Consolas" w:hAnsi="Consolas"/>
-          <w:color w:val="008080"/>
-          <w:sz w:val="12"/>
-          <w:szCs w:val="12"/>
-        </w:rPr>
-        <w:lastRenderedPageBreak/>
-        <w:t>&lt;</w:t>
-      </w:r>
-      <w:r>
-        <w:rPr>
-          <w:rFonts w:ascii="Consolas" w:hAnsi="Consolas"/>
-          <w:color w:val="3F7F7F"/>
-          <w:sz w:val="12"/>
-          <w:szCs w:val="12"/>
-        </w:rPr>
-        <w:t>div</w:t>
-      </w:r>
-      <w:r>
-        <w:rPr>
-          <w:rFonts w:ascii="Consolas" w:hAnsi="Consolas"/>
-          <w:color w:val="000000"/>
-          <w:sz w:val="12"/>
-          <w:szCs w:val="12"/>
-        </w:rPr>
-        <w:t xml:space="preserve"> </w:t>
-      </w:r>
-      <w:r>
-        <w:rPr>
-          <w:rFonts w:ascii="Consolas" w:hAnsi="Consolas"/>
-          <w:color w:val="7F007F"/>
-          <w:sz w:val="12"/>
-          <w:szCs w:val="12"/>
-        </w:rPr>
-        <w:t>class</w:t>
-      </w:r>
-      <w:r>
-        <w:rPr>
-          <w:rFonts w:ascii="Consolas" w:hAnsi="Consolas"/>
-          <w:color w:val="000000"/>
-          <w:sz w:val="12"/>
-          <w:szCs w:val="12"/>
-        </w:rPr>
-        <w:t>=</w:t>
-      </w:r>
-      <w:r>
-        <w:rPr>
-          <w:rFonts w:ascii="Consolas" w:hAnsi="Consolas"/>
+          <w:sz w:val="16"/>
+          <w:szCs w:val="16"/>
+          <w:lang w:eastAsia="en-IN"/>
+        </w:rPr>
+        <w:t>"</w:t>
+      </w:r>
+      <w:proofErr w:type="spellStart"/>
+      <w:r>
+        <w:rPr>
+          <w:rFonts w:ascii="Consolas" w:eastAsia="Times New Roman" w:hAnsi="Consolas" w:cs="Times New Roman"/>
           <w:i/>
           <w:iCs/>
           <w:color w:val="2A00FF"/>
-          <w:sz w:val="12"/>
-          <w:szCs w:val="12"/>
-        </w:rPr>
-        <w:t>"container mt-5"</w:t>
-      </w:r>
-      <w:r>
-        <w:rPr>
-          <w:rFonts w:ascii="Consolas" w:hAnsi="Consolas"/>
-          <w:color w:val="008080"/>
-          <w:sz w:val="12"/>
-          <w:szCs w:val="12"/>
-        </w:rPr>
-        <w:t>&gt;</w:t>
-      </w:r>
-    </w:p>
-    <w:p>
-      <w:pPr>
-        <w:pStyle w:val="NormalWeb"/>
-        <w:shd w:val="clear" w:color="auto" w:fill="FFFFFF"/>
-        <w:spacing w:before="0" w:beforeAutospacing="0" w:after="0" w:afterAutospacing="0"/>
-        <w:ind w:firstLine="720"/>
-        <w:rPr>
-          <w:rFonts w:ascii="Consolas" w:hAnsi="Consolas"/>
-          <w:color w:val="000000"/>
-          <w:sz w:val="12"/>
-          <w:szCs w:val="12"/>
-        </w:rPr>
-      </w:pPr>
-      <w:r>
-        <w:rPr>
-          <w:rFonts w:ascii="Consolas" w:hAnsi="Consolas"/>
-          <w:color w:val="008080"/>
-          <w:sz w:val="12"/>
-          <w:szCs w:val="12"/>
-        </w:rPr>
-        <w:t>&lt;</w:t>
-      </w:r>
-      <w:r>
-        <w:rPr>
-          <w:rFonts w:ascii="Consolas" w:hAnsi="Consolas"/>
-          <w:color w:val="3F7F7F"/>
-          <w:sz w:val="12"/>
-          <w:szCs w:val="12"/>
-        </w:rPr>
-        <w:t>h2</w:t>
-      </w:r>
-      <w:r>
-        <w:rPr>
-          <w:rFonts w:ascii="Consolas" w:hAnsi="Consolas"/>
-          <w:color w:val="000000"/>
-          <w:sz w:val="12"/>
-          <w:szCs w:val="12"/>
-        </w:rPr>
-        <w:t xml:space="preserve"> </w:t>
-      </w:r>
-      <w:r>
-        <w:rPr>
-          <w:rFonts w:ascii="Consolas" w:hAnsi="Consolas"/>
-          <w:color w:val="7F007F"/>
-          <w:sz w:val="12"/>
-          <w:szCs w:val="12"/>
-        </w:rPr>
-        <w:t>class</w:t>
-      </w:r>
-      <w:r>
-        <w:rPr>
-          <w:rFonts w:ascii="Consolas" w:hAnsi="Consolas"/>
-          <w:color w:val="000000"/>
-          <w:sz w:val="12"/>
-          <w:szCs w:val="12"/>
-        </w:rPr>
-        <w:t>=</w:t>
-      </w:r>
-      <w:r>
-        <w:rPr>
-          <w:rFonts w:ascii="Consolas" w:hAnsi="Consolas"/>
+          <w:sz w:val="16"/>
+          <w:szCs w:val="16"/>
+          <w:lang w:eastAsia="en-IN"/>
+        </w:rPr>
+        <w:t>btn</w:t>
+      </w:r>
+      <w:proofErr w:type="spellEnd"/>
+      <w:r>
+        <w:rPr>
+          <w:rFonts w:ascii="Consolas" w:eastAsia="Times New Roman" w:hAnsi="Consolas" w:cs="Times New Roman"/>
           <w:i/>
           <w:iCs/>
           <w:color w:val="2A00FF"/>
-          <w:sz w:val="12"/>
-          <w:szCs w:val="12"/>
-        </w:rPr>
-        <w:t>"mb-4 text-center"</w:t>
-      </w:r>
-      <w:r>
-        <w:rPr>
-          <w:rFonts w:ascii="Consolas" w:hAnsi="Consolas"/>
-          <w:color w:val="008080"/>
-          <w:sz w:val="12"/>
-          <w:szCs w:val="12"/>
-        </w:rPr>
-        <w:t>&gt;</w:t>
-      </w:r>
-      <w:r>
-        <w:rPr>
-          <w:rFonts w:ascii="Consolas" w:hAnsi="Consolas"/>
-          <w:color w:val="000000"/>
-          <w:sz w:val="12"/>
-          <w:szCs w:val="12"/>
-        </w:rPr>
-        <w:t>Register New User</w:t>
-      </w:r>
-      <w:r>
-        <w:rPr>
-          <w:rFonts w:ascii="Consolas" w:hAnsi="Consolas"/>
-          <w:color w:val="008080"/>
-          <w:sz w:val="12"/>
-          <w:szCs w:val="12"/>
-        </w:rPr>
-        <w:t>&lt;/</w:t>
-      </w:r>
-      <w:r>
-        <w:rPr>
-          <w:rFonts w:ascii="Consolas" w:hAnsi="Consolas"/>
-          <w:color w:val="3F7F7F"/>
-          <w:sz w:val="12"/>
-          <w:szCs w:val="12"/>
-        </w:rPr>
-        <w:t>h2</w:t>
-      </w:r>
-      <w:r>
-        <w:rPr>
-          <w:rFonts w:ascii="Consolas" w:hAnsi="Consolas"/>
-          <w:color w:val="008080"/>
-          <w:sz w:val="12"/>
-          <w:szCs w:val="12"/>
-        </w:rPr>
-        <w:t>&gt;</w:t>
-      </w:r>
-    </w:p>
-    <w:p>
-      <w:pPr>
-        <w:pStyle w:val="NormalWeb"/>
-        <w:shd w:val="clear" w:color="auto" w:fill="FFFFFF"/>
-        <w:spacing w:before="0" w:beforeAutospacing="0" w:after="0" w:afterAutospacing="0"/>
-        <w:rPr>
-          <w:rFonts w:ascii="Consolas" w:hAnsi="Consolas"/>
-          <w:color w:val="000000"/>
-          <w:sz w:val="12"/>
-          <w:szCs w:val="12"/>
-        </w:rPr>
-      </w:pPr>
-    </w:p>
-    <w:p>
-      <w:pPr>
-        <w:pStyle w:val="NormalWeb"/>
-        <w:shd w:val="clear" w:color="auto" w:fill="FFFFFF"/>
-        <w:spacing w:before="0" w:beforeAutospacing="0" w:after="0" w:afterAutospacing="0"/>
-        <w:rPr>
-          <w:rFonts w:ascii="Consolas" w:hAnsi="Consolas"/>
-          <w:color w:val="000000"/>
-          <w:sz w:val="12"/>
-          <w:szCs w:val="12"/>
-        </w:rPr>
-      </w:pPr>
-      <w:r>
-        <w:rPr>
-          <w:rFonts w:ascii="Consolas" w:hAnsi="Consolas"/>
-          <w:color w:val="000000"/>
-          <w:sz w:val="12"/>
-          <w:szCs w:val="12"/>
-        </w:rPr>
-        <w:tab/>
-      </w:r>
-      <w:r>
-        <w:rPr>
-          <w:rFonts w:ascii="Consolas" w:hAnsi="Consolas"/>
-          <w:color w:val="008080"/>
-          <w:sz w:val="12"/>
-          <w:szCs w:val="12"/>
-        </w:rPr>
-        <w:t>&lt;</w:t>
-      </w:r>
-      <w:r>
-        <w:rPr>
-          <w:rFonts w:ascii="Consolas" w:hAnsi="Consolas"/>
-          <w:color w:val="3F7F7F"/>
-          <w:sz w:val="12"/>
-          <w:szCs w:val="12"/>
-        </w:rPr>
-        <w:t>form</w:t>
-      </w:r>
-      <w:r>
-        <w:rPr>
-          <w:rFonts w:ascii="Consolas" w:hAnsi="Consolas"/>
-          <w:color w:val="000000"/>
-          <w:sz w:val="12"/>
-          <w:szCs w:val="12"/>
+          <w:sz w:val="16"/>
+          <w:szCs w:val="16"/>
+          <w:lang w:eastAsia="en-IN"/>
         </w:rPr>
         <w:t xml:space="preserve"> </w:t>
       </w:r>
-      <w:r>
-        <w:rPr>
-          <w:rFonts w:ascii="Consolas" w:hAnsi="Consolas"/>
-          <w:color w:val="7F007F"/>
-          <w:sz w:val="12"/>
-          <w:szCs w:val="12"/>
-        </w:rPr>
-        <w:t>th:action</w:t>
-      </w:r>
-      <w:r>
-        <w:rPr>
-          <w:rFonts w:ascii="Consolas" w:hAnsi="Consolas"/>
-          <w:color w:val="000000"/>
-          <w:sz w:val="12"/>
-          <w:szCs w:val="12"/>
-        </w:rPr>
-        <w:t>=</w:t>
-      </w:r>
-      <w:r>
-        <w:rPr>
-          <w:rFonts w:ascii="Consolas" w:hAnsi="Consolas"/>
+      <w:proofErr w:type="spellStart"/>
+      <w:r>
+        <w:rPr>
+          <w:rFonts w:ascii="Consolas" w:eastAsia="Times New Roman" w:hAnsi="Consolas" w:cs="Times New Roman"/>
           <w:i/>
           <w:iCs/>
           <w:color w:val="2A00FF"/>
-          <w:sz w:val="12"/>
-          <w:szCs w:val="12"/>
-        </w:rPr>
-        <w:t>"@{/saveUserFE}"</w:t>
-      </w:r>
-      <w:r>
-        <w:rPr>
-          <w:rFonts w:ascii="Consolas" w:hAnsi="Consolas"/>
-          <w:color w:val="000000"/>
-          <w:sz w:val="12"/>
-          <w:szCs w:val="12"/>
-        </w:rPr>
-        <w:t xml:space="preserve"> </w:t>
-      </w:r>
-      <w:r>
-        <w:rPr>
-          <w:rFonts w:ascii="Consolas" w:hAnsi="Consolas"/>
-          <w:color w:val="7F007F"/>
-          <w:sz w:val="12"/>
-          <w:szCs w:val="12"/>
-        </w:rPr>
-        <w:t>th:object</w:t>
-      </w:r>
-      <w:r>
-        <w:rPr>
-          <w:rFonts w:ascii="Consolas" w:hAnsi="Consolas"/>
-          <w:color w:val="000000"/>
-          <w:sz w:val="12"/>
-          <w:szCs w:val="12"/>
-        </w:rPr>
-        <w:t>=</w:t>
-      </w:r>
-      <w:r>
-        <w:rPr>
-          <w:rFonts w:ascii="Consolas" w:hAnsi="Consolas"/>
+          <w:sz w:val="16"/>
+          <w:szCs w:val="16"/>
+          <w:lang w:eastAsia="en-IN"/>
+        </w:rPr>
+        <w:t>btn</w:t>
+      </w:r>
+      <w:proofErr w:type="spellEnd"/>
+      <w:r>
+        <w:rPr>
+          <w:rFonts w:ascii="Consolas" w:eastAsia="Times New Roman" w:hAnsi="Consolas" w:cs="Times New Roman"/>
           <w:i/>
           <w:iCs/>
           <w:color w:val="2A00FF"/>
-          <w:sz w:val="12"/>
-          <w:szCs w:val="12"/>
-        </w:rPr>
-        <w:t>"${user}"</w:t>
-      </w:r>
-      <w:r>
-        <w:rPr>
-          <w:rFonts w:ascii="Consolas" w:hAnsi="Consolas"/>
-          <w:color w:val="000000"/>
-          <w:sz w:val="12"/>
-          <w:szCs w:val="12"/>
+          <w:sz w:val="16"/>
+          <w:szCs w:val="16"/>
+          <w:lang w:eastAsia="en-IN"/>
+        </w:rPr>
+        <w:t>-secondary mt-3 ml-5"</w:t>
+      </w:r>
+      <w:r>
+        <w:rPr>
+          <w:rFonts w:ascii="Consolas" w:eastAsia="Times New Roman" w:hAnsi="Consolas" w:cs="Times New Roman"/>
+          <w:color w:val="008080"/>
+          <w:sz w:val="16"/>
+          <w:szCs w:val="16"/>
+          <w:lang w:eastAsia="en-IN"/>
+        </w:rPr>
+        <w:t>&gt;</w:t>
+      </w:r>
+      <w:r>
+        <w:rPr>
+          <w:rFonts w:ascii="Consolas" w:eastAsia="Times New Roman" w:hAnsi="Consolas" w:cs="Times New Roman"/>
+          <w:color w:val="000000"/>
+          <w:sz w:val="16"/>
+          <w:szCs w:val="16"/>
+          <w:lang w:eastAsia="en-IN"/>
+        </w:rPr>
+        <w:t xml:space="preserve">Add </w:t>
+      </w:r>
+      <w:r>
+        <w:rPr>
+          <w:rFonts w:ascii="Consolas" w:eastAsia="Times New Roman" w:hAnsi="Consolas" w:cs="Times New Roman"/>
+          <w:color w:val="000000"/>
+          <w:sz w:val="16"/>
+          <w:szCs w:val="16"/>
+          <w:lang w:eastAsia="en-IN"/>
+        </w:rPr>
+        <w:t>Product</w:t>
+      </w:r>
+      <w:r>
+        <w:rPr>
+          <w:rFonts w:ascii="Consolas" w:eastAsia="Times New Roman" w:hAnsi="Consolas" w:cs="Times New Roman"/>
+          <w:color w:val="008080"/>
+          <w:sz w:val="16"/>
+          <w:szCs w:val="16"/>
+          <w:lang w:eastAsia="en-IN"/>
+        </w:rPr>
+        <w:t>&lt;/</w:t>
+      </w:r>
+      <w:r>
+        <w:rPr>
+          <w:rFonts w:ascii="Consolas" w:eastAsia="Times New Roman" w:hAnsi="Consolas" w:cs="Times New Roman"/>
+          <w:color w:val="3F7F7F"/>
+          <w:sz w:val="16"/>
+          <w:szCs w:val="16"/>
+          <w:lang w:eastAsia="en-IN"/>
+        </w:rPr>
+        <w:t>a</w:t>
+      </w:r>
+      <w:r>
+        <w:rPr>
+          <w:rFonts w:ascii="Consolas" w:eastAsia="Times New Roman" w:hAnsi="Consolas" w:cs="Times New Roman"/>
+          <w:color w:val="008080"/>
+          <w:sz w:val="16"/>
+          <w:szCs w:val="16"/>
+          <w:lang w:eastAsia="en-IN"/>
+        </w:rPr>
+        <w:t>&gt;</w:t>
+      </w:r>
+    </w:p>
+    <w:p>
+      <w:pPr>
+        <w:shd w:val="clear" w:color="auto" w:fill="FFFFFF"/>
+        <w:rPr>
+          <w:rFonts w:ascii="Consolas" w:eastAsia="Times New Roman" w:hAnsi="Consolas" w:cs="Times New Roman"/>
+          <w:color w:val="000000"/>
+          <w:sz w:val="16"/>
+          <w:szCs w:val="16"/>
+          <w:lang w:eastAsia="en-IN"/>
+        </w:rPr>
+      </w:pPr>
+      <w:r>
+        <w:rPr>
+          <w:rFonts w:ascii="Consolas" w:eastAsia="Times New Roman" w:hAnsi="Consolas" w:cs="Times New Roman"/>
+          <w:color w:val="008080"/>
+          <w:sz w:val="16"/>
+          <w:szCs w:val="16"/>
+          <w:lang w:eastAsia="en-IN"/>
+        </w:rPr>
+        <w:t>&lt;</w:t>
+      </w:r>
+      <w:r>
+        <w:rPr>
+          <w:rFonts w:ascii="Consolas" w:eastAsia="Times New Roman" w:hAnsi="Consolas" w:cs="Times New Roman"/>
+          <w:color w:val="3F7F7F"/>
+          <w:sz w:val="16"/>
+          <w:szCs w:val="16"/>
+          <w:lang w:eastAsia="en-IN"/>
+        </w:rPr>
+        <w:t>a</w:t>
+      </w:r>
+      <w:r>
+        <w:rPr>
+          <w:rFonts w:ascii="Consolas" w:eastAsia="Times New Roman" w:hAnsi="Consolas" w:cs="Times New Roman"/>
+          <w:color w:val="000000"/>
+          <w:sz w:val="16"/>
+          <w:szCs w:val="16"/>
+          <w:lang w:eastAsia="en-IN"/>
         </w:rPr>
         <w:t xml:space="preserve"> </w:t>
       </w:r>
-      <w:r>
-        <w:rPr>
-          <w:rFonts w:ascii="Consolas" w:hAnsi="Consolas"/>
+      <w:proofErr w:type="spellStart"/>
+      <w:r>
+        <w:rPr>
+          <w:rFonts w:ascii="Consolas" w:eastAsia="Times New Roman" w:hAnsi="Consolas" w:cs="Times New Roman"/>
           <w:color w:val="7F007F"/>
-          <w:sz w:val="12"/>
-          <w:szCs w:val="12"/>
-        </w:rPr>
-        <w:t>method</w:t>
-      </w:r>
-      <w:r>
-        <w:rPr>
-          <w:rFonts w:ascii="Consolas" w:hAnsi="Consolas"/>
-          <w:color w:val="000000"/>
-          <w:sz w:val="12"/>
-          <w:szCs w:val="12"/>
+          <w:sz w:val="16"/>
+          <w:szCs w:val="16"/>
+          <w:lang w:eastAsia="en-IN"/>
+        </w:rPr>
+        <w:t>href</w:t>
+      </w:r>
+      <w:proofErr w:type="spellEnd"/>
+      <w:r>
+        <w:rPr>
+          <w:rFonts w:ascii="Consolas" w:eastAsia="Times New Roman" w:hAnsi="Consolas" w:cs="Times New Roman"/>
+          <w:color w:val="000000"/>
+          <w:sz w:val="16"/>
+          <w:szCs w:val="16"/>
+          <w:lang w:eastAsia="en-IN"/>
         </w:rPr>
         <w:t>=</w:t>
       </w:r>
       <w:r>
         <w:rPr>
-          <w:rFonts w:ascii="Consolas" w:hAnsi="Consolas"/>
+          <w:rFonts w:ascii="Consolas" w:eastAsia="Times New Roman" w:hAnsi="Consolas" w:cs="Times New Roman"/>
           <w:i/>
           <w:iCs/>
           <w:color w:val="2A00FF"/>
-          <w:sz w:val="12"/>
-          <w:szCs w:val="12"/>
-        </w:rPr>
-        <w:t>"post"</w:t>
-      </w:r>
-      <w:r>
-        <w:rPr>
-          <w:rFonts w:ascii="Consolas" w:hAnsi="Consolas"/>
+          <w:sz w:val="16"/>
+          <w:szCs w:val="16"/>
+          <w:lang w:eastAsia="en-IN"/>
+        </w:rPr>
+        <w:t>"/</w:t>
+      </w:r>
+      <w:proofErr w:type="spellStart"/>
+      <w:r>
+        <w:rPr>
+          <w:rFonts w:ascii="Consolas" w:eastAsia="Times New Roman" w:hAnsi="Consolas" w:cs="Times New Roman"/>
           <w:i/>
           <w:iCs/>
           <w:color w:val="2A00FF"/>
-          <w:sz w:val="12"/>
-          <w:szCs w:val="12"/>
-        </w:rPr>
-        <w:t xml:space="preserve"> </w:t>
-      </w:r>
-      <w:r>
-        <w:rPr>
-          <w:rFonts w:ascii="Consolas" w:hAnsi="Consolas"/>
-          <w:color w:val="7F007F"/>
-          <w:sz w:val="12"/>
-          <w:szCs w:val="12"/>
-        </w:rPr>
-        <w:t>class</w:t>
-      </w:r>
-      <w:r>
-        <w:rPr>
-          <w:rFonts w:ascii="Consolas" w:hAnsi="Consolas"/>
-          <w:color w:val="000000"/>
-          <w:sz w:val="12"/>
-          <w:szCs w:val="12"/>
-        </w:rPr>
-        <w:t>=</w:t>
-      </w:r>
-      <w:r>
-        <w:rPr>
-          <w:rFonts w:ascii="Consolas" w:hAnsi="Consolas"/>
+          <w:sz w:val="16"/>
+          <w:szCs w:val="16"/>
+          <w:lang w:eastAsia="en-IN"/>
+        </w:rPr>
+        <w:t>saveUserForm</w:t>
+      </w:r>
+      <w:proofErr w:type="spellEnd"/>
+      <w:r>
+        <w:rPr>
+          <w:rFonts w:ascii="Consolas" w:eastAsia="Times New Roman" w:hAnsi="Consolas" w:cs="Times New Roman"/>
           <w:i/>
           <w:iCs/>
           <w:color w:val="2A00FF"/>
-          <w:sz w:val="12"/>
-          <w:szCs w:val="12"/>
-        </w:rPr>
-        <w:t>"card p-4 shadow-sm"</w:t>
-      </w:r>
-      <w:r>
-        <w:rPr>
-          <w:rFonts w:ascii="Consolas" w:hAnsi="Consolas"/>
-          <w:color w:val="008080"/>
-          <w:sz w:val="12"/>
-          <w:szCs w:val="12"/>
-        </w:rPr>
-        <w:t>&gt;</w:t>
-      </w:r>
-    </w:p>
-    <w:p>
-      <w:pPr>
-        <w:pStyle w:val="NormalWeb"/>
-        <w:shd w:val="clear" w:color="auto" w:fill="FFFFFF"/>
-        <w:spacing w:before="0" w:beforeAutospacing="0" w:after="0" w:afterAutospacing="0"/>
-        <w:rPr>
-          <w:rFonts w:ascii="Consolas" w:hAnsi="Consolas"/>
-          <w:color w:val="000000"/>
-          <w:sz w:val="12"/>
-          <w:szCs w:val="12"/>
-        </w:rPr>
-      </w:pPr>
-      <w:r>
-        <w:rPr>
-          <w:rFonts w:ascii="Consolas" w:hAnsi="Consolas"/>
-          <w:color w:val="000000"/>
-          <w:sz w:val="12"/>
-          <w:szCs w:val="12"/>
-        </w:rPr>
-        <w:tab/>
-      </w:r>
-      <w:r>
-        <w:rPr>
-          <w:rFonts w:ascii="Consolas" w:hAnsi="Consolas"/>
-          <w:color w:val="000000"/>
-          <w:sz w:val="12"/>
-          <w:szCs w:val="12"/>
-        </w:rPr>
-        <w:tab/>
-      </w:r>
-      <w:r>
-        <w:rPr>
-          <w:rFonts w:ascii="Consolas" w:hAnsi="Consolas"/>
-          <w:color w:val="008080"/>
-          <w:sz w:val="12"/>
-          <w:szCs w:val="12"/>
-        </w:rPr>
-        <w:t>&lt;</w:t>
-      </w:r>
-      <w:r>
-        <w:rPr>
-          <w:rFonts w:ascii="Consolas" w:hAnsi="Consolas"/>
-          <w:color w:val="3F7F7F"/>
-          <w:sz w:val="12"/>
-          <w:szCs w:val="12"/>
-        </w:rPr>
-        <w:t>div</w:t>
-      </w:r>
-      <w:r>
-        <w:rPr>
-          <w:rFonts w:ascii="Consolas" w:hAnsi="Consolas"/>
-          <w:color w:val="000000"/>
-          <w:sz w:val="12"/>
-          <w:szCs w:val="12"/>
+          <w:sz w:val="16"/>
+          <w:szCs w:val="16"/>
+          <w:lang w:eastAsia="en-IN"/>
+        </w:rPr>
+        <w:t>"</w:t>
+      </w:r>
+      <w:r>
+        <w:rPr>
+          <w:rFonts w:ascii="Consolas" w:eastAsia="Times New Roman" w:hAnsi="Consolas" w:cs="Times New Roman"/>
+          <w:color w:val="000000"/>
+          <w:sz w:val="16"/>
+          <w:szCs w:val="16"/>
+          <w:lang w:eastAsia="en-IN"/>
         </w:rPr>
         <w:t xml:space="preserve"> </w:t>
       </w:r>
       <w:r>
         <w:rPr>
-          <w:rFonts w:ascii="Consolas" w:hAnsi="Consolas"/>
+          <w:rFonts w:ascii="Consolas" w:eastAsia="Times New Roman" w:hAnsi="Consolas" w:cs="Times New Roman"/>
           <w:color w:val="7F007F"/>
-          <w:sz w:val="12"/>
-          <w:szCs w:val="12"/>
+          <w:sz w:val="16"/>
+          <w:szCs w:val="16"/>
+          <w:lang w:eastAsia="en-IN"/>
         </w:rPr>
         <w:t>class</w:t>
       </w:r>
       <w:r>
         <w:rPr>
-          <w:rFonts w:ascii="Consolas" w:hAnsi="Consolas"/>
-          <w:color w:val="000000"/>
-          <w:sz w:val="12"/>
-          <w:szCs w:val="12"/>
+          <w:rFonts w:ascii="Consolas" w:eastAsia="Times New Roman" w:hAnsi="Consolas" w:cs="Times New Roman"/>
+          <w:color w:val="000000"/>
+          <w:sz w:val="16"/>
+          <w:szCs w:val="16"/>
+          <w:lang w:eastAsia="en-IN"/>
         </w:rPr>
         <w:t>=</w:t>
       </w:r>
       <w:r>
         <w:rPr>
-          <w:rFonts w:ascii="Consolas" w:hAnsi="Consolas"/>
+          <w:rFonts w:ascii="Consolas" w:eastAsia="Times New Roman" w:hAnsi="Consolas" w:cs="Times New Roman"/>
           <w:i/>
           <w:iCs/>
           <w:color w:val="2A00FF"/>
-          <w:sz w:val="12"/>
-          <w:szCs w:val="12"/>
-        </w:rPr>
-        <w:t>"mb-3"</w:t>
-      </w:r>
-      <w:r>
-        <w:rPr>
-          <w:rFonts w:ascii="Consolas" w:hAnsi="Consolas"/>
-          <w:color w:val="008080"/>
-          <w:sz w:val="12"/>
-          <w:szCs w:val="12"/>
-        </w:rPr>
-        <w:t>&gt;</w:t>
-      </w:r>
-    </w:p>
-    <w:p>
-      <w:pPr>
-        <w:pStyle w:val="NormalWeb"/>
-        <w:shd w:val="clear" w:color="auto" w:fill="FFFFFF"/>
-        <w:spacing w:before="0" w:beforeAutospacing="0" w:after="0" w:afterAutospacing="0"/>
-        <w:rPr>
-          <w:rFonts w:ascii="Consolas" w:hAnsi="Consolas"/>
-          <w:color w:val="000000"/>
-          <w:sz w:val="12"/>
-          <w:szCs w:val="12"/>
-        </w:rPr>
-      </w:pPr>
-      <w:r>
-        <w:rPr>
-          <w:rFonts w:ascii="Consolas" w:hAnsi="Consolas"/>
-          <w:color w:val="000000"/>
-          <w:sz w:val="12"/>
-          <w:szCs w:val="12"/>
-        </w:rPr>
-        <w:tab/>
-      </w:r>
-      <w:r>
-        <w:rPr>
-          <w:rFonts w:ascii="Consolas" w:hAnsi="Consolas"/>
-          <w:color w:val="000000"/>
-          <w:sz w:val="12"/>
-          <w:szCs w:val="12"/>
-        </w:rPr>
-        <w:tab/>
-      </w:r>
-      <w:r>
-        <w:rPr>
-          <w:rFonts w:ascii="Consolas" w:hAnsi="Consolas"/>
-          <w:color w:val="000000"/>
-          <w:sz w:val="12"/>
-          <w:szCs w:val="12"/>
-        </w:rPr>
-        <w:tab/>
-      </w:r>
-      <w:r>
-        <w:rPr>
-          <w:rFonts w:ascii="Consolas" w:hAnsi="Consolas"/>
-          <w:color w:val="008080"/>
-          <w:sz w:val="12"/>
-          <w:szCs w:val="12"/>
-        </w:rPr>
-        <w:t>&lt;</w:t>
-      </w:r>
-      <w:r>
-        <w:rPr>
-          <w:rFonts w:ascii="Consolas" w:hAnsi="Consolas"/>
-          <w:color w:val="3F7F7F"/>
-          <w:sz w:val="12"/>
-          <w:szCs w:val="12"/>
-        </w:rPr>
-        <w:t>label</w:t>
-      </w:r>
-      <w:r>
-        <w:rPr>
-          <w:rFonts w:ascii="Consolas" w:hAnsi="Consolas"/>
-          <w:color w:val="000000"/>
-          <w:sz w:val="12"/>
-          <w:szCs w:val="12"/>
-        </w:rPr>
-        <w:t xml:space="preserve"> </w:t>
-      </w:r>
-      <w:r>
-        <w:rPr>
-          <w:rFonts w:ascii="Consolas" w:hAnsi="Consolas"/>
-          <w:color w:val="7F007F"/>
-          <w:sz w:val="12"/>
-          <w:szCs w:val="12"/>
-        </w:rPr>
-        <w:t>for</w:t>
-      </w:r>
-      <w:r>
-        <w:rPr>
-          <w:rFonts w:ascii="Consolas" w:hAnsi="Consolas"/>
-          <w:color w:val="000000"/>
-          <w:sz w:val="12"/>
-          <w:szCs w:val="12"/>
-        </w:rPr>
-        <w:t>=</w:t>
-      </w:r>
-      <w:r>
-        <w:rPr>
-          <w:rFonts w:ascii="Consolas" w:hAnsi="Consolas"/>
+          <w:sz w:val="16"/>
+          <w:szCs w:val="16"/>
+          <w:lang w:eastAsia="en-IN"/>
+        </w:rPr>
+        <w:t>"</w:t>
+      </w:r>
+      <w:proofErr w:type="spellStart"/>
+      <w:r>
+        <w:rPr>
+          <w:rFonts w:ascii="Consolas" w:eastAsia="Times New Roman" w:hAnsi="Consolas" w:cs="Times New Roman"/>
           <w:i/>
           <w:iCs/>
           <w:color w:val="2A00FF"/>
-          <w:sz w:val="12"/>
-          <w:szCs w:val="12"/>
-        </w:rPr>
-        <w:t>"username"</w:t>
-      </w:r>
-      <w:r>
-        <w:rPr>
-          <w:rFonts w:ascii="Consolas" w:hAnsi="Consolas"/>
-          <w:color w:val="000000"/>
-          <w:sz w:val="12"/>
-          <w:szCs w:val="12"/>
-        </w:rPr>
-        <w:t xml:space="preserve"> </w:t>
-      </w:r>
-      <w:r>
-        <w:rPr>
-          <w:rFonts w:ascii="Consolas" w:hAnsi="Consolas"/>
-          <w:color w:val="7F007F"/>
-          <w:sz w:val="12"/>
-          <w:szCs w:val="12"/>
-        </w:rPr>
-        <w:t>class</w:t>
-      </w:r>
-      <w:r>
-        <w:rPr>
-          <w:rFonts w:ascii="Consolas" w:hAnsi="Consolas"/>
-          <w:color w:val="000000"/>
-          <w:sz w:val="12"/>
-          <w:szCs w:val="12"/>
-        </w:rPr>
-        <w:t>=</w:t>
-      </w:r>
-      <w:r>
-        <w:rPr>
-          <w:rFonts w:ascii="Consolas" w:hAnsi="Consolas"/>
+          <w:sz w:val="16"/>
+          <w:szCs w:val="16"/>
+          <w:lang w:eastAsia="en-IN"/>
+        </w:rPr>
+        <w:t>btn</w:t>
+      </w:r>
+      <w:proofErr w:type="spellEnd"/>
+      <w:r>
+        <w:rPr>
+          <w:rFonts w:ascii="Consolas" w:eastAsia="Times New Roman" w:hAnsi="Consolas" w:cs="Times New Roman"/>
           <w:i/>
           <w:iCs/>
           <w:color w:val="2A00FF"/>
-          <w:sz w:val="12"/>
-          <w:szCs w:val="12"/>
-        </w:rPr>
-        <w:t>"form-label"</w:t>
-      </w:r>
-      <w:r>
-        <w:rPr>
-          <w:rFonts w:ascii="Consolas" w:hAnsi="Consolas"/>
-          <w:color w:val="008080"/>
-          <w:sz w:val="12"/>
-          <w:szCs w:val="12"/>
-        </w:rPr>
-        <w:t>&gt;</w:t>
-      </w:r>
-      <w:r>
-        <w:rPr>
-          <w:rFonts w:ascii="Consolas" w:hAnsi="Consolas"/>
-          <w:color w:val="000000"/>
-          <w:sz w:val="12"/>
-          <w:szCs w:val="12"/>
-        </w:rPr>
-        <w:t>User name</w:t>
-      </w:r>
-      <w:r>
-        <w:rPr>
-          <w:rFonts w:ascii="Consolas" w:hAnsi="Consolas"/>
-          <w:color w:val="008080"/>
-          <w:sz w:val="12"/>
-          <w:szCs w:val="12"/>
-        </w:rPr>
-        <w:t>&lt;/</w:t>
-      </w:r>
-      <w:r>
-        <w:rPr>
-          <w:rFonts w:ascii="Consolas" w:hAnsi="Consolas"/>
-          <w:color w:val="3F7F7F"/>
-          <w:sz w:val="12"/>
-          <w:szCs w:val="12"/>
-        </w:rPr>
-        <w:t>label</w:t>
-      </w:r>
-      <w:r>
-        <w:rPr>
-          <w:rFonts w:ascii="Consolas" w:hAnsi="Consolas"/>
-          <w:color w:val="008080"/>
-          <w:sz w:val="12"/>
-          <w:szCs w:val="12"/>
-        </w:rPr>
-        <w:t>&gt;</w:t>
-      </w:r>
-      <w:r>
-        <w:rPr>
-          <w:rFonts w:ascii="Consolas" w:hAnsi="Consolas"/>
-          <w:color w:val="000000"/>
-          <w:sz w:val="12"/>
-          <w:szCs w:val="12"/>
+          <w:sz w:val="16"/>
+          <w:szCs w:val="16"/>
+          <w:lang w:eastAsia="en-IN"/>
         </w:rPr>
         <w:t xml:space="preserve"> </w:t>
       </w:r>
-    </w:p>
-    <w:p>
-      <w:pPr>
-        <w:pStyle w:val="NormalWeb"/>
-        <w:shd w:val="clear" w:color="auto" w:fill="FFFFFF"/>
-        <w:spacing w:before="0" w:beforeAutospacing="0" w:after="0" w:afterAutospacing="0"/>
-        <w:ind w:left="1440" w:firstLine="720"/>
-        <w:rPr>
-          <w:rFonts w:ascii="Consolas" w:hAnsi="Consolas"/>
-          <w:color w:val="000000"/>
-          <w:sz w:val="12"/>
-          <w:szCs w:val="12"/>
-        </w:rPr>
-      </w:pPr>
-      <w:r>
-        <w:rPr>
-          <w:rFonts w:ascii="Consolas" w:hAnsi="Consolas"/>
-          <w:color w:val="008080"/>
-          <w:sz w:val="12"/>
-          <w:szCs w:val="12"/>
-        </w:rPr>
-        <w:t>&lt;</w:t>
-      </w:r>
-      <w:r>
-        <w:rPr>
-          <w:rFonts w:ascii="Consolas" w:hAnsi="Consolas"/>
-          <w:color w:val="3F7F7F"/>
-          <w:sz w:val="12"/>
-          <w:szCs w:val="12"/>
-        </w:rPr>
-        <w:t>input</w:t>
-      </w:r>
-      <w:r>
-        <w:rPr>
-          <w:rFonts w:ascii="Consolas" w:hAnsi="Consolas"/>
-          <w:color w:val="3F7F7F"/>
-          <w:sz w:val="12"/>
-          <w:szCs w:val="12"/>
-        </w:rPr>
-        <w:t xml:space="preserve"> </w:t>
-      </w:r>
-      <w:r>
-        <w:rPr>
-          <w:rFonts w:ascii="Consolas" w:hAnsi="Consolas"/>
-          <w:color w:val="7F007F"/>
-          <w:sz w:val="12"/>
-          <w:szCs w:val="12"/>
-        </w:rPr>
-        <w:t>type</w:t>
-      </w:r>
-      <w:r>
-        <w:rPr>
-          <w:rFonts w:ascii="Consolas" w:hAnsi="Consolas"/>
-          <w:color w:val="000000"/>
-          <w:sz w:val="12"/>
-          <w:szCs w:val="12"/>
-        </w:rPr>
-        <w:t>=</w:t>
-      </w:r>
-      <w:r>
-        <w:rPr>
-          <w:rFonts w:ascii="Consolas" w:hAnsi="Consolas"/>
+      <w:proofErr w:type="spellStart"/>
+      <w:r>
+        <w:rPr>
+          <w:rFonts w:ascii="Consolas" w:eastAsia="Times New Roman" w:hAnsi="Consolas" w:cs="Times New Roman"/>
           <w:i/>
           <w:iCs/>
           <w:color w:val="2A00FF"/>
-          <w:sz w:val="12"/>
-          <w:szCs w:val="12"/>
-        </w:rPr>
-        <w:t>"text"</w:t>
-      </w:r>
-      <w:r>
-        <w:rPr>
-          <w:rFonts w:ascii="Consolas" w:hAnsi="Consolas"/>
-          <w:color w:val="000000"/>
-          <w:sz w:val="12"/>
-          <w:szCs w:val="12"/>
-        </w:rPr>
-        <w:t xml:space="preserve"> </w:t>
-      </w:r>
-      <w:r>
-        <w:rPr>
-          <w:rFonts w:ascii="Consolas" w:hAnsi="Consolas"/>
-          <w:color w:val="7F007F"/>
-          <w:sz w:val="12"/>
-          <w:szCs w:val="12"/>
-        </w:rPr>
-        <w:t>th:field</w:t>
-      </w:r>
-      <w:r>
-        <w:rPr>
-          <w:rFonts w:ascii="Consolas" w:hAnsi="Consolas"/>
-          <w:color w:val="000000"/>
-          <w:sz w:val="12"/>
-          <w:szCs w:val="12"/>
-        </w:rPr>
-        <w:t>=</w:t>
-      </w:r>
-      <w:r>
-        <w:rPr>
-          <w:rFonts w:ascii="Consolas" w:hAnsi="Consolas"/>
+          <w:sz w:val="16"/>
+          <w:szCs w:val="16"/>
+          <w:lang w:eastAsia="en-IN"/>
+        </w:rPr>
+        <w:t>btn</w:t>
+      </w:r>
+      <w:proofErr w:type="spellEnd"/>
+      <w:r>
+        <w:rPr>
+          <w:rFonts w:ascii="Consolas" w:eastAsia="Times New Roman" w:hAnsi="Consolas" w:cs="Times New Roman"/>
           <w:i/>
           <w:iCs/>
           <w:color w:val="2A00FF"/>
-          <w:sz w:val="12"/>
-          <w:szCs w:val="12"/>
-        </w:rPr>
-        <w:t>"*{username}"</w:t>
-      </w:r>
-      <w:r>
-        <w:rPr>
-          <w:rFonts w:ascii="Consolas" w:hAnsi="Consolas"/>
-          <w:color w:val="000000"/>
-          <w:sz w:val="12"/>
-          <w:szCs w:val="12"/>
+          <w:sz w:val="16"/>
+          <w:szCs w:val="16"/>
+          <w:lang w:eastAsia="en-IN"/>
+        </w:rPr>
+        <w:t>-secondary mt-3 ml-5"</w:t>
+      </w:r>
+      <w:r>
+        <w:rPr>
+          <w:rFonts w:ascii="Consolas" w:eastAsia="Times New Roman" w:hAnsi="Consolas" w:cs="Times New Roman"/>
+          <w:color w:val="008080"/>
+          <w:sz w:val="16"/>
+          <w:szCs w:val="16"/>
+          <w:lang w:eastAsia="en-IN"/>
+        </w:rPr>
+        <w:t>&gt;</w:t>
+      </w:r>
+      <w:r>
+        <w:rPr>
+          <w:rFonts w:ascii="Consolas" w:eastAsia="Times New Roman" w:hAnsi="Consolas" w:cs="Times New Roman"/>
+          <w:color w:val="000000"/>
+          <w:sz w:val="16"/>
+          <w:szCs w:val="16"/>
+          <w:lang w:eastAsia="en-IN"/>
+        </w:rPr>
+        <w:t>Add User</w:t>
+      </w:r>
+      <w:r>
+        <w:rPr>
+          <w:rFonts w:ascii="Consolas" w:eastAsia="Times New Roman" w:hAnsi="Consolas" w:cs="Times New Roman"/>
+          <w:color w:val="008080"/>
+          <w:sz w:val="16"/>
+          <w:szCs w:val="16"/>
+          <w:lang w:eastAsia="en-IN"/>
+        </w:rPr>
+        <w:t>&lt;/</w:t>
+      </w:r>
+      <w:r>
+        <w:rPr>
+          <w:rFonts w:ascii="Consolas" w:eastAsia="Times New Roman" w:hAnsi="Consolas" w:cs="Times New Roman"/>
+          <w:color w:val="3F7F7F"/>
+          <w:sz w:val="16"/>
+          <w:szCs w:val="16"/>
+          <w:lang w:eastAsia="en-IN"/>
+        </w:rPr>
+        <w:t>a</w:t>
+      </w:r>
+      <w:r>
+        <w:rPr>
+          <w:rFonts w:ascii="Consolas" w:eastAsia="Times New Roman" w:hAnsi="Consolas" w:cs="Times New Roman"/>
+          <w:color w:val="008080"/>
+          <w:sz w:val="16"/>
+          <w:szCs w:val="16"/>
+          <w:lang w:eastAsia="en-IN"/>
+        </w:rPr>
+        <w:t>&gt;</w:t>
+      </w:r>
+    </w:p>
+    <w:p>
+      <w:pPr>
+        <w:shd w:val="clear" w:color="auto" w:fill="FFFFFF"/>
+        <w:rPr>
+          <w:rFonts w:ascii="Consolas" w:eastAsia="Times New Roman" w:hAnsi="Consolas" w:cs="Times New Roman"/>
+          <w:color w:val="000000"/>
+          <w:sz w:val="16"/>
+          <w:szCs w:val="16"/>
+          <w:lang w:eastAsia="en-IN"/>
+        </w:rPr>
+      </w:pPr>
+      <w:r>
+        <w:rPr>
+          <w:rFonts w:ascii="Consolas" w:eastAsia="Times New Roman" w:hAnsi="Consolas" w:cs="Times New Roman"/>
+          <w:color w:val="008080"/>
+          <w:sz w:val="16"/>
+          <w:szCs w:val="16"/>
+          <w:lang w:eastAsia="en-IN"/>
+        </w:rPr>
+        <w:t>&lt;</w:t>
+      </w:r>
+      <w:r>
+        <w:rPr>
+          <w:rFonts w:ascii="Consolas" w:eastAsia="Times New Roman" w:hAnsi="Consolas" w:cs="Times New Roman"/>
+          <w:color w:val="3F7F7F"/>
+          <w:sz w:val="16"/>
+          <w:szCs w:val="16"/>
+          <w:lang w:eastAsia="en-IN"/>
+        </w:rPr>
+        <w:t>div</w:t>
+      </w:r>
+      <w:r>
+        <w:rPr>
+          <w:rFonts w:ascii="Consolas" w:eastAsia="Times New Roman" w:hAnsi="Consolas" w:cs="Times New Roman"/>
+          <w:color w:val="000000"/>
+          <w:sz w:val="16"/>
+          <w:szCs w:val="16"/>
+          <w:lang w:eastAsia="en-IN"/>
         </w:rPr>
         <w:t xml:space="preserve"> </w:t>
       </w:r>
       <w:r>
         <w:rPr>
-          <w:rFonts w:ascii="Consolas" w:hAnsi="Consolas"/>
+          <w:rFonts w:ascii="Consolas" w:eastAsia="Times New Roman" w:hAnsi="Consolas" w:cs="Times New Roman"/>
           <w:color w:val="7F007F"/>
-          <w:sz w:val="12"/>
-          <w:szCs w:val="12"/>
+          <w:sz w:val="16"/>
+          <w:szCs w:val="16"/>
+          <w:lang w:eastAsia="en-IN"/>
         </w:rPr>
         <w:t>class</w:t>
       </w:r>
       <w:r>
         <w:rPr>
-          <w:rFonts w:ascii="Consolas" w:hAnsi="Consolas"/>
-          <w:color w:val="000000"/>
-          <w:sz w:val="12"/>
-          <w:szCs w:val="12"/>
+          <w:rFonts w:ascii="Consolas" w:eastAsia="Times New Roman" w:hAnsi="Consolas" w:cs="Times New Roman"/>
+          <w:color w:val="000000"/>
+          <w:sz w:val="16"/>
+          <w:szCs w:val="16"/>
+          <w:lang w:eastAsia="en-IN"/>
         </w:rPr>
         <w:t>=</w:t>
       </w:r>
       <w:r>
         <w:rPr>
-          <w:rFonts w:ascii="Consolas" w:hAnsi="Consolas"/>
+          <w:rFonts w:ascii="Consolas" w:eastAsia="Times New Roman" w:hAnsi="Consolas" w:cs="Times New Roman"/>
           <w:i/>
           <w:iCs/>
           <w:color w:val="2A00FF"/>
-          <w:sz w:val="12"/>
-          <w:szCs w:val="12"/>
-        </w:rPr>
-        <w:t>"form-control"</w:t>
-      </w:r>
-      <w:r>
-        <w:rPr>
-          <w:rFonts w:ascii="Consolas" w:hAnsi="Consolas"/>
+          <w:sz w:val="16"/>
+          <w:szCs w:val="16"/>
+          <w:lang w:eastAsia="en-IN"/>
+        </w:rPr>
+        <w:t>"container mt-5"</w:t>
+      </w:r>
+      <w:r>
+        <w:rPr>
+          <w:rFonts w:ascii="Consolas" w:eastAsia="Times New Roman" w:hAnsi="Consolas" w:cs="Times New Roman"/>
+          <w:color w:val="008080"/>
+          <w:sz w:val="16"/>
+          <w:szCs w:val="16"/>
+          <w:lang w:eastAsia="en-IN"/>
+        </w:rPr>
+        <w:t>&gt;</w:t>
+      </w:r>
+    </w:p>
+    <w:p>
+      <w:pPr>
+        <w:shd w:val="clear" w:color="auto" w:fill="FFFFFF"/>
+        <w:rPr>
+          <w:rFonts w:ascii="Consolas" w:eastAsia="Times New Roman" w:hAnsi="Consolas" w:cs="Times New Roman"/>
+          <w:color w:val="000000"/>
+          <w:sz w:val="16"/>
+          <w:szCs w:val="16"/>
+          <w:lang w:eastAsia="en-IN"/>
+        </w:rPr>
+      </w:pPr>
+      <w:r>
+        <w:rPr>
+          <w:rFonts w:ascii="Consolas" w:eastAsia="Times New Roman" w:hAnsi="Consolas" w:cs="Times New Roman"/>
+          <w:color w:val="000000"/>
+          <w:sz w:val="16"/>
+          <w:szCs w:val="16"/>
+          <w:lang w:eastAsia="en-IN"/>
+        </w:rPr>
+        <w:t xml:space="preserve">    </w:t>
+      </w:r>
+      <w:r>
+        <w:rPr>
+          <w:rFonts w:ascii="Consolas" w:eastAsia="Times New Roman" w:hAnsi="Consolas" w:cs="Times New Roman"/>
+          <w:color w:val="008080"/>
+          <w:sz w:val="16"/>
+          <w:szCs w:val="16"/>
+          <w:lang w:eastAsia="en-IN"/>
+        </w:rPr>
+        <w:t>&lt;</w:t>
+      </w:r>
+      <w:r>
+        <w:rPr>
+          <w:rFonts w:ascii="Consolas" w:eastAsia="Times New Roman" w:hAnsi="Consolas" w:cs="Times New Roman"/>
+          <w:color w:val="3F7F7F"/>
+          <w:sz w:val="16"/>
+          <w:szCs w:val="16"/>
+          <w:lang w:eastAsia="en-IN"/>
+        </w:rPr>
+        <w:t>h2</w:t>
+      </w:r>
+      <w:r>
+        <w:rPr>
+          <w:rFonts w:ascii="Consolas" w:eastAsia="Times New Roman" w:hAnsi="Consolas" w:cs="Times New Roman"/>
+          <w:color w:val="000000"/>
+          <w:sz w:val="16"/>
+          <w:szCs w:val="16"/>
+          <w:lang w:eastAsia="en-IN"/>
+        </w:rPr>
+        <w:t xml:space="preserve"> </w:t>
+      </w:r>
+      <w:r>
+        <w:rPr>
+          <w:rFonts w:ascii="Consolas" w:eastAsia="Times New Roman" w:hAnsi="Consolas" w:cs="Times New Roman"/>
+          <w:color w:val="7F007F"/>
+          <w:sz w:val="16"/>
+          <w:szCs w:val="16"/>
+          <w:lang w:eastAsia="en-IN"/>
+        </w:rPr>
+        <w:t>class</w:t>
+      </w:r>
+      <w:r>
+        <w:rPr>
+          <w:rFonts w:ascii="Consolas" w:eastAsia="Times New Roman" w:hAnsi="Consolas" w:cs="Times New Roman"/>
+          <w:color w:val="000000"/>
+          <w:sz w:val="16"/>
+          <w:szCs w:val="16"/>
+          <w:lang w:eastAsia="en-IN"/>
+        </w:rPr>
+        <w:t>=</w:t>
+      </w:r>
+      <w:r>
+        <w:rPr>
+          <w:rFonts w:ascii="Consolas" w:eastAsia="Times New Roman" w:hAnsi="Consolas" w:cs="Times New Roman"/>
           <w:i/>
           <w:iCs/>
           <w:color w:val="2A00FF"/>
-          <w:sz w:val="12"/>
-          <w:szCs w:val="12"/>
-        </w:rPr>
-        <w:t xml:space="preserve"> </w:t>
-      </w:r>
-      <w:r>
-        <w:rPr>
-          <w:rFonts w:ascii="Consolas" w:hAnsi="Consolas"/>
-          <w:color w:val="7F007F"/>
-          <w:sz w:val="12"/>
-          <w:szCs w:val="12"/>
-        </w:rPr>
-        <w:t>id</w:t>
-      </w:r>
-      <w:r>
-        <w:rPr>
-          <w:rFonts w:ascii="Consolas" w:hAnsi="Consolas"/>
-          <w:color w:val="000000"/>
-          <w:sz w:val="12"/>
-          <w:szCs w:val="12"/>
-        </w:rPr>
-        <w:t>=</w:t>
-      </w:r>
-      <w:r>
-        <w:rPr>
-          <w:rFonts w:ascii="Consolas" w:hAnsi="Consolas"/>
+          <w:sz w:val="16"/>
+          <w:szCs w:val="16"/>
+          <w:lang w:eastAsia="en-IN"/>
+        </w:rPr>
+        <w:t>"mb-4 text-</w:t>
+      </w:r>
+      <w:proofErr w:type="spellStart"/>
+      <w:r>
+        <w:rPr>
+          <w:rFonts w:ascii="Consolas" w:eastAsia="Times New Roman" w:hAnsi="Consolas" w:cs="Times New Roman"/>
           <w:i/>
           <w:iCs/>
           <w:color w:val="2A00FF"/>
-          <w:sz w:val="12"/>
-          <w:szCs w:val="12"/>
-        </w:rPr>
-        <w:t>"username"</w:t>
-      </w:r>
-      <w:r>
-        <w:rPr>
-          <w:rFonts w:ascii="Consolas" w:hAnsi="Consolas"/>
-          <w:color w:val="000000"/>
-          <w:sz w:val="12"/>
-          <w:szCs w:val="12"/>
-        </w:rPr>
-        <w:t xml:space="preserve"> </w:t>
-      </w:r>
-      <w:r>
-        <w:rPr>
-          <w:rFonts w:ascii="Consolas" w:hAnsi="Consolas"/>
-          <w:color w:val="7F007F"/>
-          <w:sz w:val="12"/>
-          <w:szCs w:val="12"/>
-        </w:rPr>
-        <w:t>placeholder</w:t>
-      </w:r>
-      <w:r>
-        <w:rPr>
-          <w:rFonts w:ascii="Consolas" w:hAnsi="Consolas"/>
-          <w:color w:val="000000"/>
-          <w:sz w:val="12"/>
-          <w:szCs w:val="12"/>
-        </w:rPr>
-        <w:t>=</w:t>
-      </w:r>
-      <w:r>
-        <w:rPr>
-          <w:rFonts w:ascii="Consolas" w:hAnsi="Consolas"/>
+          <w:sz w:val="16"/>
+          <w:szCs w:val="16"/>
+          <w:lang w:eastAsia="en-IN"/>
+        </w:rPr>
+        <w:t>center</w:t>
+      </w:r>
+      <w:proofErr w:type="spellEnd"/>
+      <w:r>
+        <w:rPr>
+          <w:rFonts w:ascii="Consolas" w:eastAsia="Times New Roman" w:hAnsi="Consolas" w:cs="Times New Roman"/>
           <w:i/>
           <w:iCs/>
           <w:color w:val="2A00FF"/>
-          <w:sz w:val="12"/>
-          <w:szCs w:val="12"/>
-        </w:rPr>
-        <w:t>"Enter name"</w:t>
-      </w:r>
-      <w:r>
-        <w:rPr>
-          <w:rFonts w:ascii="Consolas" w:hAnsi="Consolas"/>
+          <w:sz w:val="16"/>
+          <w:szCs w:val="16"/>
+          <w:lang w:eastAsia="en-IN"/>
+        </w:rPr>
+        <w:t>"</w:t>
+      </w:r>
+      <w:r>
+        <w:rPr>
+          <w:rFonts w:ascii="Consolas" w:eastAsia="Times New Roman" w:hAnsi="Consolas" w:cs="Times New Roman"/>
           <w:color w:val="008080"/>
-          <w:sz w:val="12"/>
-          <w:szCs w:val="12"/>
+          <w:sz w:val="16"/>
+          <w:szCs w:val="16"/>
+          <w:lang w:eastAsia="en-IN"/>
         </w:rPr>
         <w:t>&gt;</w:t>
       </w:r>
-    </w:p>
-    <w:p>
-      <w:pPr>
-        <w:pStyle w:val="NormalWeb"/>
-        <w:shd w:val="clear" w:color="auto" w:fill="FFFFFF"/>
-        <w:spacing w:before="0" w:beforeAutospacing="0" w:after="0" w:afterAutospacing="0"/>
-        <w:rPr>
-          <w:rFonts w:ascii="Consolas" w:hAnsi="Consolas"/>
-          <w:color w:val="000000"/>
-          <w:sz w:val="12"/>
-          <w:szCs w:val="12"/>
-        </w:rPr>
-      </w:pPr>
-      <w:r>
-        <w:rPr>
-          <w:rFonts w:ascii="Consolas" w:hAnsi="Consolas"/>
-          <w:color w:val="000000"/>
-          <w:sz w:val="12"/>
-          <w:szCs w:val="12"/>
-        </w:rPr>
-        <w:tab/>
-      </w:r>
-      <w:r>
-        <w:rPr>
-          <w:rFonts w:ascii="Consolas" w:hAnsi="Consolas"/>
-          <w:color w:val="000000"/>
-          <w:sz w:val="12"/>
-          <w:szCs w:val="12"/>
-        </w:rPr>
-        <w:tab/>
-      </w:r>
-      <w:r>
-        <w:rPr>
-          <w:rFonts w:ascii="Consolas" w:hAnsi="Consolas"/>
+      <w:r>
+        <w:rPr>
+          <w:rFonts w:ascii="Consolas" w:eastAsia="Times New Roman" w:hAnsi="Consolas" w:cs="Times New Roman"/>
+          <w:color w:val="000000"/>
+          <w:sz w:val="16"/>
+          <w:szCs w:val="16"/>
+          <w:lang w:eastAsia="en-IN"/>
+        </w:rPr>
+        <w:t>Product</w:t>
+      </w:r>
+      <w:r>
+        <w:rPr>
+          <w:rFonts w:ascii="Consolas" w:eastAsia="Times New Roman" w:hAnsi="Consolas" w:cs="Times New Roman"/>
+          <w:color w:val="000000"/>
+          <w:sz w:val="16"/>
+          <w:szCs w:val="16"/>
+          <w:lang w:eastAsia="en-IN"/>
+        </w:rPr>
+        <w:t xml:space="preserve"> List</w:t>
+      </w:r>
+      <w:r>
+        <w:rPr>
+          <w:rFonts w:ascii="Consolas" w:eastAsia="Times New Roman" w:hAnsi="Consolas" w:cs="Times New Roman"/>
           <w:color w:val="008080"/>
-          <w:sz w:val="12"/>
-          <w:szCs w:val="12"/>
+          <w:sz w:val="16"/>
+          <w:szCs w:val="16"/>
+          <w:lang w:eastAsia="en-IN"/>
         </w:rPr>
         <w:t>&lt;/</w:t>
       </w:r>
       <w:r>
         <w:rPr>
-          <w:rFonts w:ascii="Consolas" w:hAnsi="Consolas"/>
+          <w:rFonts w:ascii="Consolas" w:eastAsia="Times New Roman" w:hAnsi="Consolas" w:cs="Times New Roman"/>
           <w:color w:val="3F7F7F"/>
-          <w:sz w:val="12"/>
-          <w:szCs w:val="12"/>
-        </w:rPr>
-        <w:t>div</w:t>
-      </w:r>
-      <w:r>
-        <w:rPr>
-          <w:rFonts w:ascii="Consolas" w:hAnsi="Consolas"/>
+          <w:sz w:val="16"/>
+          <w:szCs w:val="16"/>
+          <w:lang w:eastAsia="en-IN"/>
+        </w:rPr>
+        <w:t>h2</w:t>
+      </w:r>
+      <w:r>
+        <w:rPr>
+          <w:rFonts w:ascii="Consolas" w:eastAsia="Times New Roman" w:hAnsi="Consolas" w:cs="Times New Roman"/>
           <w:color w:val="008080"/>
-          <w:sz w:val="12"/>
-          <w:szCs w:val="12"/>
+          <w:sz w:val="16"/>
+          <w:szCs w:val="16"/>
+          <w:lang w:eastAsia="en-IN"/>
         </w:rPr>
         <w:t>&gt;</w:t>
       </w:r>
     </w:p>
     <w:p>
       <w:pPr>
-        <w:pStyle w:val="NormalWeb"/>
-        <w:shd w:val="clear" w:color="auto" w:fill="FFFFFF"/>
-        <w:spacing w:before="0" w:beforeAutospacing="0" w:after="0" w:afterAutospacing="0"/>
-        <w:rPr>
-          <w:rFonts w:ascii="Consolas" w:hAnsi="Consolas"/>
-          <w:color w:val="000000"/>
-          <w:sz w:val="12"/>
-          <w:szCs w:val="12"/>
-        </w:rPr>
-      </w:pPr>
-      <w:r>
-        <w:rPr>
-          <w:rFonts w:ascii="Consolas" w:hAnsi="Consolas"/>
-          <w:color w:val="000000"/>
-          <w:sz w:val="12"/>
-          <w:szCs w:val="12"/>
-        </w:rPr>
-        <w:tab/>
-      </w:r>
-      <w:r>
-        <w:rPr>
-          <w:rFonts w:ascii="Consolas" w:hAnsi="Consolas"/>
-          <w:color w:val="000000"/>
-          <w:sz w:val="12"/>
-          <w:szCs w:val="12"/>
-        </w:rPr>
-        <w:tab/>
-      </w:r>
+        <w:rPr>
+          <w:sz w:val="16"/>
+          <w:szCs w:val="16"/>
+        </w:rPr>
+      </w:pPr>
+    </w:p>
+    <w:p>
+      <w:pPr>
+        <w:rPr>
+          <w:sz w:val="18"/>
+          <w:szCs w:val="18"/>
+        </w:rPr>
+      </w:pPr>
+    </w:p>
+    <w:p>
+      <w:pPr>
+        <w:pStyle w:val="NormalWeb"/>
+        <w:shd w:val="clear" w:color="auto" w:fill="FFFFFF"/>
+        <w:spacing w:before="0" w:beforeAutospacing="0" w:after="0" w:afterAutospacing="0"/>
+        <w:rPr>
+          <w:rFonts w:ascii="Consolas" w:hAnsi="Consolas"/>
+          <w:color w:val="000000"/>
+          <w:sz w:val="12"/>
+          <w:szCs w:val="12"/>
+        </w:rPr>
+      </w:pPr>
       <w:r>
         <w:rPr>
           <w:rFonts w:ascii="Consolas" w:hAnsi="Consolas"/>
@@ -5695,6 +6241,55 @@
           <w:sz w:val="12"/>
           <w:szCs w:val="12"/>
         </w:rPr>
+        <w:t>&lt;!</w:t>
+      </w:r>
+      <w:r>
+        <w:rPr>
+          <w:rFonts w:ascii="Consolas" w:hAnsi="Consolas"/>
+          <w:color w:val="3F7F7F"/>
+          <w:sz w:val="12"/>
+          <w:szCs w:val="12"/>
+        </w:rPr>
+        <w:t>DOCTYPE</w:t>
+      </w:r>
+      <w:r>
+        <w:rPr>
+          <w:rFonts w:ascii="Consolas" w:hAnsi="Consolas"/>
+          <w:color w:val="000000"/>
+          <w:sz w:val="12"/>
+          <w:szCs w:val="12"/>
+        </w:rPr>
+        <w:t xml:space="preserve"> </w:t>
+      </w:r>
+      <w:r>
+        <w:rPr>
+          <w:rFonts w:ascii="Consolas" w:hAnsi="Consolas"/>
+          <w:color w:val="008080"/>
+          <w:sz w:val="12"/>
+          <w:szCs w:val="12"/>
+        </w:rPr>
+        <w:t>html&gt;</w:t>
+      </w:r>
+    </w:p>
+    <w:p>
+      <w:pPr>
+        <w:pStyle w:val="NormalWeb"/>
+        <w:shd w:val="clear" w:color="auto" w:fill="FFFFFF"/>
+        <w:spacing w:before="0" w:beforeAutospacing="0" w:after="0" w:afterAutospacing="0"/>
+        <w:rPr>
+          <w:rFonts w:ascii="Consolas" w:hAnsi="Consolas"/>
+          <w:color w:val="000000"/>
+          <w:sz w:val="12"/>
+          <w:szCs w:val="12"/>
+        </w:rPr>
+      </w:pPr>
+      <w:r>
+        <w:rPr>
+          <w:rFonts w:ascii="Consolas" w:hAnsi="Consolas"/>
+          <w:color w:val="008080"/>
+          <w:sz w:val="12"/>
+          <w:szCs w:val="12"/>
+        </w:rPr>
         <w:t>&lt;</w:t>
       </w:r>
       <w:r>
@@ -5704,7 +6299,7 @@
           <w:sz w:val="12"/>
           <w:szCs w:val="12"/>
         </w:rPr>
-        <w:t>div</w:t>
+        <w:t>html</w:t>
       </w:r>
       <w:r>
         <w:rPr>
@@ -5715,6 +6310,7 @@
         </w:rPr>
         <w:t xml:space="preserve"> </w:t>
       </w:r>
+      <w:proofErr w:type="spellStart"/>
       <w:r>
         <w:rPr>
           <w:rFonts w:ascii="Consolas" w:hAnsi="Consolas"/>
@@ -5722,8 +6318,9 @@
           <w:sz w:val="12"/>
           <w:szCs w:val="12"/>
         </w:rPr>
-        <w:t>class</w:t>
-      </w:r>
+        <w:t>xmlns:th</w:t>
+      </w:r>
+      <w:proofErr w:type="spellEnd"/>
       <w:r>
         <w:rPr>
           <w:rFonts w:ascii="Consolas" w:hAnsi="Consolas"/>
@@ -5742,7 +6339,7 @@
           <w:sz w:val="12"/>
           <w:szCs w:val="12"/>
         </w:rPr>
-        <w:t>"mb-3"</w:t>
+        <w:t>"http://www.thymeleaf.org"</w:t>
       </w:r>
       <w:r>
         <w:rPr>
@@ -5769,33 +6366,6 @@
       <w:r>
         <w:rPr>
           <w:rFonts w:ascii="Consolas" w:hAnsi="Consolas"/>
-          <w:color w:val="000000"/>
-          <w:sz w:val="12"/>
-          <w:szCs w:val="12"/>
-        </w:rPr>
-        <w:tab/>
-      </w:r>
-      <w:r>
-        <w:rPr>
-          <w:rFonts w:ascii="Consolas" w:hAnsi="Consolas"/>
-          <w:color w:val="000000"/>
-          <w:sz w:val="12"/>
-          <w:szCs w:val="12"/>
-        </w:rPr>
-        <w:tab/>
-      </w:r>
-      <w:r>
-        <w:rPr>
-          <w:rFonts w:ascii="Consolas" w:hAnsi="Consolas"/>
-          <w:color w:val="000000"/>
-          <w:sz w:val="12"/>
-          <w:szCs w:val="12"/>
-        </w:rPr>
-        <w:tab/>
-      </w:r>
-      <w:r>
-        <w:rPr>
-          <w:rFonts w:ascii="Consolas" w:hAnsi="Consolas"/>
           <w:color w:val="008080"/>
           <w:sz w:val="12"/>
           <w:szCs w:val="12"/>
@@ -5809,7 +6379,47 @@
           <w:sz w:val="12"/>
           <w:szCs w:val="12"/>
         </w:rPr>
-        <w:t>label</w:t>
+        <w:t>head</w:t>
+      </w:r>
+      <w:r>
+        <w:rPr>
+          <w:rFonts w:ascii="Consolas" w:hAnsi="Consolas"/>
+          <w:color w:val="008080"/>
+          <w:sz w:val="12"/>
+          <w:szCs w:val="12"/>
+        </w:rPr>
+        <w:t>&gt;</w:t>
+      </w:r>
+    </w:p>
+    <w:p>
+      <w:pPr>
+        <w:pStyle w:val="NormalWeb"/>
+        <w:shd w:val="clear" w:color="auto" w:fill="FFFFFF"/>
+        <w:spacing w:before="0" w:beforeAutospacing="0" w:after="0" w:afterAutospacing="0"/>
+        <w:rPr>
+          <w:rFonts w:ascii="Consolas" w:hAnsi="Consolas"/>
+          <w:color w:val="000000"/>
+          <w:sz w:val="12"/>
+          <w:szCs w:val="12"/>
+        </w:rPr>
+      </w:pPr>
+      <w:r>
+        <w:rPr>
+          <w:rFonts w:ascii="Consolas" w:hAnsi="Consolas"/>
+          <w:color w:val="008080"/>
+          <w:sz w:val="12"/>
+          <w:szCs w:val="12"/>
+        </w:rPr>
+        <w:t>&lt;</w:t>
+      </w:r>
+      <w:r>
+        <w:rPr>
+          <w:rFonts w:ascii="Consolas" w:hAnsi="Consolas"/>
+          <w:color w:val="3F7F7F"/>
+          <w:sz w:val="12"/>
+          <w:szCs w:val="12"/>
+        </w:rPr>
+        <w:t>meta</w:t>
       </w:r>
       <w:r>
         <w:rPr>
@@ -5827,7 +6437,7 @@
           <w:sz w:val="12"/>
           <w:szCs w:val="12"/>
         </w:rPr>
-        <w:t>for</w:t>
+        <w:t>charset</w:t>
       </w:r>
       <w:r>
         <w:rPr>
@@ -5847,16 +6457,145 @@
           <w:sz w:val="12"/>
           <w:szCs w:val="12"/>
         </w:rPr>
-        <w:t>"password"</w:t>
-      </w:r>
-      <w:r>
-        <w:rPr>
-          <w:rFonts w:ascii="Consolas" w:hAnsi="Consolas"/>
-          <w:color w:val="000000"/>
-          <w:sz w:val="12"/>
-          <w:szCs w:val="12"/>
-        </w:rPr>
-        <w:t xml:space="preserve"> </w:t>
+        <w:t>"UTF-8"</w:t>
+      </w:r>
+      <w:r>
+        <w:rPr>
+          <w:rFonts w:ascii="Consolas" w:hAnsi="Consolas"/>
+          <w:color w:val="008080"/>
+          <w:sz w:val="12"/>
+          <w:szCs w:val="12"/>
+        </w:rPr>
+        <w:t>&gt;</w:t>
+      </w:r>
+    </w:p>
+    <w:p>
+      <w:pPr>
+        <w:pStyle w:val="NormalWeb"/>
+        <w:shd w:val="clear" w:color="auto" w:fill="FFFFFF"/>
+        <w:spacing w:before="0" w:beforeAutospacing="0" w:after="0" w:afterAutospacing="0"/>
+        <w:rPr>
+          <w:rFonts w:ascii="Consolas" w:hAnsi="Consolas"/>
+          <w:color w:val="000000"/>
+          <w:sz w:val="12"/>
+          <w:szCs w:val="12"/>
+        </w:rPr>
+      </w:pPr>
+      <w:r>
+        <w:rPr>
+          <w:rFonts w:ascii="Consolas" w:hAnsi="Consolas"/>
+          <w:color w:val="008080"/>
+          <w:sz w:val="12"/>
+          <w:szCs w:val="12"/>
+        </w:rPr>
+        <w:t>&lt;</w:t>
+      </w:r>
+      <w:r>
+        <w:rPr>
+          <w:rFonts w:ascii="Consolas" w:hAnsi="Consolas"/>
+          <w:color w:val="3F7F7F"/>
+          <w:sz w:val="12"/>
+          <w:szCs w:val="12"/>
+        </w:rPr>
+        <w:t>title</w:t>
+      </w:r>
+      <w:r>
+        <w:rPr>
+          <w:rFonts w:ascii="Consolas" w:hAnsi="Consolas"/>
+          <w:color w:val="008080"/>
+          <w:sz w:val="12"/>
+          <w:szCs w:val="12"/>
+        </w:rPr>
+        <w:t>&gt;</w:t>
+      </w:r>
+      <w:r>
+        <w:rPr>
+          <w:rFonts w:ascii="Consolas" w:hAnsi="Consolas"/>
+          <w:color w:val="000000"/>
+          <w:sz w:val="12"/>
+          <w:szCs w:val="12"/>
+        </w:rPr>
+        <w:t>Add Student</w:t>
+      </w:r>
+      <w:r>
+        <w:rPr>
+          <w:rFonts w:ascii="Consolas" w:hAnsi="Consolas"/>
+          <w:color w:val="008080"/>
+          <w:sz w:val="12"/>
+          <w:szCs w:val="12"/>
+        </w:rPr>
+        <w:t>&lt;/</w:t>
+      </w:r>
+      <w:r>
+        <w:rPr>
+          <w:rFonts w:ascii="Consolas" w:hAnsi="Consolas"/>
+          <w:color w:val="3F7F7F"/>
+          <w:sz w:val="12"/>
+          <w:szCs w:val="12"/>
+        </w:rPr>
+        <w:t>title</w:t>
+      </w:r>
+      <w:r>
+        <w:rPr>
+          <w:rFonts w:ascii="Consolas" w:hAnsi="Consolas"/>
+          <w:color w:val="008080"/>
+          <w:sz w:val="12"/>
+          <w:szCs w:val="12"/>
+        </w:rPr>
+        <w:t>&gt;</w:t>
+      </w:r>
+    </w:p>
+    <w:p>
+      <w:pPr>
+        <w:pStyle w:val="NormalWeb"/>
+        <w:shd w:val="clear" w:color="auto" w:fill="FFFFFF"/>
+        <w:spacing w:before="0" w:beforeAutospacing="0" w:after="0" w:afterAutospacing="0"/>
+        <w:rPr>
+          <w:rFonts w:ascii="Consolas" w:hAnsi="Consolas"/>
+          <w:color w:val="000000"/>
+          <w:sz w:val="12"/>
+          <w:szCs w:val="12"/>
+        </w:rPr>
+      </w:pPr>
+      <w:r>
+        <w:rPr>
+          <w:rFonts w:ascii="Consolas" w:hAnsi="Consolas"/>
+          <w:color w:val="008080"/>
+          <w:sz w:val="12"/>
+          <w:szCs w:val="12"/>
+        </w:rPr>
+        <w:t>&lt;</w:t>
+      </w:r>
+      <w:r>
+        <w:rPr>
+          <w:rFonts w:ascii="Consolas" w:hAnsi="Consolas"/>
+          <w:color w:val="3F7F7F"/>
+          <w:sz w:val="12"/>
+          <w:szCs w:val="12"/>
+        </w:rPr>
+        <w:t>link</w:t>
+      </w:r>
+    </w:p>
+    <w:p>
+      <w:pPr>
+        <w:pStyle w:val="NormalWeb"/>
+        <w:shd w:val="clear" w:color="auto" w:fill="FFFFFF"/>
+        <w:spacing w:before="0" w:beforeAutospacing="0" w:after="0" w:afterAutospacing="0"/>
+        <w:rPr>
+          <w:rFonts w:ascii="Consolas" w:hAnsi="Consolas"/>
+          <w:color w:val="000000"/>
+          <w:sz w:val="12"/>
+          <w:szCs w:val="12"/>
+        </w:rPr>
+      </w:pPr>
+      <w:r>
+        <w:rPr>
+          <w:rFonts w:ascii="Consolas" w:hAnsi="Consolas"/>
+          <w:color w:val="000000"/>
+          <w:sz w:val="12"/>
+          <w:szCs w:val="12"/>
+        </w:rPr>
+        <w:tab/>
       </w:r>
       <w:r>
         <w:rPr>
@@ -5865,7 +6604,7 @@
           <w:sz w:val="12"/>
           <w:szCs w:val="12"/>
         </w:rPr>
-        <w:t>class</w:t>
+        <w:t>href</w:t>
       </w:r>
       <w:r>
         <w:rPr>
@@ -5885,103 +6624,31 @@
           <w:sz w:val="12"/>
           <w:szCs w:val="12"/>
         </w:rPr>
-        <w:t>"form-label"</w:t>
-      </w:r>
-      <w:r>
-        <w:rPr>
-          <w:rFonts w:ascii="Consolas" w:hAnsi="Consolas"/>
-          <w:color w:val="008080"/>
-          <w:sz w:val="12"/>
-          <w:szCs w:val="12"/>
-        </w:rPr>
-        <w:t>&gt;</w:t>
-      </w:r>
-      <w:r>
-        <w:rPr>
-          <w:rFonts w:ascii="Consolas" w:hAnsi="Consolas"/>
-          <w:color w:val="000000"/>
-          <w:sz w:val="12"/>
-          <w:szCs w:val="12"/>
-        </w:rPr>
-        <w:t>Password</w:t>
-      </w:r>
-      <w:r>
-        <w:rPr>
-          <w:rFonts w:ascii="Consolas" w:hAnsi="Consolas"/>
-          <w:color w:val="008080"/>
-          <w:sz w:val="12"/>
-          <w:szCs w:val="12"/>
-        </w:rPr>
-        <w:t>&lt;/</w:t>
-      </w:r>
-      <w:r>
-        <w:rPr>
-          <w:rFonts w:ascii="Consolas" w:hAnsi="Consolas"/>
-          <w:color w:val="3F7F7F"/>
-          <w:sz w:val="12"/>
-          <w:szCs w:val="12"/>
-        </w:rPr>
-        <w:t>label</w:t>
-      </w:r>
-      <w:r>
-        <w:rPr>
-          <w:rFonts w:ascii="Consolas" w:hAnsi="Consolas"/>
-          <w:color w:val="008080"/>
-          <w:sz w:val="12"/>
-          <w:szCs w:val="12"/>
-        </w:rPr>
-        <w:t>&gt;</w:t>
-      </w:r>
-      <w:r>
-        <w:rPr>
-          <w:rFonts w:ascii="Consolas" w:hAnsi="Consolas"/>
-          <w:color w:val="000000"/>
-          <w:sz w:val="12"/>
-          <w:szCs w:val="12"/>
-        </w:rPr>
-        <w:t xml:space="preserve"> </w:t>
-      </w:r>
-    </w:p>
-    <w:p>
-      <w:pPr>
-        <w:pStyle w:val="NormalWeb"/>
-        <w:shd w:val="clear" w:color="auto" w:fill="FFFFFF"/>
-        <w:spacing w:before="0" w:beforeAutospacing="0" w:after="0" w:afterAutospacing="0"/>
-        <w:ind w:left="1440" w:firstLine="720"/>
-        <w:rPr>
-          <w:rFonts w:ascii="Consolas" w:hAnsi="Consolas"/>
-          <w:color w:val="000000"/>
-          <w:sz w:val="12"/>
-          <w:szCs w:val="12"/>
-        </w:rPr>
-      </w:pPr>
-      <w:r>
-        <w:rPr>
-          <w:rFonts w:ascii="Consolas" w:hAnsi="Consolas"/>
-          <w:color w:val="008080"/>
-          <w:sz w:val="12"/>
-          <w:szCs w:val="12"/>
-        </w:rPr>
-        <w:t>&lt;</w:t>
-      </w:r>
-      <w:r>
-        <w:rPr>
-          <w:rFonts w:ascii="Consolas" w:hAnsi="Consolas"/>
-          <w:color w:val="3F7F7F"/>
-          <w:sz w:val="12"/>
-          <w:szCs w:val="12"/>
-        </w:rPr>
-        <w:t>input</w:t>
-      </w:r>
-      <w:r>
-        <w:rPr>
-          <w:rFonts w:ascii="Consolas" w:hAnsi="Consolas"/>
-          <w:color w:val="3F7F7F"/>
-          <w:sz w:val="12"/>
-          <w:szCs w:val="12"/>
-        </w:rPr>
-        <w:t xml:space="preserve"> </w:t>
-      </w:r>
+        <w:t>"https://cdn.jsdelivr.net/npm/bootstrap@5.3.3/dist/css/bootstrap.min.css"</w:t>
+      </w:r>
+    </w:p>
+    <w:p>
+      <w:pPr>
+        <w:pStyle w:val="NormalWeb"/>
+        <w:shd w:val="clear" w:color="auto" w:fill="FFFFFF"/>
+        <w:spacing w:before="0" w:beforeAutospacing="0" w:after="0" w:afterAutospacing="0"/>
+        <w:rPr>
+          <w:rFonts w:ascii="Consolas" w:hAnsi="Consolas"/>
+          <w:color w:val="000000"/>
+          <w:sz w:val="12"/>
+          <w:szCs w:val="12"/>
+        </w:rPr>
+      </w:pPr>
+      <w:r>
+        <w:rPr>
+          <w:rFonts w:ascii="Consolas" w:hAnsi="Consolas"/>
+          <w:color w:val="000000"/>
+          <w:sz w:val="12"/>
+          <w:szCs w:val="12"/>
+        </w:rPr>
+        <w:tab/>
+      </w:r>
+      <w:proofErr w:type="spellStart"/>
       <w:r>
         <w:rPr>
           <w:rFonts w:ascii="Consolas" w:hAnsi="Consolas"/>
@@ -5989,8 +6656,9 @@
           <w:sz w:val="12"/>
           <w:szCs w:val="12"/>
         </w:rPr>
-        <w:t>type</w:t>
-      </w:r>
+        <w:t>rel</w:t>
+      </w:r>
+      <w:proofErr w:type="spellEnd"/>
       <w:r>
         <w:rPr>
           <w:rFonts w:ascii="Consolas" w:hAnsi="Consolas"/>
@@ -6009,7 +6677,127 @@
           <w:sz w:val="12"/>
           <w:szCs w:val="12"/>
         </w:rPr>
-        <w:t>"text"</w:t>
+        <w:t>"stylesheet"</w:t>
+      </w:r>
+      <w:r>
+        <w:rPr>
+          <w:rFonts w:ascii="Consolas" w:hAnsi="Consolas"/>
+          <w:color w:val="008080"/>
+          <w:sz w:val="12"/>
+          <w:szCs w:val="12"/>
+        </w:rPr>
+        <w:t>&gt;</w:t>
+      </w:r>
+    </w:p>
+    <w:p>
+      <w:pPr>
+        <w:pStyle w:val="NormalWeb"/>
+        <w:shd w:val="clear" w:color="auto" w:fill="FFFFFF"/>
+        <w:spacing w:before="0" w:beforeAutospacing="0" w:after="0" w:afterAutospacing="0"/>
+        <w:rPr>
+          <w:rFonts w:ascii="Consolas" w:hAnsi="Consolas"/>
+          <w:color w:val="000000"/>
+          <w:sz w:val="12"/>
+          <w:szCs w:val="12"/>
+        </w:rPr>
+      </w:pPr>
+      <w:r>
+        <w:rPr>
+          <w:rFonts w:ascii="Consolas" w:hAnsi="Consolas"/>
+          <w:color w:val="008080"/>
+          <w:sz w:val="12"/>
+          <w:szCs w:val="12"/>
+        </w:rPr>
+        <w:t>&lt;/</w:t>
+      </w:r>
+      <w:r>
+        <w:rPr>
+          <w:rFonts w:ascii="Consolas" w:hAnsi="Consolas"/>
+          <w:color w:val="3F7F7F"/>
+          <w:sz w:val="12"/>
+          <w:szCs w:val="12"/>
+        </w:rPr>
+        <w:t>head</w:t>
+      </w:r>
+      <w:r>
+        <w:rPr>
+          <w:rFonts w:ascii="Consolas" w:hAnsi="Consolas"/>
+          <w:color w:val="008080"/>
+          <w:sz w:val="12"/>
+          <w:szCs w:val="12"/>
+        </w:rPr>
+        <w:t>&gt;</w:t>
+      </w:r>
+    </w:p>
+    <w:p>
+      <w:pPr>
+        <w:pStyle w:val="NormalWeb"/>
+        <w:shd w:val="clear" w:color="auto" w:fill="FFFFFF"/>
+        <w:spacing w:before="0" w:beforeAutospacing="0" w:after="0" w:afterAutospacing="0"/>
+        <w:rPr>
+          <w:rFonts w:ascii="Consolas" w:hAnsi="Consolas"/>
+          <w:color w:val="000000"/>
+          <w:sz w:val="12"/>
+          <w:szCs w:val="12"/>
+        </w:rPr>
+      </w:pPr>
+      <w:r>
+        <w:rPr>
+          <w:rFonts w:ascii="Consolas" w:hAnsi="Consolas"/>
+          <w:color w:val="008080"/>
+          <w:sz w:val="12"/>
+          <w:szCs w:val="12"/>
+        </w:rPr>
+        <w:t>&lt;</w:t>
+      </w:r>
+      <w:r>
+        <w:rPr>
+          <w:rFonts w:ascii="Consolas" w:hAnsi="Consolas"/>
+          <w:color w:val="3F7F7F"/>
+          <w:sz w:val="12"/>
+          <w:szCs w:val="12"/>
+        </w:rPr>
+        <w:t>body</w:t>
+      </w:r>
+      <w:r>
+        <w:rPr>
+          <w:rFonts w:ascii="Consolas" w:hAnsi="Consolas"/>
+          <w:color w:val="008080"/>
+          <w:sz w:val="12"/>
+          <w:szCs w:val="12"/>
+        </w:rPr>
+        <w:t>&gt;</w:t>
+      </w:r>
+    </w:p>
+    <w:p>
+      <w:pPr>
+        <w:pStyle w:val="NormalWeb"/>
+        <w:shd w:val="clear" w:color="auto" w:fill="FFFFFF"/>
+        <w:spacing w:before="0" w:beforeAutospacing="0" w:after="0" w:afterAutospacing="0"/>
+        <w:rPr>
+          <w:rFonts w:ascii="Consolas" w:hAnsi="Consolas"/>
+          <w:color w:val="000000"/>
+          <w:sz w:val="12"/>
+          <w:szCs w:val="12"/>
+        </w:rPr>
+      </w:pPr>
+      <w:r>
+        <w:rPr>
+          <w:rFonts w:ascii="Consolas" w:hAnsi="Consolas"/>
+          <w:color w:val="008080"/>
+          <w:sz w:val="12"/>
+          <w:szCs w:val="12"/>
+        </w:rPr>
+        <w:t>&lt;</w:t>
+      </w:r>
+      <w:r>
+        <w:rPr>
+          <w:rFonts w:ascii="Consolas" w:hAnsi="Consolas"/>
+          <w:color w:val="3F7F7F"/>
+          <w:sz w:val="12"/>
+          <w:szCs w:val="12"/>
+        </w:rPr>
+        <w:t>div</w:t>
       </w:r>
       <w:r>
         <w:rPr>
@@ -6027,7 +6815,7 @@
           <w:sz w:val="12"/>
           <w:szCs w:val="12"/>
         </w:rPr>
-        <w:t>th:field</w:t>
+        <w:t>class</w:t>
       </w:r>
       <w:r>
         <w:rPr>
@@ -6047,7 +6835,48 @@
           <w:sz w:val="12"/>
           <w:szCs w:val="12"/>
         </w:rPr>
-        <w:t>"*{password}"</w:t>
+        <w:t>"container mt-5"</w:t>
+      </w:r>
+      <w:r>
+        <w:rPr>
+          <w:rFonts w:ascii="Consolas" w:hAnsi="Consolas"/>
+          <w:color w:val="008080"/>
+          <w:sz w:val="12"/>
+          <w:szCs w:val="12"/>
+        </w:rPr>
+        <w:t>&gt;</w:t>
+      </w:r>
+    </w:p>
+    <w:p>
+      <w:pPr>
+        <w:pStyle w:val="NormalWeb"/>
+        <w:shd w:val="clear" w:color="auto" w:fill="FFFFFF"/>
+        <w:spacing w:before="0" w:beforeAutospacing="0" w:after="0" w:afterAutospacing="0"/>
+        <w:ind w:firstLine="720"/>
+        <w:rPr>
+          <w:rFonts w:ascii="Consolas" w:hAnsi="Consolas"/>
+          <w:color w:val="000000"/>
+          <w:sz w:val="12"/>
+          <w:szCs w:val="12"/>
+        </w:rPr>
+      </w:pPr>
+      <w:r>
+        <w:rPr>
+          <w:rFonts w:ascii="Consolas" w:hAnsi="Consolas"/>
+          <w:color w:val="008080"/>
+          <w:sz w:val="12"/>
+          <w:szCs w:val="12"/>
+        </w:rPr>
+        <w:t>&lt;</w:t>
+      </w:r>
+      <w:r>
+        <w:rPr>
+          <w:rFonts w:ascii="Consolas" w:hAnsi="Consolas"/>
+          <w:color w:val="3F7F7F"/>
+          <w:sz w:val="12"/>
+          <w:szCs w:val="12"/>
+        </w:rPr>
+        <w:t>h2</w:t>
       </w:r>
       <w:r>
         <w:rPr>
@@ -6085,8 +6914,9 @@
           <w:sz w:val="12"/>
           <w:szCs w:val="12"/>
         </w:rPr>
-        <w:t>"form-control"</w:t>
-      </w:r>
+        <w:t>"mb-4 text-</w:t>
+      </w:r>
+      <w:proofErr w:type="spellStart"/>
       <w:r>
         <w:rPr>
           <w:rFonts w:ascii="Consolas" w:hAnsi="Consolas"/>
@@ -6096,26 +6926,9 @@
           <w:sz w:val="12"/>
           <w:szCs w:val="12"/>
         </w:rPr>
-        <w:t xml:space="preserve"> </w:t>
-      </w:r>
-      <w:r>
-        <w:rPr>
-          <w:rFonts w:ascii="Consolas" w:hAnsi="Consolas"/>
-          <w:color w:val="7F007F"/>
-          <w:sz w:val="12"/>
-          <w:szCs w:val="12"/>
-        </w:rPr>
-        <w:t>id</w:t>
-      </w:r>
-      <w:r>
-        <w:rPr>
-          <w:rFonts w:ascii="Consolas" w:hAnsi="Consolas"/>
-          <w:color w:val="000000"/>
-          <w:sz w:val="12"/>
-          <w:szCs w:val="12"/>
-        </w:rPr>
-        <w:t>=</w:t>
-      </w:r>
+        <w:t>center</w:t>
+      </w:r>
+      <w:proofErr w:type="spellEnd"/>
       <w:r>
         <w:rPr>
           <w:rFonts w:ascii="Consolas" w:hAnsi="Consolas"/>
@@ -6125,7 +6938,105 @@
           <w:sz w:val="12"/>
           <w:szCs w:val="12"/>
         </w:rPr>
-        <w:t>"password"</w:t>
+        <w:t>"</w:t>
+      </w:r>
+      <w:r>
+        <w:rPr>
+          <w:rFonts w:ascii="Consolas" w:hAnsi="Consolas"/>
+          <w:color w:val="008080"/>
+          <w:sz w:val="12"/>
+          <w:szCs w:val="12"/>
+        </w:rPr>
+        <w:t>&gt;</w:t>
+      </w:r>
+      <w:r>
+        <w:rPr>
+          <w:rFonts w:ascii="Consolas" w:hAnsi="Consolas"/>
+          <w:color w:val="000000"/>
+          <w:sz w:val="12"/>
+          <w:szCs w:val="12"/>
+        </w:rPr>
+        <w:t>Register New User</w:t>
+      </w:r>
+      <w:r>
+        <w:rPr>
+          <w:rFonts w:ascii="Consolas" w:hAnsi="Consolas"/>
+          <w:color w:val="008080"/>
+          <w:sz w:val="12"/>
+          <w:szCs w:val="12"/>
+        </w:rPr>
+        <w:t>&lt;/</w:t>
+      </w:r>
+      <w:r>
+        <w:rPr>
+          <w:rFonts w:ascii="Consolas" w:hAnsi="Consolas"/>
+          <w:color w:val="3F7F7F"/>
+          <w:sz w:val="12"/>
+          <w:szCs w:val="12"/>
+        </w:rPr>
+        <w:t>h2</w:t>
+      </w:r>
+      <w:r>
+        <w:rPr>
+          <w:rFonts w:ascii="Consolas" w:hAnsi="Consolas"/>
+          <w:color w:val="008080"/>
+          <w:sz w:val="12"/>
+          <w:szCs w:val="12"/>
+        </w:rPr>
+        <w:t>&gt;</w:t>
+      </w:r>
+    </w:p>
+    <w:p>
+      <w:pPr>
+        <w:pStyle w:val="NormalWeb"/>
+        <w:shd w:val="clear" w:color="auto" w:fill="FFFFFF"/>
+        <w:spacing w:before="0" w:beforeAutospacing="0" w:after="0" w:afterAutospacing="0"/>
+        <w:rPr>
+          <w:rFonts w:ascii="Consolas" w:hAnsi="Consolas"/>
+          <w:color w:val="000000"/>
+          <w:sz w:val="12"/>
+          <w:szCs w:val="12"/>
+        </w:rPr>
+      </w:pPr>
+    </w:p>
+    <w:p>
+      <w:pPr>
+        <w:pStyle w:val="NormalWeb"/>
+        <w:shd w:val="clear" w:color="auto" w:fill="FFFFFF"/>
+        <w:spacing w:before="0" w:beforeAutospacing="0" w:after="0" w:afterAutospacing="0"/>
+        <w:rPr>
+          <w:rFonts w:ascii="Consolas" w:hAnsi="Consolas"/>
+          <w:color w:val="000000"/>
+          <w:sz w:val="12"/>
+          <w:szCs w:val="12"/>
+        </w:rPr>
+      </w:pPr>
+      <w:r>
+        <w:rPr>
+          <w:rFonts w:ascii="Consolas" w:hAnsi="Consolas"/>
+          <w:color w:val="000000"/>
+          <w:sz w:val="12"/>
+          <w:szCs w:val="12"/>
+        </w:rPr>
+        <w:tab/>
+      </w:r>
+      <w:r>
+        <w:rPr>
+          <w:rFonts w:ascii="Consolas" w:hAnsi="Consolas"/>
+          <w:color w:val="008080"/>
+          <w:sz w:val="12"/>
+          <w:szCs w:val="12"/>
+        </w:rPr>
+        <w:t>&lt;</w:t>
+      </w:r>
+      <w:r>
+        <w:rPr>
+          <w:rFonts w:ascii="Consolas" w:hAnsi="Consolas"/>
+          <w:color w:val="3F7F7F"/>
+          <w:sz w:val="12"/>
+          <w:szCs w:val="12"/>
+        </w:rPr>
+        <w:t>form</w:t>
       </w:r>
       <w:r>
         <w:rPr>
@@ -6136,6 +7047,7 @@
         </w:rPr>
         <w:t xml:space="preserve"> </w:t>
       </w:r>
+      <w:proofErr w:type="spellStart"/>
       <w:r>
         <w:rPr>
           <w:rFonts w:ascii="Consolas" w:hAnsi="Consolas"/>
@@ -6143,8 +7055,9 @@
           <w:sz w:val="12"/>
           <w:szCs w:val="12"/>
         </w:rPr>
-        <w:t>placeholder</w:t>
-      </w:r>
+        <w:t>th:action</w:t>
+      </w:r>
+      <w:proofErr w:type="spellEnd"/>
       <w:r>
         <w:rPr>
           <w:rFonts w:ascii="Consolas" w:hAnsi="Consolas"/>
@@ -6163,182 +7076,9 @@
           <w:sz w:val="12"/>
           <w:szCs w:val="12"/>
         </w:rPr>
-        <w:t>"Enter Password"</w:t>
-      </w:r>
-      <w:r>
-        <w:rPr>
-          <w:rFonts w:ascii="Consolas" w:hAnsi="Consolas"/>
-          <w:color w:val="000000"/>
-          <w:sz w:val="12"/>
-          <w:szCs w:val="12"/>
-        </w:rPr>
-        <w:t xml:space="preserve"> </w:t>
-      </w:r>
-      <w:r>
-        <w:rPr>
-          <w:rFonts w:ascii="Consolas" w:hAnsi="Consolas"/>
-          <w:color w:val="7F007F"/>
-          <w:sz w:val="12"/>
-          <w:szCs w:val="12"/>
-        </w:rPr>
-        <w:t>required</w:t>
-      </w:r>
-      <w:r>
-        <w:rPr>
-          <w:rFonts w:ascii="Consolas" w:hAnsi="Consolas"/>
-          <w:color w:val="008080"/>
-          <w:sz w:val="12"/>
-          <w:szCs w:val="12"/>
-        </w:rPr>
-        <w:t>&gt;</w:t>
-      </w:r>
-    </w:p>
-    <w:p>
-      <w:pPr>
-        <w:pStyle w:val="NormalWeb"/>
-        <w:shd w:val="clear" w:color="auto" w:fill="FFFFFF"/>
-        <w:spacing w:before="0" w:beforeAutospacing="0" w:after="0" w:afterAutospacing="0"/>
-        <w:rPr>
-          <w:rFonts w:ascii="Consolas" w:hAnsi="Consolas"/>
-          <w:color w:val="000000"/>
-          <w:sz w:val="12"/>
-          <w:szCs w:val="12"/>
-        </w:rPr>
-      </w:pPr>
-      <w:r>
-        <w:rPr>
-          <w:rFonts w:ascii="Consolas" w:hAnsi="Consolas"/>
-          <w:color w:val="000000"/>
-          <w:sz w:val="12"/>
-          <w:szCs w:val="12"/>
-        </w:rPr>
-        <w:tab/>
-      </w:r>
-      <w:r>
-        <w:rPr>
-          <w:rFonts w:ascii="Consolas" w:hAnsi="Consolas"/>
-          <w:color w:val="000000"/>
-          <w:sz w:val="12"/>
-          <w:szCs w:val="12"/>
-        </w:rPr>
-        <w:tab/>
-      </w:r>
-      <w:r>
-        <w:rPr>
-          <w:rFonts w:ascii="Consolas" w:hAnsi="Consolas"/>
-          <w:color w:val="008080"/>
-          <w:sz w:val="12"/>
-          <w:szCs w:val="12"/>
-        </w:rPr>
-        <w:t>&lt;/</w:t>
-      </w:r>
-      <w:r>
-        <w:rPr>
-          <w:rFonts w:ascii="Consolas" w:hAnsi="Consolas"/>
-          <w:color w:val="3F7F7F"/>
-          <w:sz w:val="12"/>
-          <w:szCs w:val="12"/>
-        </w:rPr>
-        <w:t>div</w:t>
-      </w:r>
-      <w:r>
-        <w:rPr>
-          <w:rFonts w:ascii="Consolas" w:hAnsi="Consolas"/>
-          <w:color w:val="008080"/>
-          <w:sz w:val="12"/>
-          <w:szCs w:val="12"/>
-        </w:rPr>
-        <w:t>&gt;</w:t>
-      </w:r>
-    </w:p>
-    <w:p>
-      <w:pPr>
-        <w:pStyle w:val="NormalWeb"/>
-        <w:shd w:val="clear" w:color="auto" w:fill="FFFFFF"/>
-        <w:spacing w:before="0" w:beforeAutospacing="0" w:after="0" w:afterAutospacing="0"/>
-        <w:rPr>
-          <w:rFonts w:ascii="Consolas" w:hAnsi="Consolas"/>
-          <w:color w:val="000000"/>
-          <w:sz w:val="12"/>
-          <w:szCs w:val="12"/>
-        </w:rPr>
-      </w:pPr>
-    </w:p>
-    <w:p>
-      <w:pPr>
-        <w:pStyle w:val="NormalWeb"/>
-        <w:shd w:val="clear" w:color="auto" w:fill="FFFFFF"/>
-        <w:spacing w:before="0" w:beforeAutospacing="0" w:after="0" w:afterAutospacing="0"/>
-        <w:rPr>
-          <w:rFonts w:ascii="Consolas" w:hAnsi="Consolas"/>
-          <w:color w:val="000000"/>
-          <w:sz w:val="12"/>
-          <w:szCs w:val="12"/>
-        </w:rPr>
-      </w:pPr>
-      <w:r>
-        <w:rPr>
-          <w:rFonts w:ascii="Consolas" w:hAnsi="Consolas"/>
-          <w:color w:val="000000"/>
-          <w:sz w:val="12"/>
-          <w:szCs w:val="12"/>
-        </w:rPr>
-        <w:tab/>
-      </w:r>
-      <w:r>
-        <w:rPr>
-          <w:rFonts w:ascii="Consolas" w:hAnsi="Consolas"/>
-          <w:color w:val="000000"/>
-          <w:sz w:val="12"/>
-          <w:szCs w:val="12"/>
-        </w:rPr>
-        <w:tab/>
-      </w:r>
-      <w:r>
-        <w:rPr>
-          <w:rFonts w:ascii="Consolas" w:hAnsi="Consolas"/>
-          <w:color w:val="008080"/>
-          <w:sz w:val="12"/>
-          <w:szCs w:val="12"/>
-        </w:rPr>
-        <w:t>&lt;</w:t>
-      </w:r>
-      <w:r>
-        <w:rPr>
-          <w:rFonts w:ascii="Consolas" w:hAnsi="Consolas"/>
-          <w:color w:val="3F7F7F"/>
-          <w:sz w:val="12"/>
-          <w:szCs w:val="12"/>
-        </w:rPr>
-        <w:t>div</w:t>
-      </w:r>
-      <w:r>
-        <w:rPr>
-          <w:rFonts w:ascii="Consolas" w:hAnsi="Consolas"/>
-          <w:color w:val="000000"/>
-          <w:sz w:val="12"/>
-          <w:szCs w:val="12"/>
-        </w:rPr>
-        <w:t xml:space="preserve"> </w:t>
-      </w:r>
-      <w:r>
-        <w:rPr>
-          <w:rFonts w:ascii="Consolas" w:hAnsi="Consolas"/>
-          <w:color w:val="7F007F"/>
-          <w:sz w:val="12"/>
-          <w:szCs w:val="12"/>
-        </w:rPr>
-        <w:t>class</w:t>
-      </w:r>
-      <w:r>
-        <w:rPr>
-          <w:rFonts w:ascii="Consolas" w:hAnsi="Consolas"/>
-          <w:color w:val="000000"/>
-          <w:sz w:val="12"/>
-          <w:szCs w:val="12"/>
-        </w:rPr>
-        <w:t>=</w:t>
-      </w:r>
+        <w:t>"@{/</w:t>
+      </w:r>
+      <w:proofErr w:type="spellStart"/>
       <w:r>
         <w:rPr>
           <w:rFonts w:ascii="Consolas" w:hAnsi="Consolas"/>
@@ -6348,115 +7088,9 @@
           <w:sz w:val="12"/>
           <w:szCs w:val="12"/>
         </w:rPr>
-        <w:t>"mb-3"</w:t>
-      </w:r>
-      <w:r>
-        <w:rPr>
-          <w:rFonts w:ascii="Consolas" w:hAnsi="Consolas"/>
-          <w:color w:val="008080"/>
-          <w:sz w:val="12"/>
-          <w:szCs w:val="12"/>
-        </w:rPr>
-        <w:t>&gt;</w:t>
-      </w:r>
-    </w:p>
-    <w:p>
-      <w:pPr>
-        <w:pStyle w:val="NormalWeb"/>
-        <w:shd w:val="clear" w:color="auto" w:fill="FFFFFF"/>
-        <w:spacing w:before="0" w:beforeAutospacing="0" w:after="0" w:afterAutospacing="0"/>
-        <w:rPr>
-          <w:rFonts w:ascii="Consolas" w:hAnsi="Consolas"/>
-          <w:color w:val="000000"/>
-          <w:sz w:val="12"/>
-          <w:szCs w:val="12"/>
-        </w:rPr>
-      </w:pPr>
-    </w:p>
-    <w:p>
-      <w:pPr>
-        <w:pStyle w:val="NormalWeb"/>
-        <w:shd w:val="clear" w:color="auto" w:fill="FFFFFF"/>
-        <w:spacing w:before="0" w:beforeAutospacing="0" w:after="0" w:afterAutospacing="0"/>
-        <w:rPr>
-          <w:rFonts w:ascii="Consolas" w:hAnsi="Consolas"/>
-          <w:color w:val="000000"/>
-          <w:sz w:val="12"/>
-          <w:szCs w:val="12"/>
-        </w:rPr>
-      </w:pPr>
-      <w:r>
-        <w:rPr>
-          <w:rFonts w:ascii="Consolas" w:hAnsi="Consolas"/>
-          <w:color w:val="000000"/>
-          <w:sz w:val="12"/>
-          <w:szCs w:val="12"/>
-        </w:rPr>
-        <w:tab/>
-      </w:r>
-      <w:r>
-        <w:rPr>
-          <w:rFonts w:ascii="Consolas" w:hAnsi="Consolas"/>
-          <w:color w:val="000000"/>
-          <w:sz w:val="12"/>
-          <w:szCs w:val="12"/>
-        </w:rPr>
-        <w:tab/>
-      </w:r>
-      <w:r>
-        <w:rPr>
-          <w:rFonts w:ascii="Consolas" w:hAnsi="Consolas"/>
-          <w:color w:val="000000"/>
-          <w:sz w:val="12"/>
-          <w:szCs w:val="12"/>
-        </w:rPr>
-        <w:tab/>
-      </w:r>
-      <w:r>
-        <w:rPr>
-          <w:rFonts w:ascii="Consolas" w:hAnsi="Consolas"/>
-          <w:color w:val="008080"/>
-          <w:sz w:val="12"/>
-          <w:szCs w:val="12"/>
-        </w:rPr>
-        <w:t>&lt;</w:t>
-      </w:r>
-      <w:r>
-        <w:rPr>
-          <w:rFonts w:ascii="Consolas" w:hAnsi="Consolas"/>
-          <w:color w:val="3F7F7F"/>
-          <w:sz w:val="12"/>
-          <w:szCs w:val="12"/>
-        </w:rPr>
-        <w:t>label</w:t>
-      </w:r>
-      <w:r>
-        <w:rPr>
-          <w:rFonts w:ascii="Consolas" w:hAnsi="Consolas"/>
-          <w:color w:val="000000"/>
-          <w:sz w:val="12"/>
-          <w:szCs w:val="12"/>
-        </w:rPr>
-        <w:t xml:space="preserve"> </w:t>
-      </w:r>
-      <w:r>
-        <w:rPr>
-          <w:rFonts w:ascii="Consolas" w:hAnsi="Consolas"/>
-          <w:color w:val="7F007F"/>
-          <w:sz w:val="12"/>
-          <w:szCs w:val="12"/>
-        </w:rPr>
-        <w:t>class</w:t>
-      </w:r>
-      <w:r>
-        <w:rPr>
-          <w:rFonts w:ascii="Consolas" w:hAnsi="Consolas"/>
-          <w:color w:val="000000"/>
-          <w:sz w:val="12"/>
-          <w:szCs w:val="12"/>
-        </w:rPr>
-        <w:t>=</w:t>
-      </w:r>
+        <w:t>saveUserFE</w:t>
+      </w:r>
+      <w:proofErr w:type="spellEnd"/>
       <w:r>
         <w:rPr>
           <w:rFonts w:ascii="Consolas" w:hAnsi="Consolas"/>
@@ -6466,132 +7100,7 @@
           <w:sz w:val="12"/>
           <w:szCs w:val="12"/>
         </w:rPr>
-        <w:t>"form-label"</w:t>
-      </w:r>
-      <w:r>
-        <w:rPr>
-          <w:rFonts w:ascii="Consolas" w:hAnsi="Consolas"/>
-          <w:color w:val="008080"/>
-          <w:sz w:val="12"/>
-          <w:szCs w:val="12"/>
-        </w:rPr>
-        <w:t>&gt;</w:t>
-      </w:r>
-      <w:r>
-        <w:rPr>
-          <w:rFonts w:ascii="Consolas" w:hAnsi="Consolas"/>
-          <w:color w:val="000000"/>
-          <w:sz w:val="12"/>
-          <w:szCs w:val="12"/>
-        </w:rPr>
-        <w:t xml:space="preserve"> Select Roles </w:t>
-      </w:r>
-      <w:r>
-        <w:rPr>
-          <w:rFonts w:ascii="Consolas" w:hAnsi="Consolas"/>
-          <w:color w:val="008080"/>
-          <w:sz w:val="12"/>
-          <w:szCs w:val="12"/>
-        </w:rPr>
-        <w:t>&lt;/</w:t>
-      </w:r>
-      <w:r>
-        <w:rPr>
-          <w:rFonts w:ascii="Consolas" w:hAnsi="Consolas"/>
-          <w:color w:val="3F7F7F"/>
-          <w:sz w:val="12"/>
-          <w:szCs w:val="12"/>
-        </w:rPr>
-        <w:t>label</w:t>
-      </w:r>
-      <w:r>
-        <w:rPr>
-          <w:rFonts w:ascii="Consolas" w:hAnsi="Consolas"/>
-          <w:color w:val="008080"/>
-          <w:sz w:val="12"/>
-          <w:szCs w:val="12"/>
-        </w:rPr>
-        <w:t>&gt;</w:t>
-      </w:r>
-    </w:p>
-    <w:p>
-      <w:pPr>
-        <w:pStyle w:val="NormalWeb"/>
-        <w:shd w:val="clear" w:color="auto" w:fill="FFFFFF"/>
-        <w:spacing w:before="0" w:beforeAutospacing="0" w:after="0" w:afterAutospacing="0"/>
-        <w:rPr>
-          <w:rFonts w:ascii="Consolas" w:hAnsi="Consolas"/>
-          <w:color w:val="000000"/>
-          <w:sz w:val="12"/>
-          <w:szCs w:val="12"/>
-        </w:rPr>
-      </w:pPr>
-    </w:p>
-    <w:p>
-      <w:pPr>
-        <w:pStyle w:val="NormalWeb"/>
-        <w:shd w:val="clear" w:color="auto" w:fill="FFFFFF"/>
-        <w:spacing w:before="0" w:beforeAutospacing="0" w:after="0" w:afterAutospacing="0"/>
-        <w:rPr>
-          <w:rFonts w:ascii="Consolas" w:hAnsi="Consolas"/>
-          <w:color w:val="000000"/>
-          <w:sz w:val="12"/>
-          <w:szCs w:val="12"/>
-        </w:rPr>
-      </w:pPr>
-      <w:r>
-        <w:rPr>
-          <w:rFonts w:ascii="Consolas" w:hAnsi="Consolas"/>
-          <w:color w:val="000000"/>
-          <w:sz w:val="12"/>
-          <w:szCs w:val="12"/>
-        </w:rPr>
-        <w:tab/>
-      </w:r>
-      <w:r>
-        <w:rPr>
-          <w:rFonts w:ascii="Consolas" w:hAnsi="Consolas"/>
-          <w:color w:val="000000"/>
-          <w:sz w:val="12"/>
-          <w:szCs w:val="12"/>
-        </w:rPr>
-        <w:tab/>
-      </w:r>
-      <w:r>
-        <w:rPr>
-          <w:rFonts w:ascii="Consolas" w:hAnsi="Consolas"/>
-          <w:color w:val="000000"/>
-          <w:sz w:val="12"/>
-          <w:szCs w:val="12"/>
-        </w:rPr>
-        <w:tab/>
-      </w:r>
-      <w:r>
-        <w:rPr>
-          <w:rFonts w:ascii="Consolas" w:hAnsi="Consolas"/>
-          <w:color w:val="000000"/>
-          <w:sz w:val="12"/>
-          <w:szCs w:val="12"/>
-        </w:rPr>
-        <w:tab/>
-      </w:r>
-      <w:r>
-        <w:rPr>
-          <w:rFonts w:ascii="Consolas" w:hAnsi="Consolas"/>
-          <w:color w:val="008080"/>
-          <w:sz w:val="12"/>
-          <w:szCs w:val="12"/>
-        </w:rPr>
-        <w:t>&lt;</w:t>
-      </w:r>
-      <w:r>
-        <w:rPr>
-          <w:rFonts w:ascii="Consolas" w:hAnsi="Consolas"/>
-          <w:color w:val="3F7F7F"/>
-          <w:sz w:val="12"/>
-          <w:szCs w:val="12"/>
-        </w:rPr>
-        <w:t>div</w:t>
+        <w:t>}"</w:t>
       </w:r>
       <w:r>
         <w:rPr>
@@ -6602,6 +7111,7 @@
         </w:rPr>
         <w:t xml:space="preserve"> </w:t>
       </w:r>
+      <w:proofErr w:type="spellStart"/>
       <w:r>
         <w:rPr>
           <w:rFonts w:ascii="Consolas" w:hAnsi="Consolas"/>
@@ -6609,8 +7119,9 @@
           <w:sz w:val="12"/>
           <w:szCs w:val="12"/>
         </w:rPr>
-        <w:t>th:each</w:t>
-      </w:r>
+        <w:t>th:object</w:t>
+      </w:r>
+      <w:proofErr w:type="spellEnd"/>
       <w:r>
         <w:rPr>
           <w:rFonts w:ascii="Consolas" w:hAnsi="Consolas"/>
@@ -6629,7 +7140,7 @@
           <w:sz w:val="12"/>
           <w:szCs w:val="12"/>
         </w:rPr>
-        <w:t>"role : ${roles}"</w:t>
+        <w:t>"${user}"</w:t>
       </w:r>
       <w:r>
         <w:rPr>
@@ -6647,7 +7158,7 @@
           <w:sz w:val="12"/>
           <w:szCs w:val="12"/>
         </w:rPr>
-        <w:t>class</w:t>
+        <w:t>method</w:t>
       </w:r>
       <w:r>
         <w:rPr>
@@ -6667,132 +7178,7 @@
           <w:sz w:val="12"/>
           <w:szCs w:val="12"/>
         </w:rPr>
-        <w:t>"form-check"</w:t>
-      </w:r>
-      <w:r>
-        <w:rPr>
-          <w:rFonts w:ascii="Consolas" w:hAnsi="Consolas"/>
-          <w:color w:val="008080"/>
-          <w:sz w:val="12"/>
-          <w:szCs w:val="12"/>
-        </w:rPr>
-        <w:t>&gt;</w:t>
-      </w:r>
-    </w:p>
-    <w:p>
-      <w:pPr>
-        <w:pStyle w:val="NormalWeb"/>
-        <w:shd w:val="clear" w:color="auto" w:fill="FFFFFF"/>
-        <w:spacing w:before="0" w:beforeAutospacing="0" w:after="0" w:afterAutospacing="0"/>
-        <w:rPr>
-          <w:rFonts w:ascii="Consolas" w:hAnsi="Consolas"/>
-          <w:color w:val="000000"/>
-          <w:sz w:val="12"/>
-          <w:szCs w:val="12"/>
-        </w:rPr>
-      </w:pPr>
-    </w:p>
-    <w:p>
-      <w:pPr>
-        <w:pStyle w:val="NormalWeb"/>
-        <w:shd w:val="clear" w:color="auto" w:fill="FFFFFF"/>
-        <w:spacing w:before="0" w:beforeAutospacing="0" w:after="0" w:afterAutospacing="0"/>
-        <w:rPr>
-          <w:rFonts w:ascii="Consolas" w:hAnsi="Consolas"/>
-          <w:color w:val="000000"/>
-          <w:sz w:val="12"/>
-          <w:szCs w:val="12"/>
-        </w:rPr>
-      </w:pPr>
-      <w:r>
-        <w:rPr>
-          <w:rFonts w:ascii="Consolas" w:hAnsi="Consolas"/>
-          <w:color w:val="000000"/>
-          <w:sz w:val="12"/>
-          <w:szCs w:val="12"/>
-        </w:rPr>
-        <w:tab/>
-      </w:r>
-      <w:r>
-        <w:rPr>
-          <w:rFonts w:ascii="Consolas" w:hAnsi="Consolas"/>
-          <w:color w:val="000000"/>
-          <w:sz w:val="12"/>
-          <w:szCs w:val="12"/>
-        </w:rPr>
-        <w:tab/>
-      </w:r>
-      <w:r>
-        <w:rPr>
-          <w:rFonts w:ascii="Consolas" w:hAnsi="Consolas"/>
-          <w:color w:val="000000"/>
-          <w:sz w:val="12"/>
-          <w:szCs w:val="12"/>
-        </w:rPr>
-        <w:tab/>
-      </w:r>
-      <w:r>
-        <w:rPr>
-          <w:rFonts w:ascii="Consolas" w:hAnsi="Consolas"/>
-          <w:color w:val="000000"/>
-          <w:sz w:val="12"/>
-          <w:szCs w:val="12"/>
-        </w:rPr>
-        <w:tab/>
-      </w:r>
-      <w:r>
-        <w:rPr>
-          <w:rFonts w:ascii="Consolas" w:hAnsi="Consolas"/>
-          <w:color w:val="000000"/>
-          <w:sz w:val="12"/>
-          <w:szCs w:val="12"/>
-        </w:rPr>
-        <w:tab/>
-      </w:r>
-      <w:r>
-        <w:rPr>
-          <w:rFonts w:ascii="Consolas" w:hAnsi="Consolas"/>
-          <w:color w:val="008080"/>
-          <w:sz w:val="12"/>
-          <w:szCs w:val="12"/>
-        </w:rPr>
-        <w:t>&lt;</w:t>
-      </w:r>
-      <w:r>
-        <w:rPr>
-          <w:rFonts w:ascii="Consolas" w:hAnsi="Consolas"/>
-          <w:color w:val="3F7F7F"/>
-          <w:sz w:val="12"/>
-          <w:szCs w:val="12"/>
-        </w:rPr>
-        <w:t>input</w:t>
-      </w:r>
-      <w:r>
-        <w:rPr>
-          <w:rFonts w:ascii="Consolas" w:hAnsi="Consolas"/>
-          <w:color w:val="000000"/>
-          <w:sz w:val="12"/>
-          <w:szCs w:val="12"/>
-        </w:rPr>
-        <w:t xml:space="preserve"> </w:t>
-      </w:r>
-      <w:r>
-        <w:rPr>
-          <w:rFonts w:ascii="Consolas" w:hAnsi="Consolas"/>
-          <w:color w:val="7F007F"/>
-          <w:sz w:val="12"/>
-          <w:szCs w:val="12"/>
-        </w:rPr>
-        <w:t>class</w:t>
-      </w:r>
-      <w:r>
-        <w:rPr>
-          <w:rFonts w:ascii="Consolas" w:hAnsi="Consolas"/>
-          <w:color w:val="000000"/>
-          <w:sz w:val="12"/>
-          <w:szCs w:val="12"/>
-        </w:rPr>
-        <w:t>=</w:t>
+        <w:t>"post"</w:t>
       </w:r>
       <w:r>
         <w:rPr>
@@ -6803,15 +7189,6 @@
           <w:sz w:val="12"/>
           <w:szCs w:val="12"/>
         </w:rPr>
-        <w:t>"form-check-input"</w:t>
-      </w:r>
-      <w:r>
-        <w:rPr>
-          <w:rFonts w:ascii="Consolas" w:hAnsi="Consolas"/>
-          <w:color w:val="000000"/>
-          <w:sz w:val="12"/>
-          <w:szCs w:val="12"/>
-        </w:rPr>
         <w:t xml:space="preserve"> </w:t>
       </w:r>
       <w:r>
@@ -6821,7 +7198,7 @@
           <w:sz w:val="12"/>
           <w:szCs w:val="12"/>
         </w:rPr>
-        <w:t>type</w:t>
+        <w:t>class</w:t>
       </w:r>
       <w:r>
         <w:rPr>
@@ -6841,35 +7218,9 @@
           <w:sz w:val="12"/>
           <w:szCs w:val="12"/>
         </w:rPr>
-        <w:t>"checkbox"</w:t>
-      </w:r>
-      <w:r>
-        <w:rPr>
-          <w:rFonts w:ascii="Consolas" w:hAnsi="Consolas"/>
-          <w:color w:val="000000"/>
-          <w:sz w:val="12"/>
-          <w:szCs w:val="12"/>
-        </w:rPr>
-        <w:t xml:space="preserve"> </w:t>
-      </w:r>
-      <w:r>
-        <w:rPr>
-          <w:rFonts w:ascii="Consolas" w:hAnsi="Consolas"/>
-          <w:color w:val="7F007F"/>
-          <w:sz w:val="12"/>
-          <w:szCs w:val="12"/>
-        </w:rPr>
-        <w:t>th:field</w:t>
-      </w:r>
-      <w:r>
-        <w:rPr>
-          <w:rFonts w:ascii="Consolas" w:hAnsi="Consolas"/>
-          <w:color w:val="000000"/>
-          <w:sz w:val="12"/>
-          <w:szCs w:val="12"/>
-        </w:rPr>
-        <w:t>=</w:t>
-      </w:r>
+        <w:t>"card p-4 shadow-</w:t>
+      </w:r>
+      <w:proofErr w:type="spellStart"/>
       <w:r>
         <w:rPr>
           <w:rFonts w:ascii="Consolas" w:hAnsi="Consolas"/>
@@ -6879,93 +7230,9 @@
           <w:sz w:val="12"/>
           <w:szCs w:val="12"/>
         </w:rPr>
-        <w:t>"*{roles}"</w:t>
-      </w:r>
-    </w:p>
-    <w:p>
-      <w:pPr>
-        <w:pStyle w:val="NormalWeb"/>
-        <w:shd w:val="clear" w:color="auto" w:fill="FFFFFF"/>
-        <w:spacing w:before="0" w:beforeAutospacing="0" w:after="0" w:afterAutospacing="0"/>
-        <w:rPr>
-          <w:rFonts w:ascii="Consolas" w:hAnsi="Consolas"/>
-          <w:color w:val="000000"/>
-          <w:sz w:val="12"/>
-          <w:szCs w:val="12"/>
-        </w:rPr>
-      </w:pPr>
-      <w:r>
-        <w:rPr>
-          <w:rFonts w:ascii="Consolas" w:hAnsi="Consolas"/>
-          <w:color w:val="000000"/>
-          <w:sz w:val="12"/>
-          <w:szCs w:val="12"/>
-        </w:rPr>
-        <w:tab/>
-      </w:r>
-      <w:r>
-        <w:rPr>
-          <w:rFonts w:ascii="Consolas" w:hAnsi="Consolas"/>
-          <w:color w:val="000000"/>
-          <w:sz w:val="12"/>
-          <w:szCs w:val="12"/>
-        </w:rPr>
-        <w:tab/>
-      </w:r>
-      <w:r>
-        <w:rPr>
-          <w:rFonts w:ascii="Consolas" w:hAnsi="Consolas"/>
-          <w:color w:val="000000"/>
-          <w:sz w:val="12"/>
-          <w:szCs w:val="12"/>
-        </w:rPr>
-        <w:tab/>
-      </w:r>
-      <w:r>
-        <w:rPr>
-          <w:rFonts w:ascii="Consolas" w:hAnsi="Consolas"/>
-          <w:color w:val="000000"/>
-          <w:sz w:val="12"/>
-          <w:szCs w:val="12"/>
-        </w:rPr>
-        <w:tab/>
-      </w:r>
-      <w:r>
-        <w:rPr>
-          <w:rFonts w:ascii="Consolas" w:hAnsi="Consolas"/>
-          <w:color w:val="000000"/>
-          <w:sz w:val="12"/>
-          <w:szCs w:val="12"/>
-        </w:rPr>
-        <w:tab/>
-      </w:r>
-      <w:r>
-        <w:rPr>
-          <w:rFonts w:ascii="Consolas" w:hAnsi="Consolas"/>
-          <w:color w:val="000000"/>
-          <w:sz w:val="12"/>
-          <w:szCs w:val="12"/>
-        </w:rPr>
-        <w:tab/>
-      </w:r>
-      <w:r>
-        <w:rPr>
-          <w:rFonts w:ascii="Consolas" w:hAnsi="Consolas"/>
-          <w:color w:val="7F007F"/>
-          <w:sz w:val="12"/>
-          <w:szCs w:val="12"/>
-        </w:rPr>
-        <w:t>th:value</w:t>
-      </w:r>
-      <w:r>
-        <w:rPr>
-          <w:rFonts w:ascii="Consolas" w:hAnsi="Consolas"/>
-          <w:color w:val="000000"/>
-          <w:sz w:val="12"/>
-          <w:szCs w:val="12"/>
-        </w:rPr>
-        <w:t>=</w:t>
-      </w:r>
+        <w:t>sm</w:t>
+      </w:r>
+      <w:proofErr w:type="spellEnd"/>
       <w:r>
         <w:rPr>
           <w:rFonts w:ascii="Consolas" w:hAnsi="Consolas"/>
@@ -6975,16 +7242,7 @@
           <w:sz w:val="12"/>
           <w:szCs w:val="12"/>
         </w:rPr>
-        <w:t>"${role.roleid}"</w:t>
-      </w:r>
-      <w:r>
-        <w:rPr>
-          <w:rFonts w:ascii="Consolas" w:hAnsi="Consolas"/>
-          <w:color w:val="000000"/>
-          <w:sz w:val="12"/>
-          <w:szCs w:val="12"/>
-        </w:rPr>
-        <w:t xml:space="preserve"> </w:t>
+        <w:t>"</w:t>
       </w:r>
       <w:r>
         <w:rPr>
@@ -6993,31 +7251,39 @@
           <w:sz w:val="12"/>
           <w:szCs w:val="12"/>
         </w:rPr>
-        <w:t>/&gt;</w:t>
-      </w:r>
-      <w:r>
-        <w:rPr>
-          <w:rFonts w:ascii="Consolas" w:hAnsi="Consolas"/>
-          <w:color w:val="000000"/>
-          <w:sz w:val="12"/>
-          <w:szCs w:val="12"/>
-        </w:rPr>
-        <w:t xml:space="preserve"> </w:t>
-      </w:r>
-    </w:p>
-    <w:p>
-      <w:pPr>
-        <w:pStyle w:val="NormalWeb"/>
-        <w:shd w:val="clear" w:color="auto" w:fill="FFFFFF"/>
-        <w:spacing w:before="0" w:beforeAutospacing="0" w:after="0" w:afterAutospacing="0"/>
-        <w:ind w:left="2880" w:firstLine="720"/>
-        <w:rPr>
-          <w:rFonts w:ascii="Consolas" w:hAnsi="Consolas"/>
-          <w:color w:val="000000"/>
-          <w:sz w:val="12"/>
-          <w:szCs w:val="12"/>
-        </w:rPr>
-      </w:pPr>
+        <w:t>&gt;</w:t>
+      </w:r>
+    </w:p>
+    <w:p>
+      <w:pPr>
+        <w:pStyle w:val="NormalWeb"/>
+        <w:shd w:val="clear" w:color="auto" w:fill="FFFFFF"/>
+        <w:spacing w:before="0" w:beforeAutospacing="0" w:after="0" w:afterAutospacing="0"/>
+        <w:rPr>
+          <w:rFonts w:ascii="Consolas" w:hAnsi="Consolas"/>
+          <w:color w:val="000000"/>
+          <w:sz w:val="12"/>
+          <w:szCs w:val="12"/>
+        </w:rPr>
+      </w:pPr>
+      <w:r>
+        <w:rPr>
+          <w:rFonts w:ascii="Consolas" w:hAnsi="Consolas"/>
+          <w:color w:val="000000"/>
+          <w:sz w:val="12"/>
+          <w:szCs w:val="12"/>
+        </w:rPr>
+        <w:tab/>
+      </w:r>
+      <w:r>
+        <w:rPr>
+          <w:rFonts w:ascii="Consolas" w:hAnsi="Consolas"/>
+          <w:color w:val="000000"/>
+          <w:sz w:val="12"/>
+          <w:szCs w:val="12"/>
+        </w:rPr>
+        <w:tab/>
+      </w:r>
       <w:r>
         <w:rPr>
           <w:rFonts w:ascii="Consolas" w:hAnsi="Consolas"/>
@@ -7034,7 +7300,7 @@
           <w:sz w:val="12"/>
           <w:szCs w:val="12"/>
         </w:rPr>
-        <w:t>label</w:t>
+        <w:t>div</w:t>
       </w:r>
       <w:r>
         <w:rPr>
@@ -7072,8 +7338,30 @@
           <w:sz w:val="12"/>
           <w:szCs w:val="12"/>
         </w:rPr>
-        <w:t>"form-check-label"</w:t>
-      </w:r>
+        <w:t>"mb-3"</w:t>
+      </w:r>
+      <w:r>
+        <w:rPr>
+          <w:rFonts w:ascii="Consolas" w:hAnsi="Consolas"/>
+          <w:color w:val="008080"/>
+          <w:sz w:val="12"/>
+          <w:szCs w:val="12"/>
+        </w:rPr>
+        <w:t>&gt;</w:t>
+      </w:r>
+    </w:p>
+    <w:p>
+      <w:pPr>
+        <w:pStyle w:val="NormalWeb"/>
+        <w:shd w:val="clear" w:color="auto" w:fill="FFFFFF"/>
+        <w:spacing w:before="0" w:beforeAutospacing="0" w:after="0" w:afterAutospacing="0"/>
+        <w:rPr>
+          <w:rFonts w:ascii="Consolas" w:hAnsi="Consolas"/>
+          <w:color w:val="000000"/>
+          <w:sz w:val="12"/>
+          <w:szCs w:val="12"/>
+        </w:rPr>
+      </w:pPr>
       <w:r>
         <w:rPr>
           <w:rFonts w:ascii="Consolas" w:hAnsi="Consolas"/>
@@ -7086,11 +7374,56 @@
       <w:r>
         <w:rPr>
           <w:rFonts w:ascii="Consolas" w:hAnsi="Consolas"/>
+          <w:color w:val="000000"/>
+          <w:sz w:val="12"/>
+          <w:szCs w:val="12"/>
+        </w:rPr>
+        <w:tab/>
+      </w:r>
+      <w:r>
+        <w:rPr>
+          <w:rFonts w:ascii="Consolas" w:hAnsi="Consolas"/>
+          <w:color w:val="000000"/>
+          <w:sz w:val="12"/>
+          <w:szCs w:val="12"/>
+        </w:rPr>
+        <w:tab/>
+      </w:r>
+      <w:r>
+        <w:rPr>
+          <w:rFonts w:ascii="Consolas" w:hAnsi="Consolas"/>
+          <w:color w:val="008080"/>
+          <w:sz w:val="12"/>
+          <w:szCs w:val="12"/>
+        </w:rPr>
+        <w:t>&lt;</w:t>
+      </w:r>
+      <w:r>
+        <w:rPr>
+          <w:rFonts w:ascii="Consolas" w:hAnsi="Consolas"/>
+          <w:color w:val="3F7F7F"/>
+          <w:sz w:val="12"/>
+          <w:szCs w:val="12"/>
+        </w:rPr>
+        <w:t>label</w:t>
+      </w:r>
+      <w:r>
+        <w:rPr>
+          <w:rFonts w:ascii="Consolas" w:hAnsi="Consolas"/>
+          <w:color w:val="000000"/>
+          <w:sz w:val="12"/>
+          <w:szCs w:val="12"/>
+        </w:rPr>
+        <w:t xml:space="preserve"> </w:t>
+      </w:r>
+      <w:r>
+        <w:rPr>
+          <w:rFonts w:ascii="Consolas" w:hAnsi="Consolas"/>
           <w:color w:val="7F007F"/>
           <w:sz w:val="12"/>
           <w:szCs w:val="12"/>
         </w:rPr>
-        <w:t>th:text</w:t>
+        <w:t>for</w:t>
       </w:r>
       <w:r>
         <w:rPr>
@@ -7110,16 +7443,7 @@
           <w:sz w:val="12"/>
           <w:szCs w:val="12"/>
         </w:rPr>
-        <w:t>"${role.rolename}"</w:t>
-      </w:r>
-      <w:r>
-        <w:rPr>
-          <w:rFonts w:ascii="Consolas" w:hAnsi="Consolas"/>
-          <w:color w:val="008080"/>
-          <w:sz w:val="12"/>
-          <w:szCs w:val="12"/>
-        </w:rPr>
-        <w:t>&gt;</w:t>
+        <w:t>"username"</w:t>
       </w:r>
       <w:r>
         <w:rPr>
@@ -7133,269 +7457,11 @@
       <w:r>
         <w:rPr>
           <w:rFonts w:ascii="Consolas" w:hAnsi="Consolas"/>
-          <w:color w:val="008080"/>
-          <w:sz w:val="12"/>
-          <w:szCs w:val="12"/>
-        </w:rPr>
-        <w:t>&lt;/</w:t>
-      </w:r>
-      <w:r>
-        <w:rPr>
-          <w:rFonts w:ascii="Consolas" w:hAnsi="Consolas"/>
-          <w:color w:val="3F7F7F"/>
-          <w:sz w:val="12"/>
-          <w:szCs w:val="12"/>
-        </w:rPr>
-        <w:t>label</w:t>
-      </w:r>
-      <w:r>
-        <w:rPr>
-          <w:rFonts w:ascii="Consolas" w:hAnsi="Consolas"/>
-          <w:color w:val="008080"/>
-          <w:sz w:val="12"/>
-          <w:szCs w:val="12"/>
-        </w:rPr>
-        <w:t>&gt;</w:t>
-      </w:r>
-    </w:p>
-    <w:p>
-      <w:pPr>
-        <w:pStyle w:val="NormalWeb"/>
-        <w:shd w:val="clear" w:color="auto" w:fill="FFFFFF"/>
-        <w:spacing w:before="0" w:beforeAutospacing="0" w:after="0" w:afterAutospacing="0"/>
-        <w:rPr>
-          <w:rFonts w:ascii="Consolas" w:hAnsi="Consolas"/>
-          <w:color w:val="000000"/>
-          <w:sz w:val="12"/>
-          <w:szCs w:val="12"/>
-        </w:rPr>
-      </w:pPr>
-    </w:p>
-    <w:p>
-      <w:pPr>
-        <w:pStyle w:val="NormalWeb"/>
-        <w:shd w:val="clear" w:color="auto" w:fill="FFFFFF"/>
-        <w:spacing w:before="0" w:beforeAutospacing="0" w:after="0" w:afterAutospacing="0"/>
-        <w:rPr>
-          <w:rFonts w:ascii="Consolas" w:hAnsi="Consolas"/>
-          <w:color w:val="000000"/>
-          <w:sz w:val="12"/>
-          <w:szCs w:val="12"/>
-        </w:rPr>
-      </w:pPr>
-      <w:r>
-        <w:rPr>
-          <w:rFonts w:ascii="Consolas" w:hAnsi="Consolas"/>
-          <w:color w:val="000000"/>
-          <w:sz w:val="12"/>
-          <w:szCs w:val="12"/>
-        </w:rPr>
-        <w:tab/>
-      </w:r>
-      <w:r>
-        <w:rPr>
-          <w:rFonts w:ascii="Consolas" w:hAnsi="Consolas"/>
-          <w:color w:val="000000"/>
-          <w:sz w:val="12"/>
-          <w:szCs w:val="12"/>
-        </w:rPr>
-        <w:tab/>
-      </w:r>
-      <w:r>
-        <w:rPr>
-          <w:rFonts w:ascii="Consolas" w:hAnsi="Consolas"/>
-          <w:color w:val="000000"/>
-          <w:sz w:val="12"/>
-          <w:szCs w:val="12"/>
-        </w:rPr>
-        <w:tab/>
-      </w:r>
-      <w:r>
-        <w:rPr>
-          <w:rFonts w:ascii="Consolas" w:hAnsi="Consolas"/>
-          <w:color w:val="000000"/>
-          <w:sz w:val="12"/>
-          <w:szCs w:val="12"/>
-        </w:rPr>
-        <w:tab/>
-      </w:r>
-      <w:r>
-        <w:rPr>
-          <w:rFonts w:ascii="Consolas" w:hAnsi="Consolas"/>
-          <w:color w:val="008080"/>
-          <w:sz w:val="12"/>
-          <w:szCs w:val="12"/>
-        </w:rPr>
-        <w:t>&lt;/</w:t>
-      </w:r>
-      <w:r>
-        <w:rPr>
-          <w:rFonts w:ascii="Consolas" w:hAnsi="Consolas"/>
-          <w:color w:val="3F7F7F"/>
-          <w:sz w:val="12"/>
-          <w:szCs w:val="12"/>
-        </w:rPr>
-        <w:t>div</w:t>
-      </w:r>
-      <w:r>
-        <w:rPr>
-          <w:rFonts w:ascii="Consolas" w:hAnsi="Consolas"/>
-          <w:color w:val="008080"/>
-          <w:sz w:val="12"/>
-          <w:szCs w:val="12"/>
-        </w:rPr>
-        <w:t>&gt;</w:t>
-      </w:r>
-    </w:p>
-    <w:p>
-      <w:pPr>
-        <w:pStyle w:val="NormalWeb"/>
-        <w:shd w:val="clear" w:color="auto" w:fill="FFFFFF"/>
-        <w:spacing w:before="0" w:beforeAutospacing="0" w:after="0" w:afterAutospacing="0"/>
-        <w:rPr>
-          <w:rFonts w:ascii="Consolas" w:hAnsi="Consolas"/>
-          <w:color w:val="000000"/>
-          <w:sz w:val="12"/>
-          <w:szCs w:val="12"/>
-        </w:rPr>
-      </w:pPr>
-    </w:p>
-    <w:p>
-      <w:pPr>
-        <w:pStyle w:val="NormalWeb"/>
-        <w:shd w:val="clear" w:color="auto" w:fill="FFFFFF"/>
-        <w:spacing w:before="0" w:beforeAutospacing="0" w:after="0" w:afterAutospacing="0"/>
-        <w:rPr>
-          <w:rFonts w:ascii="Consolas" w:hAnsi="Consolas"/>
-          <w:color w:val="000000"/>
-          <w:sz w:val="12"/>
-          <w:szCs w:val="12"/>
-        </w:rPr>
-      </w:pPr>
-      <w:r>
-        <w:rPr>
-          <w:rFonts w:ascii="Consolas" w:hAnsi="Consolas"/>
-          <w:color w:val="000000"/>
-          <w:sz w:val="12"/>
-          <w:szCs w:val="12"/>
-        </w:rPr>
-        <w:tab/>
-      </w:r>
-      <w:r>
-        <w:rPr>
-          <w:rFonts w:ascii="Consolas" w:hAnsi="Consolas"/>
-          <w:color w:val="000000"/>
-          <w:sz w:val="12"/>
-          <w:szCs w:val="12"/>
-        </w:rPr>
-        <w:tab/>
-      </w:r>
-      <w:r>
-        <w:rPr>
-          <w:rFonts w:ascii="Consolas" w:hAnsi="Consolas"/>
-          <w:color w:val="008080"/>
-          <w:sz w:val="12"/>
-          <w:szCs w:val="12"/>
-        </w:rPr>
-        <w:t>&lt;/</w:t>
-      </w:r>
-      <w:r>
-        <w:rPr>
-          <w:rFonts w:ascii="Consolas" w:hAnsi="Consolas"/>
-          <w:color w:val="3F7F7F"/>
-          <w:sz w:val="12"/>
-          <w:szCs w:val="12"/>
-        </w:rPr>
-        <w:t>div</w:t>
-      </w:r>
-      <w:r>
-        <w:rPr>
-          <w:rFonts w:ascii="Consolas" w:hAnsi="Consolas"/>
-          <w:color w:val="008080"/>
-          <w:sz w:val="12"/>
-          <w:szCs w:val="12"/>
-        </w:rPr>
-        <w:t>&gt;</w:t>
-      </w:r>
-    </w:p>
-    <w:p>
-      <w:pPr>
-        <w:pStyle w:val="NormalWeb"/>
-        <w:shd w:val="clear" w:color="auto" w:fill="FFFFFF"/>
-        <w:spacing w:before="0" w:beforeAutospacing="0" w:after="0" w:afterAutospacing="0"/>
-        <w:rPr>
-          <w:rFonts w:ascii="Consolas" w:hAnsi="Consolas"/>
-          <w:color w:val="000000"/>
-          <w:sz w:val="12"/>
-          <w:szCs w:val="12"/>
-        </w:rPr>
-      </w:pPr>
-    </w:p>
-    <w:p>
-      <w:pPr>
-        <w:pStyle w:val="NormalWeb"/>
-        <w:shd w:val="clear" w:color="auto" w:fill="FFFFFF"/>
-        <w:spacing w:before="0" w:beforeAutospacing="0" w:after="0" w:afterAutospacing="0"/>
-        <w:rPr>
-          <w:rFonts w:ascii="Consolas" w:hAnsi="Consolas"/>
-          <w:color w:val="000000"/>
-          <w:sz w:val="12"/>
-          <w:szCs w:val="12"/>
-        </w:rPr>
-      </w:pPr>
-      <w:r>
-        <w:rPr>
-          <w:rFonts w:ascii="Consolas" w:hAnsi="Consolas"/>
-          <w:color w:val="000000"/>
-          <w:sz w:val="12"/>
-          <w:szCs w:val="12"/>
-        </w:rPr>
-        <w:tab/>
-      </w:r>
-      <w:r>
-        <w:rPr>
-          <w:rFonts w:ascii="Consolas" w:hAnsi="Consolas"/>
-          <w:color w:val="000000"/>
-          <w:sz w:val="12"/>
-          <w:szCs w:val="12"/>
-        </w:rPr>
-        <w:tab/>
-      </w:r>
-      <w:r>
-        <w:rPr>
-          <w:rFonts w:ascii="Consolas" w:hAnsi="Consolas"/>
-          <w:color w:val="008080"/>
-          <w:sz w:val="12"/>
-          <w:szCs w:val="12"/>
-        </w:rPr>
-        <w:t>&lt;</w:t>
-      </w:r>
-      <w:r>
-        <w:rPr>
-          <w:rFonts w:ascii="Consolas" w:hAnsi="Consolas"/>
-          <w:color w:val="3F7F7F"/>
-          <w:sz w:val="12"/>
-          <w:szCs w:val="12"/>
-        </w:rPr>
-        <w:t>button</w:t>
-      </w:r>
-      <w:r>
-        <w:rPr>
-          <w:rFonts w:ascii="Consolas" w:hAnsi="Consolas"/>
-          <w:color w:val="000000"/>
-          <w:sz w:val="12"/>
-          <w:szCs w:val="12"/>
-        </w:rPr>
-        <w:t xml:space="preserve"> </w:t>
-      </w:r>
-      <w:r>
-        <w:rPr>
-          <w:rFonts w:ascii="Consolas" w:hAnsi="Consolas"/>
           <w:color w:val="7F007F"/>
           <w:sz w:val="12"/>
           <w:szCs w:val="12"/>
         </w:rPr>
-        <w:t>type</w:t>
+        <w:t>class</w:t>
       </w:r>
       <w:r>
         <w:rPr>
@@ -7415,7 +7481,52 @@
           <w:sz w:val="12"/>
           <w:szCs w:val="12"/>
         </w:rPr>
-        <w:t>"submit"</w:t>
+        <w:t>"form-label"</w:t>
+      </w:r>
+      <w:r>
+        <w:rPr>
+          <w:rFonts w:ascii="Consolas" w:hAnsi="Consolas"/>
+          <w:color w:val="008080"/>
+          <w:sz w:val="12"/>
+          <w:szCs w:val="12"/>
+        </w:rPr>
+        <w:t>&gt;</w:t>
+      </w:r>
+      <w:r>
+        <w:rPr>
+          <w:rFonts w:ascii="Consolas" w:hAnsi="Consolas"/>
+          <w:color w:val="000000"/>
+          <w:sz w:val="12"/>
+          <w:szCs w:val="12"/>
+        </w:rPr>
+        <w:t>User name</w:t>
+      </w:r>
+      <w:r>
+        <w:rPr>
+          <w:rFonts w:ascii="Consolas" w:hAnsi="Consolas"/>
+          <w:color w:val="008080"/>
+          <w:sz w:val="12"/>
+          <w:szCs w:val="12"/>
+        </w:rPr>
+        <w:t>&lt;/</w:t>
+      </w:r>
+      <w:r>
+        <w:rPr>
+          <w:rFonts w:ascii="Consolas" w:hAnsi="Consolas"/>
+          <w:color w:val="3F7F7F"/>
+          <w:sz w:val="12"/>
+          <w:szCs w:val="12"/>
+        </w:rPr>
+        <w:t>label</w:t>
+      </w:r>
+      <w:r>
+        <w:rPr>
+          <w:rFonts w:ascii="Consolas" w:hAnsi="Consolas"/>
+          <w:color w:val="008080"/>
+          <w:sz w:val="12"/>
+          <w:szCs w:val="12"/>
+        </w:rPr>
+        <w:t>&gt;</w:t>
       </w:r>
       <w:r>
         <w:rPr>
@@ -7426,6 +7537,47 @@
         </w:rPr>
         <w:t xml:space="preserve"> </w:t>
       </w:r>
+    </w:p>
+    <w:p>
+      <w:pPr>
+        <w:pStyle w:val="NormalWeb"/>
+        <w:shd w:val="clear" w:color="auto" w:fill="FFFFFF"/>
+        <w:spacing w:before="0" w:beforeAutospacing="0" w:after="0" w:afterAutospacing="0"/>
+        <w:ind w:left="1440" w:firstLine="720"/>
+        <w:rPr>
+          <w:rFonts w:ascii="Consolas" w:hAnsi="Consolas"/>
+          <w:color w:val="000000"/>
+          <w:sz w:val="12"/>
+          <w:szCs w:val="12"/>
+        </w:rPr>
+      </w:pPr>
+      <w:r>
+        <w:rPr>
+          <w:rFonts w:ascii="Consolas" w:hAnsi="Consolas"/>
+          <w:color w:val="008080"/>
+          <w:sz w:val="12"/>
+          <w:szCs w:val="12"/>
+        </w:rPr>
+        <w:t>&lt;</w:t>
+      </w:r>
+      <w:r>
+        <w:rPr>
+          <w:rFonts w:ascii="Consolas" w:hAnsi="Consolas"/>
+          <w:color w:val="3F7F7F"/>
+          <w:sz w:val="12"/>
+          <w:szCs w:val="12"/>
+        </w:rPr>
+        <w:t>input</w:t>
+      </w:r>
+      <w:r>
+        <w:rPr>
+          <w:rFonts w:ascii="Consolas" w:hAnsi="Consolas"/>
+          <w:color w:val="3F7F7F"/>
+          <w:sz w:val="12"/>
+          <w:szCs w:val="12"/>
+        </w:rPr>
+        <w:t xml:space="preserve"> </w:t>
+      </w:r>
       <w:r>
         <w:rPr>
           <w:rFonts w:ascii="Consolas" w:hAnsi="Consolas"/>
@@ -7433,7 +7585,7 @@
           <w:sz w:val="12"/>
           <w:szCs w:val="12"/>
         </w:rPr>
-        <w:t>class</w:t>
+        <w:t>type</w:t>
       </w:r>
       <w:r>
         <w:rPr>
@@ -7453,7 +7605,2134 @@
           <w:sz w:val="12"/>
           <w:szCs w:val="12"/>
         </w:rPr>
-        <w:t>"btn btn-success"</w:t>
+        <w:t>"text"</w:t>
+      </w:r>
+      <w:r>
+        <w:rPr>
+          <w:rFonts w:ascii="Consolas" w:hAnsi="Consolas"/>
+          <w:color w:val="000000"/>
+          <w:sz w:val="12"/>
+          <w:szCs w:val="12"/>
+        </w:rPr>
+        <w:t xml:space="preserve"> </w:t>
+      </w:r>
+      <w:proofErr w:type="spellStart"/>
+      <w:r>
+        <w:rPr>
+          <w:rFonts w:ascii="Consolas" w:hAnsi="Consolas"/>
+          <w:color w:val="7F007F"/>
+          <w:sz w:val="12"/>
+          <w:szCs w:val="12"/>
+        </w:rPr>
+        <w:t>th:field</w:t>
+      </w:r>
+      <w:proofErr w:type="spellEnd"/>
+      <w:r>
+        <w:rPr>
+          <w:rFonts w:ascii="Consolas" w:hAnsi="Consolas"/>
+          <w:color w:val="000000"/>
+          <w:sz w:val="12"/>
+          <w:szCs w:val="12"/>
+        </w:rPr>
+        <w:t>=</w:t>
+      </w:r>
+      <w:r>
+        <w:rPr>
+          <w:rFonts w:ascii="Consolas" w:hAnsi="Consolas"/>
+          <w:i/>
+          <w:iCs/>
+          <w:color w:val="2A00FF"/>
+          <w:sz w:val="12"/>
+          <w:szCs w:val="12"/>
+        </w:rPr>
+        <w:t>"*{username}"</w:t>
+      </w:r>
+      <w:r>
+        <w:rPr>
+          <w:rFonts w:ascii="Consolas" w:hAnsi="Consolas"/>
+          <w:color w:val="000000"/>
+          <w:sz w:val="12"/>
+          <w:szCs w:val="12"/>
+        </w:rPr>
+        <w:t xml:space="preserve"> </w:t>
+      </w:r>
+      <w:r>
+        <w:rPr>
+          <w:rFonts w:ascii="Consolas" w:hAnsi="Consolas"/>
+          <w:color w:val="7F007F"/>
+          <w:sz w:val="12"/>
+          <w:szCs w:val="12"/>
+        </w:rPr>
+        <w:t>class</w:t>
+      </w:r>
+      <w:r>
+        <w:rPr>
+          <w:rFonts w:ascii="Consolas" w:hAnsi="Consolas"/>
+          <w:color w:val="000000"/>
+          <w:sz w:val="12"/>
+          <w:szCs w:val="12"/>
+        </w:rPr>
+        <w:t>=</w:t>
+      </w:r>
+      <w:r>
+        <w:rPr>
+          <w:rFonts w:ascii="Consolas" w:hAnsi="Consolas"/>
+          <w:i/>
+          <w:iCs/>
+          <w:color w:val="2A00FF"/>
+          <w:sz w:val="12"/>
+          <w:szCs w:val="12"/>
+        </w:rPr>
+        <w:t>"form-control"</w:t>
+      </w:r>
+      <w:r>
+        <w:rPr>
+          <w:rFonts w:ascii="Consolas" w:hAnsi="Consolas"/>
+          <w:i/>
+          <w:iCs/>
+          <w:color w:val="2A00FF"/>
+          <w:sz w:val="12"/>
+          <w:szCs w:val="12"/>
+        </w:rPr>
+        <w:t xml:space="preserve"> </w:t>
+      </w:r>
+      <w:r>
+        <w:rPr>
+          <w:rFonts w:ascii="Consolas" w:hAnsi="Consolas"/>
+          <w:color w:val="7F007F"/>
+          <w:sz w:val="12"/>
+          <w:szCs w:val="12"/>
+        </w:rPr>
+        <w:t>id</w:t>
+      </w:r>
+      <w:r>
+        <w:rPr>
+          <w:rFonts w:ascii="Consolas" w:hAnsi="Consolas"/>
+          <w:color w:val="000000"/>
+          <w:sz w:val="12"/>
+          <w:szCs w:val="12"/>
+        </w:rPr>
+        <w:t>=</w:t>
+      </w:r>
+      <w:r>
+        <w:rPr>
+          <w:rFonts w:ascii="Consolas" w:hAnsi="Consolas"/>
+          <w:i/>
+          <w:iCs/>
+          <w:color w:val="2A00FF"/>
+          <w:sz w:val="12"/>
+          <w:szCs w:val="12"/>
+        </w:rPr>
+        <w:t>"username"</w:t>
+      </w:r>
+      <w:r>
+        <w:rPr>
+          <w:rFonts w:ascii="Consolas" w:hAnsi="Consolas"/>
+          <w:color w:val="000000"/>
+          <w:sz w:val="12"/>
+          <w:szCs w:val="12"/>
+        </w:rPr>
+        <w:t xml:space="preserve"> </w:t>
+      </w:r>
+      <w:r>
+        <w:rPr>
+          <w:rFonts w:ascii="Consolas" w:hAnsi="Consolas"/>
+          <w:color w:val="7F007F"/>
+          <w:sz w:val="12"/>
+          <w:szCs w:val="12"/>
+        </w:rPr>
+        <w:t>placeholder</w:t>
+      </w:r>
+      <w:r>
+        <w:rPr>
+          <w:rFonts w:ascii="Consolas" w:hAnsi="Consolas"/>
+          <w:color w:val="000000"/>
+          <w:sz w:val="12"/>
+          <w:szCs w:val="12"/>
+        </w:rPr>
+        <w:t>=</w:t>
+      </w:r>
+      <w:r>
+        <w:rPr>
+          <w:rFonts w:ascii="Consolas" w:hAnsi="Consolas"/>
+          <w:i/>
+          <w:iCs/>
+          <w:color w:val="2A00FF"/>
+          <w:sz w:val="12"/>
+          <w:szCs w:val="12"/>
+        </w:rPr>
+        <w:t>"Enter name"</w:t>
+      </w:r>
+      <w:r>
+        <w:rPr>
+          <w:rFonts w:ascii="Consolas" w:hAnsi="Consolas"/>
+          <w:color w:val="008080"/>
+          <w:sz w:val="12"/>
+          <w:szCs w:val="12"/>
+        </w:rPr>
+        <w:t>&gt;</w:t>
+      </w:r>
+    </w:p>
+    <w:p>
+      <w:pPr>
+        <w:pStyle w:val="NormalWeb"/>
+        <w:shd w:val="clear" w:color="auto" w:fill="FFFFFF"/>
+        <w:spacing w:before="0" w:beforeAutospacing="0" w:after="0" w:afterAutospacing="0"/>
+        <w:rPr>
+          <w:rFonts w:ascii="Consolas" w:hAnsi="Consolas"/>
+          <w:color w:val="000000"/>
+          <w:sz w:val="12"/>
+          <w:szCs w:val="12"/>
+        </w:rPr>
+      </w:pPr>
+      <w:r>
+        <w:rPr>
+          <w:rFonts w:ascii="Consolas" w:hAnsi="Consolas"/>
+          <w:color w:val="000000"/>
+          <w:sz w:val="12"/>
+          <w:szCs w:val="12"/>
+        </w:rPr>
+        <w:tab/>
+      </w:r>
+      <w:r>
+        <w:rPr>
+          <w:rFonts w:ascii="Consolas" w:hAnsi="Consolas"/>
+          <w:color w:val="000000"/>
+          <w:sz w:val="12"/>
+          <w:szCs w:val="12"/>
+        </w:rPr>
+        <w:tab/>
+      </w:r>
+      <w:r>
+        <w:rPr>
+          <w:rFonts w:ascii="Consolas" w:hAnsi="Consolas"/>
+          <w:color w:val="008080"/>
+          <w:sz w:val="12"/>
+          <w:szCs w:val="12"/>
+        </w:rPr>
+        <w:t>&lt;/</w:t>
+      </w:r>
+      <w:r>
+        <w:rPr>
+          <w:rFonts w:ascii="Consolas" w:hAnsi="Consolas"/>
+          <w:color w:val="3F7F7F"/>
+          <w:sz w:val="12"/>
+          <w:szCs w:val="12"/>
+        </w:rPr>
+        <w:t>div</w:t>
+      </w:r>
+      <w:r>
+        <w:rPr>
+          <w:rFonts w:ascii="Consolas" w:hAnsi="Consolas"/>
+          <w:color w:val="008080"/>
+          <w:sz w:val="12"/>
+          <w:szCs w:val="12"/>
+        </w:rPr>
+        <w:t>&gt;</w:t>
+      </w:r>
+    </w:p>
+    <w:p>
+      <w:pPr>
+        <w:pStyle w:val="NormalWeb"/>
+        <w:shd w:val="clear" w:color="auto" w:fill="FFFFFF"/>
+        <w:spacing w:before="0" w:beforeAutospacing="0" w:after="0" w:afterAutospacing="0"/>
+        <w:rPr>
+          <w:rFonts w:ascii="Consolas" w:hAnsi="Consolas"/>
+          <w:color w:val="000000"/>
+          <w:sz w:val="12"/>
+          <w:szCs w:val="12"/>
+        </w:rPr>
+      </w:pPr>
+      <w:r>
+        <w:rPr>
+          <w:rFonts w:ascii="Consolas" w:hAnsi="Consolas"/>
+          <w:color w:val="000000"/>
+          <w:sz w:val="12"/>
+          <w:szCs w:val="12"/>
+        </w:rPr>
+        <w:tab/>
+      </w:r>
+      <w:r>
+        <w:rPr>
+          <w:rFonts w:ascii="Consolas" w:hAnsi="Consolas"/>
+          <w:color w:val="000000"/>
+          <w:sz w:val="12"/>
+          <w:szCs w:val="12"/>
+        </w:rPr>
+        <w:tab/>
+      </w:r>
+      <w:r>
+        <w:rPr>
+          <w:rFonts w:ascii="Consolas" w:hAnsi="Consolas"/>
+          <w:color w:val="008080"/>
+          <w:sz w:val="12"/>
+          <w:szCs w:val="12"/>
+        </w:rPr>
+        <w:t>&lt;</w:t>
+      </w:r>
+      <w:r>
+        <w:rPr>
+          <w:rFonts w:ascii="Consolas" w:hAnsi="Consolas"/>
+          <w:color w:val="3F7F7F"/>
+          <w:sz w:val="12"/>
+          <w:szCs w:val="12"/>
+        </w:rPr>
+        <w:t>div</w:t>
+      </w:r>
+      <w:r>
+        <w:rPr>
+          <w:rFonts w:ascii="Consolas" w:hAnsi="Consolas"/>
+          <w:color w:val="000000"/>
+          <w:sz w:val="12"/>
+          <w:szCs w:val="12"/>
+        </w:rPr>
+        <w:t xml:space="preserve"> </w:t>
+      </w:r>
+      <w:r>
+        <w:rPr>
+          <w:rFonts w:ascii="Consolas" w:hAnsi="Consolas"/>
+          <w:color w:val="7F007F"/>
+          <w:sz w:val="12"/>
+          <w:szCs w:val="12"/>
+        </w:rPr>
+        <w:t>class</w:t>
+      </w:r>
+      <w:r>
+        <w:rPr>
+          <w:rFonts w:ascii="Consolas" w:hAnsi="Consolas"/>
+          <w:color w:val="000000"/>
+          <w:sz w:val="12"/>
+          <w:szCs w:val="12"/>
+        </w:rPr>
+        <w:t>=</w:t>
+      </w:r>
+      <w:r>
+        <w:rPr>
+          <w:rFonts w:ascii="Consolas" w:hAnsi="Consolas"/>
+          <w:i/>
+          <w:iCs/>
+          <w:color w:val="2A00FF"/>
+          <w:sz w:val="12"/>
+          <w:szCs w:val="12"/>
+        </w:rPr>
+        <w:t>"mb-3"</w:t>
+      </w:r>
+      <w:r>
+        <w:rPr>
+          <w:rFonts w:ascii="Consolas" w:hAnsi="Consolas"/>
+          <w:color w:val="008080"/>
+          <w:sz w:val="12"/>
+          <w:szCs w:val="12"/>
+        </w:rPr>
+        <w:t>&gt;</w:t>
+      </w:r>
+    </w:p>
+    <w:p>
+      <w:pPr>
+        <w:pStyle w:val="NormalWeb"/>
+        <w:shd w:val="clear" w:color="auto" w:fill="FFFFFF"/>
+        <w:spacing w:before="0" w:beforeAutospacing="0" w:after="0" w:afterAutospacing="0"/>
+        <w:rPr>
+          <w:rFonts w:ascii="Consolas" w:hAnsi="Consolas"/>
+          <w:color w:val="000000"/>
+          <w:sz w:val="12"/>
+          <w:szCs w:val="12"/>
+        </w:rPr>
+      </w:pPr>
+      <w:r>
+        <w:rPr>
+          <w:rFonts w:ascii="Consolas" w:hAnsi="Consolas"/>
+          <w:color w:val="000000"/>
+          <w:sz w:val="12"/>
+          <w:szCs w:val="12"/>
+        </w:rPr>
+        <w:tab/>
+      </w:r>
+      <w:r>
+        <w:rPr>
+          <w:rFonts w:ascii="Consolas" w:hAnsi="Consolas"/>
+          <w:color w:val="000000"/>
+          <w:sz w:val="12"/>
+          <w:szCs w:val="12"/>
+        </w:rPr>
+        <w:tab/>
+      </w:r>
+      <w:r>
+        <w:rPr>
+          <w:rFonts w:ascii="Consolas" w:hAnsi="Consolas"/>
+          <w:color w:val="000000"/>
+          <w:sz w:val="12"/>
+          <w:szCs w:val="12"/>
+        </w:rPr>
+        <w:tab/>
+      </w:r>
+      <w:r>
+        <w:rPr>
+          <w:rFonts w:ascii="Consolas" w:hAnsi="Consolas"/>
+          <w:color w:val="008080"/>
+          <w:sz w:val="12"/>
+          <w:szCs w:val="12"/>
+        </w:rPr>
+        <w:t>&lt;</w:t>
+      </w:r>
+      <w:r>
+        <w:rPr>
+          <w:rFonts w:ascii="Consolas" w:hAnsi="Consolas"/>
+          <w:color w:val="3F7F7F"/>
+          <w:sz w:val="12"/>
+          <w:szCs w:val="12"/>
+        </w:rPr>
+        <w:t>label</w:t>
+      </w:r>
+      <w:r>
+        <w:rPr>
+          <w:rFonts w:ascii="Consolas" w:hAnsi="Consolas"/>
+          <w:color w:val="000000"/>
+          <w:sz w:val="12"/>
+          <w:szCs w:val="12"/>
+        </w:rPr>
+        <w:t xml:space="preserve"> </w:t>
+      </w:r>
+      <w:r>
+        <w:rPr>
+          <w:rFonts w:ascii="Consolas" w:hAnsi="Consolas"/>
+          <w:color w:val="7F007F"/>
+          <w:sz w:val="12"/>
+          <w:szCs w:val="12"/>
+        </w:rPr>
+        <w:t>for</w:t>
+      </w:r>
+      <w:r>
+        <w:rPr>
+          <w:rFonts w:ascii="Consolas" w:hAnsi="Consolas"/>
+          <w:color w:val="000000"/>
+          <w:sz w:val="12"/>
+          <w:szCs w:val="12"/>
+        </w:rPr>
+        <w:t>=</w:t>
+      </w:r>
+      <w:r>
+        <w:rPr>
+          <w:rFonts w:ascii="Consolas" w:hAnsi="Consolas"/>
+          <w:i/>
+          <w:iCs/>
+          <w:color w:val="2A00FF"/>
+          <w:sz w:val="12"/>
+          <w:szCs w:val="12"/>
+        </w:rPr>
+        <w:t>"password"</w:t>
+      </w:r>
+      <w:r>
+        <w:rPr>
+          <w:rFonts w:ascii="Consolas" w:hAnsi="Consolas"/>
+          <w:color w:val="000000"/>
+          <w:sz w:val="12"/>
+          <w:szCs w:val="12"/>
+        </w:rPr>
+        <w:t xml:space="preserve"> </w:t>
+      </w:r>
+      <w:r>
+        <w:rPr>
+          <w:rFonts w:ascii="Consolas" w:hAnsi="Consolas"/>
+          <w:color w:val="7F007F"/>
+          <w:sz w:val="12"/>
+          <w:szCs w:val="12"/>
+        </w:rPr>
+        <w:t>class</w:t>
+      </w:r>
+      <w:r>
+        <w:rPr>
+          <w:rFonts w:ascii="Consolas" w:hAnsi="Consolas"/>
+          <w:color w:val="000000"/>
+          <w:sz w:val="12"/>
+          <w:szCs w:val="12"/>
+        </w:rPr>
+        <w:t>=</w:t>
+      </w:r>
+      <w:r>
+        <w:rPr>
+          <w:rFonts w:ascii="Consolas" w:hAnsi="Consolas"/>
+          <w:i/>
+          <w:iCs/>
+          <w:color w:val="2A00FF"/>
+          <w:sz w:val="12"/>
+          <w:szCs w:val="12"/>
+        </w:rPr>
+        <w:t>"form-label"</w:t>
+      </w:r>
+      <w:r>
+        <w:rPr>
+          <w:rFonts w:ascii="Consolas" w:hAnsi="Consolas"/>
+          <w:color w:val="008080"/>
+          <w:sz w:val="12"/>
+          <w:szCs w:val="12"/>
+        </w:rPr>
+        <w:t>&gt;</w:t>
+      </w:r>
+      <w:r>
+        <w:rPr>
+          <w:rFonts w:ascii="Consolas" w:hAnsi="Consolas"/>
+          <w:color w:val="000000"/>
+          <w:sz w:val="12"/>
+          <w:szCs w:val="12"/>
+        </w:rPr>
+        <w:t>Password</w:t>
+      </w:r>
+      <w:r>
+        <w:rPr>
+          <w:rFonts w:ascii="Consolas" w:hAnsi="Consolas"/>
+          <w:color w:val="008080"/>
+          <w:sz w:val="12"/>
+          <w:szCs w:val="12"/>
+        </w:rPr>
+        <w:t>&lt;/</w:t>
+      </w:r>
+      <w:r>
+        <w:rPr>
+          <w:rFonts w:ascii="Consolas" w:hAnsi="Consolas"/>
+          <w:color w:val="3F7F7F"/>
+          <w:sz w:val="12"/>
+          <w:szCs w:val="12"/>
+        </w:rPr>
+        <w:t>label</w:t>
+      </w:r>
+      <w:r>
+        <w:rPr>
+          <w:rFonts w:ascii="Consolas" w:hAnsi="Consolas"/>
+          <w:color w:val="008080"/>
+          <w:sz w:val="12"/>
+          <w:szCs w:val="12"/>
+        </w:rPr>
+        <w:t>&gt;</w:t>
+      </w:r>
+      <w:r>
+        <w:rPr>
+          <w:rFonts w:ascii="Consolas" w:hAnsi="Consolas"/>
+          <w:color w:val="000000"/>
+          <w:sz w:val="12"/>
+          <w:szCs w:val="12"/>
+        </w:rPr>
+        <w:t xml:space="preserve"> </w:t>
+      </w:r>
+    </w:p>
+    <w:p>
+      <w:pPr>
+        <w:pStyle w:val="NormalWeb"/>
+        <w:shd w:val="clear" w:color="auto" w:fill="FFFFFF"/>
+        <w:spacing w:before="0" w:beforeAutospacing="0" w:after="0" w:afterAutospacing="0"/>
+        <w:ind w:left="1440" w:firstLine="720"/>
+        <w:rPr>
+          <w:rFonts w:ascii="Consolas" w:hAnsi="Consolas"/>
+          <w:color w:val="000000"/>
+          <w:sz w:val="12"/>
+          <w:szCs w:val="12"/>
+        </w:rPr>
+      </w:pPr>
+      <w:r>
+        <w:rPr>
+          <w:rFonts w:ascii="Consolas" w:hAnsi="Consolas"/>
+          <w:color w:val="008080"/>
+          <w:sz w:val="12"/>
+          <w:szCs w:val="12"/>
+        </w:rPr>
+        <w:t>&lt;</w:t>
+      </w:r>
+      <w:r>
+        <w:rPr>
+          <w:rFonts w:ascii="Consolas" w:hAnsi="Consolas"/>
+          <w:color w:val="3F7F7F"/>
+          <w:sz w:val="12"/>
+          <w:szCs w:val="12"/>
+        </w:rPr>
+        <w:t>input</w:t>
+      </w:r>
+      <w:r>
+        <w:rPr>
+          <w:rFonts w:ascii="Consolas" w:hAnsi="Consolas"/>
+          <w:color w:val="3F7F7F"/>
+          <w:sz w:val="12"/>
+          <w:szCs w:val="12"/>
+        </w:rPr>
+        <w:t xml:space="preserve"> </w:t>
+      </w:r>
+      <w:r>
+        <w:rPr>
+          <w:rFonts w:ascii="Consolas" w:hAnsi="Consolas"/>
+          <w:color w:val="7F007F"/>
+          <w:sz w:val="12"/>
+          <w:szCs w:val="12"/>
+        </w:rPr>
+        <w:t>type</w:t>
+      </w:r>
+      <w:r>
+        <w:rPr>
+          <w:rFonts w:ascii="Consolas" w:hAnsi="Consolas"/>
+          <w:color w:val="000000"/>
+          <w:sz w:val="12"/>
+          <w:szCs w:val="12"/>
+        </w:rPr>
+        <w:t>=</w:t>
+      </w:r>
+      <w:r>
+        <w:rPr>
+          <w:rFonts w:ascii="Consolas" w:hAnsi="Consolas"/>
+          <w:i/>
+          <w:iCs/>
+          <w:color w:val="2A00FF"/>
+          <w:sz w:val="12"/>
+          <w:szCs w:val="12"/>
+        </w:rPr>
+        <w:t>"text"</w:t>
+      </w:r>
+      <w:r>
+        <w:rPr>
+          <w:rFonts w:ascii="Consolas" w:hAnsi="Consolas"/>
+          <w:color w:val="000000"/>
+          <w:sz w:val="12"/>
+          <w:szCs w:val="12"/>
+        </w:rPr>
+        <w:t xml:space="preserve"> </w:t>
+      </w:r>
+      <w:proofErr w:type="spellStart"/>
+      <w:r>
+        <w:rPr>
+          <w:rFonts w:ascii="Consolas" w:hAnsi="Consolas"/>
+          <w:color w:val="7F007F"/>
+          <w:sz w:val="12"/>
+          <w:szCs w:val="12"/>
+        </w:rPr>
+        <w:t>th:field</w:t>
+      </w:r>
+      <w:proofErr w:type="spellEnd"/>
+      <w:r>
+        <w:rPr>
+          <w:rFonts w:ascii="Consolas" w:hAnsi="Consolas"/>
+          <w:color w:val="000000"/>
+          <w:sz w:val="12"/>
+          <w:szCs w:val="12"/>
+        </w:rPr>
+        <w:t>=</w:t>
+      </w:r>
+      <w:r>
+        <w:rPr>
+          <w:rFonts w:ascii="Consolas" w:hAnsi="Consolas"/>
+          <w:i/>
+          <w:iCs/>
+          <w:color w:val="2A00FF"/>
+          <w:sz w:val="12"/>
+          <w:szCs w:val="12"/>
+        </w:rPr>
+        <w:t>"*{password}"</w:t>
+      </w:r>
+      <w:r>
+        <w:rPr>
+          <w:rFonts w:ascii="Consolas" w:hAnsi="Consolas"/>
+          <w:color w:val="000000"/>
+          <w:sz w:val="12"/>
+          <w:szCs w:val="12"/>
+        </w:rPr>
+        <w:t xml:space="preserve"> </w:t>
+      </w:r>
+      <w:r>
+        <w:rPr>
+          <w:rFonts w:ascii="Consolas" w:hAnsi="Consolas"/>
+          <w:color w:val="7F007F"/>
+          <w:sz w:val="12"/>
+          <w:szCs w:val="12"/>
+        </w:rPr>
+        <w:t>class</w:t>
+      </w:r>
+      <w:r>
+        <w:rPr>
+          <w:rFonts w:ascii="Consolas" w:hAnsi="Consolas"/>
+          <w:color w:val="000000"/>
+          <w:sz w:val="12"/>
+          <w:szCs w:val="12"/>
+        </w:rPr>
+        <w:t>=</w:t>
+      </w:r>
+      <w:r>
+        <w:rPr>
+          <w:rFonts w:ascii="Consolas" w:hAnsi="Consolas"/>
+          <w:i/>
+          <w:iCs/>
+          <w:color w:val="2A00FF"/>
+          <w:sz w:val="12"/>
+          <w:szCs w:val="12"/>
+        </w:rPr>
+        <w:t>"form-control"</w:t>
+      </w:r>
+      <w:r>
+        <w:rPr>
+          <w:rFonts w:ascii="Consolas" w:hAnsi="Consolas"/>
+          <w:i/>
+          <w:iCs/>
+          <w:color w:val="2A00FF"/>
+          <w:sz w:val="12"/>
+          <w:szCs w:val="12"/>
+        </w:rPr>
+        <w:t xml:space="preserve"> </w:t>
+      </w:r>
+      <w:r>
+        <w:rPr>
+          <w:rFonts w:ascii="Consolas" w:hAnsi="Consolas"/>
+          <w:color w:val="7F007F"/>
+          <w:sz w:val="12"/>
+          <w:szCs w:val="12"/>
+        </w:rPr>
+        <w:t>id</w:t>
+      </w:r>
+      <w:r>
+        <w:rPr>
+          <w:rFonts w:ascii="Consolas" w:hAnsi="Consolas"/>
+          <w:color w:val="000000"/>
+          <w:sz w:val="12"/>
+          <w:szCs w:val="12"/>
+        </w:rPr>
+        <w:t>=</w:t>
+      </w:r>
+      <w:r>
+        <w:rPr>
+          <w:rFonts w:ascii="Consolas" w:hAnsi="Consolas"/>
+          <w:i/>
+          <w:iCs/>
+          <w:color w:val="2A00FF"/>
+          <w:sz w:val="12"/>
+          <w:szCs w:val="12"/>
+        </w:rPr>
+        <w:t>"password"</w:t>
+      </w:r>
+      <w:r>
+        <w:rPr>
+          <w:rFonts w:ascii="Consolas" w:hAnsi="Consolas"/>
+          <w:color w:val="000000"/>
+          <w:sz w:val="12"/>
+          <w:szCs w:val="12"/>
+        </w:rPr>
+        <w:t xml:space="preserve"> </w:t>
+      </w:r>
+      <w:r>
+        <w:rPr>
+          <w:rFonts w:ascii="Consolas" w:hAnsi="Consolas"/>
+          <w:color w:val="7F007F"/>
+          <w:sz w:val="12"/>
+          <w:szCs w:val="12"/>
+        </w:rPr>
+        <w:t>placeholder</w:t>
+      </w:r>
+      <w:r>
+        <w:rPr>
+          <w:rFonts w:ascii="Consolas" w:hAnsi="Consolas"/>
+          <w:color w:val="000000"/>
+          <w:sz w:val="12"/>
+          <w:szCs w:val="12"/>
+        </w:rPr>
+        <w:t>=</w:t>
+      </w:r>
+      <w:r>
+        <w:rPr>
+          <w:rFonts w:ascii="Consolas" w:hAnsi="Consolas"/>
+          <w:i/>
+          <w:iCs/>
+          <w:color w:val="2A00FF"/>
+          <w:sz w:val="12"/>
+          <w:szCs w:val="12"/>
+        </w:rPr>
+        <w:t>"Enter Password"</w:t>
+      </w:r>
+      <w:r>
+        <w:rPr>
+          <w:rFonts w:ascii="Consolas" w:hAnsi="Consolas"/>
+          <w:color w:val="000000"/>
+          <w:sz w:val="12"/>
+          <w:szCs w:val="12"/>
+        </w:rPr>
+        <w:t xml:space="preserve"> </w:t>
+      </w:r>
+      <w:r>
+        <w:rPr>
+          <w:rFonts w:ascii="Consolas" w:hAnsi="Consolas"/>
+          <w:color w:val="7F007F"/>
+          <w:sz w:val="12"/>
+          <w:szCs w:val="12"/>
+        </w:rPr>
+        <w:t>required</w:t>
+      </w:r>
+      <w:r>
+        <w:rPr>
+          <w:rFonts w:ascii="Consolas" w:hAnsi="Consolas"/>
+          <w:color w:val="008080"/>
+          <w:sz w:val="12"/>
+          <w:szCs w:val="12"/>
+        </w:rPr>
+        <w:t>&gt;</w:t>
+      </w:r>
+    </w:p>
+    <w:p>
+      <w:pPr>
+        <w:pStyle w:val="NormalWeb"/>
+        <w:shd w:val="clear" w:color="auto" w:fill="FFFFFF"/>
+        <w:spacing w:before="0" w:beforeAutospacing="0" w:after="0" w:afterAutospacing="0"/>
+        <w:rPr>
+          <w:rFonts w:ascii="Consolas" w:hAnsi="Consolas"/>
+          <w:color w:val="000000"/>
+          <w:sz w:val="12"/>
+          <w:szCs w:val="12"/>
+        </w:rPr>
+      </w:pPr>
+      <w:r>
+        <w:rPr>
+          <w:rFonts w:ascii="Consolas" w:hAnsi="Consolas"/>
+          <w:color w:val="000000"/>
+          <w:sz w:val="12"/>
+          <w:szCs w:val="12"/>
+        </w:rPr>
+        <w:tab/>
+      </w:r>
+      <w:r>
+        <w:rPr>
+          <w:rFonts w:ascii="Consolas" w:hAnsi="Consolas"/>
+          <w:color w:val="000000"/>
+          <w:sz w:val="12"/>
+          <w:szCs w:val="12"/>
+        </w:rPr>
+        <w:tab/>
+      </w:r>
+      <w:r>
+        <w:rPr>
+          <w:rFonts w:ascii="Consolas" w:hAnsi="Consolas"/>
+          <w:color w:val="008080"/>
+          <w:sz w:val="12"/>
+          <w:szCs w:val="12"/>
+        </w:rPr>
+        <w:t>&lt;/</w:t>
+      </w:r>
+      <w:r>
+        <w:rPr>
+          <w:rFonts w:ascii="Consolas" w:hAnsi="Consolas"/>
+          <w:color w:val="3F7F7F"/>
+          <w:sz w:val="12"/>
+          <w:szCs w:val="12"/>
+        </w:rPr>
+        <w:t>div</w:t>
+      </w:r>
+      <w:r>
+        <w:rPr>
+          <w:rFonts w:ascii="Consolas" w:hAnsi="Consolas"/>
+          <w:color w:val="008080"/>
+          <w:sz w:val="12"/>
+          <w:szCs w:val="12"/>
+        </w:rPr>
+        <w:t>&gt;</w:t>
+      </w:r>
+    </w:p>
+    <w:p>
+      <w:pPr>
+        <w:pStyle w:val="NormalWeb"/>
+        <w:shd w:val="clear" w:color="auto" w:fill="FFFFFF"/>
+        <w:spacing w:before="0" w:beforeAutospacing="0" w:after="0" w:afterAutospacing="0"/>
+        <w:rPr>
+          <w:rFonts w:ascii="Consolas" w:hAnsi="Consolas"/>
+          <w:color w:val="000000"/>
+          <w:sz w:val="12"/>
+          <w:szCs w:val="12"/>
+        </w:rPr>
+      </w:pPr>
+    </w:p>
+    <w:p>
+      <w:pPr>
+        <w:pStyle w:val="NormalWeb"/>
+        <w:shd w:val="clear" w:color="auto" w:fill="FFFFFF"/>
+        <w:spacing w:before="0" w:beforeAutospacing="0" w:after="0" w:afterAutospacing="0"/>
+        <w:rPr>
+          <w:rFonts w:ascii="Consolas" w:hAnsi="Consolas"/>
+          <w:color w:val="000000"/>
+          <w:sz w:val="12"/>
+          <w:szCs w:val="12"/>
+        </w:rPr>
+      </w:pPr>
+      <w:r>
+        <w:rPr>
+          <w:rFonts w:ascii="Consolas" w:hAnsi="Consolas"/>
+          <w:color w:val="000000"/>
+          <w:sz w:val="12"/>
+          <w:szCs w:val="12"/>
+        </w:rPr>
+        <w:tab/>
+      </w:r>
+      <w:r>
+        <w:rPr>
+          <w:rFonts w:ascii="Consolas" w:hAnsi="Consolas"/>
+          <w:color w:val="000000"/>
+          <w:sz w:val="12"/>
+          <w:szCs w:val="12"/>
+        </w:rPr>
+        <w:tab/>
+      </w:r>
+      <w:r>
+        <w:rPr>
+          <w:rFonts w:ascii="Consolas" w:hAnsi="Consolas"/>
+          <w:color w:val="008080"/>
+          <w:sz w:val="12"/>
+          <w:szCs w:val="12"/>
+        </w:rPr>
+        <w:t>&lt;</w:t>
+      </w:r>
+      <w:r>
+        <w:rPr>
+          <w:rFonts w:ascii="Consolas" w:hAnsi="Consolas"/>
+          <w:color w:val="3F7F7F"/>
+          <w:sz w:val="12"/>
+          <w:szCs w:val="12"/>
+        </w:rPr>
+        <w:t>div</w:t>
+      </w:r>
+      <w:r>
+        <w:rPr>
+          <w:rFonts w:ascii="Consolas" w:hAnsi="Consolas"/>
+          <w:color w:val="000000"/>
+          <w:sz w:val="12"/>
+          <w:szCs w:val="12"/>
+        </w:rPr>
+        <w:t xml:space="preserve"> </w:t>
+      </w:r>
+      <w:r>
+        <w:rPr>
+          <w:rFonts w:ascii="Consolas" w:hAnsi="Consolas"/>
+          <w:color w:val="7F007F"/>
+          <w:sz w:val="12"/>
+          <w:szCs w:val="12"/>
+        </w:rPr>
+        <w:t>class</w:t>
+      </w:r>
+      <w:r>
+        <w:rPr>
+          <w:rFonts w:ascii="Consolas" w:hAnsi="Consolas"/>
+          <w:color w:val="000000"/>
+          <w:sz w:val="12"/>
+          <w:szCs w:val="12"/>
+        </w:rPr>
+        <w:t>=</w:t>
+      </w:r>
+      <w:r>
+        <w:rPr>
+          <w:rFonts w:ascii="Consolas" w:hAnsi="Consolas"/>
+          <w:i/>
+          <w:iCs/>
+          <w:color w:val="2A00FF"/>
+          <w:sz w:val="12"/>
+          <w:szCs w:val="12"/>
+        </w:rPr>
+        <w:t>"mb-3"</w:t>
+      </w:r>
+      <w:r>
+        <w:rPr>
+          <w:rFonts w:ascii="Consolas" w:hAnsi="Consolas"/>
+          <w:color w:val="008080"/>
+          <w:sz w:val="12"/>
+          <w:szCs w:val="12"/>
+        </w:rPr>
+        <w:t>&gt;</w:t>
+      </w:r>
+    </w:p>
+    <w:p>
+      <w:pPr>
+        <w:pStyle w:val="NormalWeb"/>
+        <w:shd w:val="clear" w:color="auto" w:fill="FFFFFF"/>
+        <w:spacing w:before="0" w:beforeAutospacing="0" w:after="0" w:afterAutospacing="0"/>
+        <w:rPr>
+          <w:rFonts w:ascii="Consolas" w:hAnsi="Consolas"/>
+          <w:color w:val="000000"/>
+          <w:sz w:val="12"/>
+          <w:szCs w:val="12"/>
+        </w:rPr>
+      </w:pPr>
+    </w:p>
+    <w:p>
+      <w:pPr>
+        <w:pStyle w:val="NormalWeb"/>
+        <w:shd w:val="clear" w:color="auto" w:fill="FFFFFF"/>
+        <w:spacing w:before="0" w:beforeAutospacing="0" w:after="0" w:afterAutospacing="0"/>
+        <w:rPr>
+          <w:rFonts w:ascii="Consolas" w:hAnsi="Consolas"/>
+          <w:color w:val="000000"/>
+          <w:sz w:val="12"/>
+          <w:szCs w:val="12"/>
+        </w:rPr>
+      </w:pPr>
+      <w:r>
+        <w:rPr>
+          <w:rFonts w:ascii="Consolas" w:hAnsi="Consolas"/>
+          <w:color w:val="000000"/>
+          <w:sz w:val="12"/>
+          <w:szCs w:val="12"/>
+        </w:rPr>
+        <w:tab/>
+      </w:r>
+      <w:r>
+        <w:rPr>
+          <w:rFonts w:ascii="Consolas" w:hAnsi="Consolas"/>
+          <w:color w:val="000000"/>
+          <w:sz w:val="12"/>
+          <w:szCs w:val="12"/>
+        </w:rPr>
+        <w:tab/>
+      </w:r>
+      <w:r>
+        <w:rPr>
+          <w:rFonts w:ascii="Consolas" w:hAnsi="Consolas"/>
+          <w:color w:val="000000"/>
+          <w:sz w:val="12"/>
+          <w:szCs w:val="12"/>
+        </w:rPr>
+        <w:tab/>
+      </w:r>
+      <w:r>
+        <w:rPr>
+          <w:rFonts w:ascii="Consolas" w:hAnsi="Consolas"/>
+          <w:color w:val="008080"/>
+          <w:sz w:val="12"/>
+          <w:szCs w:val="12"/>
+        </w:rPr>
+        <w:t>&lt;</w:t>
+      </w:r>
+      <w:r>
+        <w:rPr>
+          <w:rFonts w:ascii="Consolas" w:hAnsi="Consolas"/>
+          <w:color w:val="3F7F7F"/>
+          <w:sz w:val="12"/>
+          <w:szCs w:val="12"/>
+        </w:rPr>
+        <w:t>label</w:t>
+      </w:r>
+      <w:r>
+        <w:rPr>
+          <w:rFonts w:ascii="Consolas" w:hAnsi="Consolas"/>
+          <w:color w:val="000000"/>
+          <w:sz w:val="12"/>
+          <w:szCs w:val="12"/>
+        </w:rPr>
+        <w:t xml:space="preserve"> </w:t>
+      </w:r>
+      <w:r>
+        <w:rPr>
+          <w:rFonts w:ascii="Consolas" w:hAnsi="Consolas"/>
+          <w:color w:val="7F007F"/>
+          <w:sz w:val="12"/>
+          <w:szCs w:val="12"/>
+        </w:rPr>
+        <w:t>class</w:t>
+      </w:r>
+      <w:r>
+        <w:rPr>
+          <w:rFonts w:ascii="Consolas" w:hAnsi="Consolas"/>
+          <w:color w:val="000000"/>
+          <w:sz w:val="12"/>
+          <w:szCs w:val="12"/>
+        </w:rPr>
+        <w:t>=</w:t>
+      </w:r>
+      <w:r>
+        <w:rPr>
+          <w:rFonts w:ascii="Consolas" w:hAnsi="Consolas"/>
+          <w:i/>
+          <w:iCs/>
+          <w:color w:val="2A00FF"/>
+          <w:sz w:val="12"/>
+          <w:szCs w:val="12"/>
+        </w:rPr>
+        <w:t>"form-label"</w:t>
+      </w:r>
+      <w:r>
+        <w:rPr>
+          <w:rFonts w:ascii="Consolas" w:hAnsi="Consolas"/>
+          <w:color w:val="008080"/>
+          <w:sz w:val="12"/>
+          <w:szCs w:val="12"/>
+        </w:rPr>
+        <w:t>&gt;</w:t>
+      </w:r>
+      <w:r>
+        <w:rPr>
+          <w:rFonts w:ascii="Consolas" w:hAnsi="Consolas"/>
+          <w:color w:val="000000"/>
+          <w:sz w:val="12"/>
+          <w:szCs w:val="12"/>
+        </w:rPr>
+        <w:t xml:space="preserve"> Select Roles </w:t>
+      </w:r>
+      <w:r>
+        <w:rPr>
+          <w:rFonts w:ascii="Consolas" w:hAnsi="Consolas"/>
+          <w:color w:val="008080"/>
+          <w:sz w:val="12"/>
+          <w:szCs w:val="12"/>
+        </w:rPr>
+        <w:t>&lt;/</w:t>
+      </w:r>
+      <w:r>
+        <w:rPr>
+          <w:rFonts w:ascii="Consolas" w:hAnsi="Consolas"/>
+          <w:color w:val="3F7F7F"/>
+          <w:sz w:val="12"/>
+          <w:szCs w:val="12"/>
+        </w:rPr>
+        <w:t>label</w:t>
+      </w:r>
+      <w:r>
+        <w:rPr>
+          <w:rFonts w:ascii="Consolas" w:hAnsi="Consolas"/>
+          <w:color w:val="008080"/>
+          <w:sz w:val="12"/>
+          <w:szCs w:val="12"/>
+        </w:rPr>
+        <w:t>&gt;</w:t>
+      </w:r>
+    </w:p>
+    <w:p>
+      <w:pPr>
+        <w:pStyle w:val="NormalWeb"/>
+        <w:shd w:val="clear" w:color="auto" w:fill="FFFFFF"/>
+        <w:spacing w:before="0" w:beforeAutospacing="0" w:after="0" w:afterAutospacing="0"/>
+        <w:rPr>
+          <w:rFonts w:ascii="Consolas" w:hAnsi="Consolas"/>
+          <w:color w:val="000000"/>
+          <w:sz w:val="12"/>
+          <w:szCs w:val="12"/>
+        </w:rPr>
+      </w:pPr>
+    </w:p>
+    <w:p>
+      <w:pPr>
+        <w:pStyle w:val="NormalWeb"/>
+        <w:shd w:val="clear" w:color="auto" w:fill="FFFFFF"/>
+        <w:spacing w:before="0" w:beforeAutospacing="0" w:after="0" w:afterAutospacing="0"/>
+        <w:rPr>
+          <w:rFonts w:ascii="Consolas" w:hAnsi="Consolas"/>
+          <w:color w:val="000000"/>
+          <w:sz w:val="12"/>
+          <w:szCs w:val="12"/>
+        </w:rPr>
+      </w:pPr>
+      <w:r>
+        <w:rPr>
+          <w:rFonts w:ascii="Consolas" w:hAnsi="Consolas"/>
+          <w:color w:val="000000"/>
+          <w:sz w:val="12"/>
+          <w:szCs w:val="12"/>
+        </w:rPr>
+        <w:tab/>
+      </w:r>
+      <w:r>
+        <w:rPr>
+          <w:rFonts w:ascii="Consolas" w:hAnsi="Consolas"/>
+          <w:color w:val="000000"/>
+          <w:sz w:val="12"/>
+          <w:szCs w:val="12"/>
+        </w:rPr>
+        <w:tab/>
+      </w:r>
+      <w:r>
+        <w:rPr>
+          <w:rFonts w:ascii="Consolas" w:hAnsi="Consolas"/>
+          <w:color w:val="000000"/>
+          <w:sz w:val="12"/>
+          <w:szCs w:val="12"/>
+        </w:rPr>
+        <w:tab/>
+      </w:r>
+      <w:r>
+        <w:rPr>
+          <w:rFonts w:ascii="Consolas" w:hAnsi="Consolas"/>
+          <w:color w:val="000000"/>
+          <w:sz w:val="12"/>
+          <w:szCs w:val="12"/>
+        </w:rPr>
+        <w:tab/>
+      </w:r>
+      <w:r>
+        <w:rPr>
+          <w:rFonts w:ascii="Consolas" w:hAnsi="Consolas"/>
+          <w:color w:val="008080"/>
+          <w:sz w:val="12"/>
+          <w:szCs w:val="12"/>
+        </w:rPr>
+        <w:t>&lt;</w:t>
+      </w:r>
+      <w:r>
+        <w:rPr>
+          <w:rFonts w:ascii="Consolas" w:hAnsi="Consolas"/>
+          <w:color w:val="3F7F7F"/>
+          <w:sz w:val="12"/>
+          <w:szCs w:val="12"/>
+        </w:rPr>
+        <w:t>div</w:t>
+      </w:r>
+      <w:r>
+        <w:rPr>
+          <w:rFonts w:ascii="Consolas" w:hAnsi="Consolas"/>
+          <w:color w:val="000000"/>
+          <w:sz w:val="12"/>
+          <w:szCs w:val="12"/>
+        </w:rPr>
+        <w:t xml:space="preserve"> </w:t>
+      </w:r>
+      <w:proofErr w:type="spellStart"/>
+      <w:r>
+        <w:rPr>
+          <w:rFonts w:ascii="Consolas" w:hAnsi="Consolas"/>
+          <w:color w:val="7F007F"/>
+          <w:sz w:val="12"/>
+          <w:szCs w:val="12"/>
+        </w:rPr>
+        <w:t>th:each</w:t>
+      </w:r>
+      <w:proofErr w:type="spellEnd"/>
+      <w:r>
+        <w:rPr>
+          <w:rFonts w:ascii="Consolas" w:hAnsi="Consolas"/>
+          <w:color w:val="000000"/>
+          <w:sz w:val="12"/>
+          <w:szCs w:val="12"/>
+        </w:rPr>
+        <w:t>=</w:t>
+      </w:r>
+      <w:r>
+        <w:rPr>
+          <w:rFonts w:ascii="Consolas" w:hAnsi="Consolas"/>
+          <w:i/>
+          <w:iCs/>
+          <w:color w:val="2A00FF"/>
+          <w:sz w:val="12"/>
+          <w:szCs w:val="12"/>
+        </w:rPr>
+        <w:t>"role : ${roles}"</w:t>
+      </w:r>
+      <w:r>
+        <w:rPr>
+          <w:rFonts w:ascii="Consolas" w:hAnsi="Consolas"/>
+          <w:color w:val="000000"/>
+          <w:sz w:val="12"/>
+          <w:szCs w:val="12"/>
+        </w:rPr>
+        <w:t xml:space="preserve"> </w:t>
+      </w:r>
+      <w:r>
+        <w:rPr>
+          <w:rFonts w:ascii="Consolas" w:hAnsi="Consolas"/>
+          <w:color w:val="7F007F"/>
+          <w:sz w:val="12"/>
+          <w:szCs w:val="12"/>
+        </w:rPr>
+        <w:t>class</w:t>
+      </w:r>
+      <w:r>
+        <w:rPr>
+          <w:rFonts w:ascii="Consolas" w:hAnsi="Consolas"/>
+          <w:color w:val="000000"/>
+          <w:sz w:val="12"/>
+          <w:szCs w:val="12"/>
+        </w:rPr>
+        <w:t>=</w:t>
+      </w:r>
+      <w:r>
+        <w:rPr>
+          <w:rFonts w:ascii="Consolas" w:hAnsi="Consolas"/>
+          <w:i/>
+          <w:iCs/>
+          <w:color w:val="2A00FF"/>
+          <w:sz w:val="12"/>
+          <w:szCs w:val="12"/>
+        </w:rPr>
+        <w:t>"form-check"</w:t>
+      </w:r>
+      <w:r>
+        <w:rPr>
+          <w:rFonts w:ascii="Consolas" w:hAnsi="Consolas"/>
+          <w:color w:val="008080"/>
+          <w:sz w:val="12"/>
+          <w:szCs w:val="12"/>
+        </w:rPr>
+        <w:t>&gt;</w:t>
+      </w:r>
+    </w:p>
+    <w:p>
+      <w:pPr>
+        <w:pStyle w:val="NormalWeb"/>
+        <w:shd w:val="clear" w:color="auto" w:fill="FFFFFF"/>
+        <w:spacing w:before="0" w:beforeAutospacing="0" w:after="0" w:afterAutospacing="0"/>
+        <w:rPr>
+          <w:rFonts w:ascii="Consolas" w:hAnsi="Consolas"/>
+          <w:color w:val="000000"/>
+          <w:sz w:val="12"/>
+          <w:szCs w:val="12"/>
+        </w:rPr>
+      </w:pPr>
+    </w:p>
+    <w:p>
+      <w:pPr>
+        <w:pStyle w:val="NormalWeb"/>
+        <w:shd w:val="clear" w:color="auto" w:fill="FFFFFF"/>
+        <w:spacing w:before="0" w:beforeAutospacing="0" w:after="0" w:afterAutospacing="0"/>
+        <w:rPr>
+          <w:rFonts w:ascii="Consolas" w:hAnsi="Consolas"/>
+          <w:color w:val="000000"/>
+          <w:sz w:val="12"/>
+          <w:szCs w:val="12"/>
+        </w:rPr>
+      </w:pPr>
+      <w:r>
+        <w:rPr>
+          <w:rFonts w:ascii="Consolas" w:hAnsi="Consolas"/>
+          <w:color w:val="000000"/>
+          <w:sz w:val="12"/>
+          <w:szCs w:val="12"/>
+        </w:rPr>
+        <w:tab/>
+      </w:r>
+      <w:r>
+        <w:rPr>
+          <w:rFonts w:ascii="Consolas" w:hAnsi="Consolas"/>
+          <w:color w:val="000000"/>
+          <w:sz w:val="12"/>
+          <w:szCs w:val="12"/>
+        </w:rPr>
+        <w:tab/>
+      </w:r>
+      <w:r>
+        <w:rPr>
+          <w:rFonts w:ascii="Consolas" w:hAnsi="Consolas"/>
+          <w:color w:val="000000"/>
+          <w:sz w:val="12"/>
+          <w:szCs w:val="12"/>
+        </w:rPr>
+        <w:tab/>
+      </w:r>
+      <w:r>
+        <w:rPr>
+          <w:rFonts w:ascii="Consolas" w:hAnsi="Consolas"/>
+          <w:color w:val="000000"/>
+          <w:sz w:val="12"/>
+          <w:szCs w:val="12"/>
+        </w:rPr>
+        <w:tab/>
+      </w:r>
+      <w:r>
+        <w:rPr>
+          <w:rFonts w:ascii="Consolas" w:hAnsi="Consolas"/>
+          <w:color w:val="000000"/>
+          <w:sz w:val="12"/>
+          <w:szCs w:val="12"/>
+        </w:rPr>
+        <w:tab/>
+      </w:r>
+      <w:r>
+        <w:rPr>
+          <w:rFonts w:ascii="Consolas" w:hAnsi="Consolas"/>
+          <w:color w:val="008080"/>
+          <w:sz w:val="12"/>
+          <w:szCs w:val="12"/>
+        </w:rPr>
+        <w:t>&lt;</w:t>
+      </w:r>
+      <w:r>
+        <w:rPr>
+          <w:rFonts w:ascii="Consolas" w:hAnsi="Consolas"/>
+          <w:color w:val="3F7F7F"/>
+          <w:sz w:val="12"/>
+          <w:szCs w:val="12"/>
+        </w:rPr>
+        <w:t>input</w:t>
+      </w:r>
+      <w:r>
+        <w:rPr>
+          <w:rFonts w:ascii="Consolas" w:hAnsi="Consolas"/>
+          <w:color w:val="000000"/>
+          <w:sz w:val="12"/>
+          <w:szCs w:val="12"/>
+        </w:rPr>
+        <w:t xml:space="preserve"> </w:t>
+      </w:r>
+      <w:r>
+        <w:rPr>
+          <w:rFonts w:ascii="Consolas" w:hAnsi="Consolas"/>
+          <w:color w:val="7F007F"/>
+          <w:sz w:val="12"/>
+          <w:szCs w:val="12"/>
+        </w:rPr>
+        <w:t>class</w:t>
+      </w:r>
+      <w:r>
+        <w:rPr>
+          <w:rFonts w:ascii="Consolas" w:hAnsi="Consolas"/>
+          <w:color w:val="000000"/>
+          <w:sz w:val="12"/>
+          <w:szCs w:val="12"/>
+        </w:rPr>
+        <w:t>=</w:t>
+      </w:r>
+      <w:r>
+        <w:rPr>
+          <w:rFonts w:ascii="Consolas" w:hAnsi="Consolas"/>
+          <w:i/>
+          <w:iCs/>
+          <w:color w:val="2A00FF"/>
+          <w:sz w:val="12"/>
+          <w:szCs w:val="12"/>
+        </w:rPr>
+        <w:t>"form-check-input"</w:t>
+      </w:r>
+      <w:r>
+        <w:rPr>
+          <w:rFonts w:ascii="Consolas" w:hAnsi="Consolas"/>
+          <w:color w:val="000000"/>
+          <w:sz w:val="12"/>
+          <w:szCs w:val="12"/>
+        </w:rPr>
+        <w:t xml:space="preserve"> </w:t>
+      </w:r>
+      <w:r>
+        <w:rPr>
+          <w:rFonts w:ascii="Consolas" w:hAnsi="Consolas"/>
+          <w:color w:val="7F007F"/>
+          <w:sz w:val="12"/>
+          <w:szCs w:val="12"/>
+        </w:rPr>
+        <w:t>type</w:t>
+      </w:r>
+      <w:r>
+        <w:rPr>
+          <w:rFonts w:ascii="Consolas" w:hAnsi="Consolas"/>
+          <w:color w:val="000000"/>
+          <w:sz w:val="12"/>
+          <w:szCs w:val="12"/>
+        </w:rPr>
+        <w:t>=</w:t>
+      </w:r>
+      <w:r>
+        <w:rPr>
+          <w:rFonts w:ascii="Consolas" w:hAnsi="Consolas"/>
+          <w:i/>
+          <w:iCs/>
+          <w:color w:val="2A00FF"/>
+          <w:sz w:val="12"/>
+          <w:szCs w:val="12"/>
+        </w:rPr>
+        <w:t>"checkbox"</w:t>
+      </w:r>
+      <w:r>
+        <w:rPr>
+          <w:rFonts w:ascii="Consolas" w:hAnsi="Consolas"/>
+          <w:color w:val="000000"/>
+          <w:sz w:val="12"/>
+          <w:szCs w:val="12"/>
+        </w:rPr>
+        <w:t xml:space="preserve"> </w:t>
+      </w:r>
+      <w:proofErr w:type="spellStart"/>
+      <w:r>
+        <w:rPr>
+          <w:rFonts w:ascii="Consolas" w:hAnsi="Consolas"/>
+          <w:color w:val="7F007F"/>
+          <w:sz w:val="12"/>
+          <w:szCs w:val="12"/>
+        </w:rPr>
+        <w:t>th:field</w:t>
+      </w:r>
+      <w:proofErr w:type="spellEnd"/>
+      <w:r>
+        <w:rPr>
+          <w:rFonts w:ascii="Consolas" w:hAnsi="Consolas"/>
+          <w:color w:val="000000"/>
+          <w:sz w:val="12"/>
+          <w:szCs w:val="12"/>
+        </w:rPr>
+        <w:t>=</w:t>
+      </w:r>
+      <w:r>
+        <w:rPr>
+          <w:rFonts w:ascii="Consolas" w:hAnsi="Consolas"/>
+          <w:i/>
+          <w:iCs/>
+          <w:color w:val="2A00FF"/>
+          <w:sz w:val="12"/>
+          <w:szCs w:val="12"/>
+        </w:rPr>
+        <w:t>"*{roles}"</w:t>
+      </w:r>
+    </w:p>
+    <w:p>
+      <w:pPr>
+        <w:pStyle w:val="NormalWeb"/>
+        <w:shd w:val="clear" w:color="auto" w:fill="FFFFFF"/>
+        <w:spacing w:before="0" w:beforeAutospacing="0" w:after="0" w:afterAutospacing="0"/>
+        <w:rPr>
+          <w:rFonts w:ascii="Consolas" w:hAnsi="Consolas"/>
+          <w:color w:val="000000"/>
+          <w:sz w:val="12"/>
+          <w:szCs w:val="12"/>
+        </w:rPr>
+      </w:pPr>
+      <w:r>
+        <w:rPr>
+          <w:rFonts w:ascii="Consolas" w:hAnsi="Consolas"/>
+          <w:color w:val="000000"/>
+          <w:sz w:val="12"/>
+          <w:szCs w:val="12"/>
+        </w:rPr>
+        <w:tab/>
+      </w:r>
+      <w:r>
+        <w:rPr>
+          <w:rFonts w:ascii="Consolas" w:hAnsi="Consolas"/>
+          <w:color w:val="000000"/>
+          <w:sz w:val="12"/>
+          <w:szCs w:val="12"/>
+        </w:rPr>
+        <w:tab/>
+      </w:r>
+      <w:r>
+        <w:rPr>
+          <w:rFonts w:ascii="Consolas" w:hAnsi="Consolas"/>
+          <w:color w:val="000000"/>
+          <w:sz w:val="12"/>
+          <w:szCs w:val="12"/>
+        </w:rPr>
+        <w:tab/>
+      </w:r>
+      <w:r>
+        <w:rPr>
+          <w:rFonts w:ascii="Consolas" w:hAnsi="Consolas"/>
+          <w:color w:val="000000"/>
+          <w:sz w:val="12"/>
+          <w:szCs w:val="12"/>
+        </w:rPr>
+        <w:tab/>
+      </w:r>
+      <w:r>
+        <w:rPr>
+          <w:rFonts w:ascii="Consolas" w:hAnsi="Consolas"/>
+          <w:color w:val="000000"/>
+          <w:sz w:val="12"/>
+          <w:szCs w:val="12"/>
+        </w:rPr>
+        <w:tab/>
+      </w:r>
+      <w:r>
+        <w:rPr>
+          <w:rFonts w:ascii="Consolas" w:hAnsi="Consolas"/>
+          <w:color w:val="000000"/>
+          <w:sz w:val="12"/>
+          <w:szCs w:val="12"/>
+        </w:rPr>
+        <w:tab/>
+      </w:r>
+      <w:proofErr w:type="spellStart"/>
+      <w:r>
+        <w:rPr>
+          <w:rFonts w:ascii="Consolas" w:hAnsi="Consolas"/>
+          <w:color w:val="7F007F"/>
+          <w:sz w:val="12"/>
+          <w:szCs w:val="12"/>
+        </w:rPr>
+        <w:t>th:value</w:t>
+      </w:r>
+      <w:proofErr w:type="spellEnd"/>
+      <w:r>
+        <w:rPr>
+          <w:rFonts w:ascii="Consolas" w:hAnsi="Consolas"/>
+          <w:color w:val="000000"/>
+          <w:sz w:val="12"/>
+          <w:szCs w:val="12"/>
+        </w:rPr>
+        <w:t>=</w:t>
+      </w:r>
+      <w:r>
+        <w:rPr>
+          <w:rFonts w:ascii="Consolas" w:hAnsi="Consolas"/>
+          <w:i/>
+          <w:iCs/>
+          <w:color w:val="2A00FF"/>
+          <w:sz w:val="12"/>
+          <w:szCs w:val="12"/>
+        </w:rPr>
+        <w:t>"${</w:t>
+      </w:r>
+      <w:proofErr w:type="spellStart"/>
+      <w:r>
+        <w:rPr>
+          <w:rFonts w:ascii="Consolas" w:hAnsi="Consolas"/>
+          <w:i/>
+          <w:iCs/>
+          <w:color w:val="2A00FF"/>
+          <w:sz w:val="12"/>
+          <w:szCs w:val="12"/>
+        </w:rPr>
+        <w:t>role.roleid</w:t>
+      </w:r>
+      <w:proofErr w:type="spellEnd"/>
+      <w:r>
+        <w:rPr>
+          <w:rFonts w:ascii="Consolas" w:hAnsi="Consolas"/>
+          <w:i/>
+          <w:iCs/>
+          <w:color w:val="2A00FF"/>
+          <w:sz w:val="12"/>
+          <w:szCs w:val="12"/>
+        </w:rPr>
+        <w:t>}"</w:t>
+      </w:r>
+      <w:r>
+        <w:rPr>
+          <w:rFonts w:ascii="Consolas" w:hAnsi="Consolas"/>
+          <w:color w:val="000000"/>
+          <w:sz w:val="12"/>
+          <w:szCs w:val="12"/>
+        </w:rPr>
+        <w:t xml:space="preserve"> </w:t>
+      </w:r>
+      <w:r>
+        <w:rPr>
+          <w:rFonts w:ascii="Consolas" w:hAnsi="Consolas"/>
+          <w:color w:val="008080"/>
+          <w:sz w:val="12"/>
+          <w:szCs w:val="12"/>
+        </w:rPr>
+        <w:t>/&gt;</w:t>
+      </w:r>
+      <w:r>
+        <w:rPr>
+          <w:rFonts w:ascii="Consolas" w:hAnsi="Consolas"/>
+          <w:color w:val="000000"/>
+          <w:sz w:val="12"/>
+          <w:szCs w:val="12"/>
+        </w:rPr>
+        <w:t xml:space="preserve"> </w:t>
+      </w:r>
+    </w:p>
+    <w:p>
+      <w:pPr>
+        <w:pStyle w:val="NormalWeb"/>
+        <w:shd w:val="clear" w:color="auto" w:fill="FFFFFF"/>
+        <w:spacing w:before="0" w:beforeAutospacing="0" w:after="0" w:afterAutospacing="0"/>
+        <w:ind w:left="2880" w:firstLine="720"/>
+        <w:rPr>
+          <w:rFonts w:ascii="Consolas" w:hAnsi="Consolas"/>
+          <w:color w:val="000000"/>
+          <w:sz w:val="12"/>
+          <w:szCs w:val="12"/>
+        </w:rPr>
+      </w:pPr>
+      <w:r>
+        <w:rPr>
+          <w:rFonts w:ascii="Consolas" w:hAnsi="Consolas"/>
+          <w:color w:val="008080"/>
+          <w:sz w:val="12"/>
+          <w:szCs w:val="12"/>
+        </w:rPr>
+        <w:t>&lt;</w:t>
+      </w:r>
+      <w:r>
+        <w:rPr>
+          <w:rFonts w:ascii="Consolas" w:hAnsi="Consolas"/>
+          <w:color w:val="3F7F7F"/>
+          <w:sz w:val="12"/>
+          <w:szCs w:val="12"/>
+        </w:rPr>
+        <w:t>label</w:t>
+      </w:r>
+      <w:r>
+        <w:rPr>
+          <w:rFonts w:ascii="Consolas" w:hAnsi="Consolas"/>
+          <w:color w:val="000000"/>
+          <w:sz w:val="12"/>
+          <w:szCs w:val="12"/>
+        </w:rPr>
+        <w:t xml:space="preserve"> </w:t>
+      </w:r>
+      <w:r>
+        <w:rPr>
+          <w:rFonts w:ascii="Consolas" w:hAnsi="Consolas"/>
+          <w:color w:val="7F007F"/>
+          <w:sz w:val="12"/>
+          <w:szCs w:val="12"/>
+        </w:rPr>
+        <w:t>class</w:t>
+      </w:r>
+      <w:r>
+        <w:rPr>
+          <w:rFonts w:ascii="Consolas" w:hAnsi="Consolas"/>
+          <w:color w:val="000000"/>
+          <w:sz w:val="12"/>
+          <w:szCs w:val="12"/>
+        </w:rPr>
+        <w:t>=</w:t>
+      </w:r>
+      <w:r>
+        <w:rPr>
+          <w:rFonts w:ascii="Consolas" w:hAnsi="Consolas"/>
+          <w:i/>
+          <w:iCs/>
+          <w:color w:val="2A00FF"/>
+          <w:sz w:val="12"/>
+          <w:szCs w:val="12"/>
+        </w:rPr>
+        <w:t>"form-check-label"</w:t>
+      </w:r>
+      <w:r>
+        <w:rPr>
+          <w:rFonts w:ascii="Consolas" w:hAnsi="Consolas"/>
+          <w:color w:val="000000"/>
+          <w:sz w:val="12"/>
+          <w:szCs w:val="12"/>
+        </w:rPr>
+        <w:tab/>
+      </w:r>
+      <w:proofErr w:type="spellStart"/>
+      <w:r>
+        <w:rPr>
+          <w:rFonts w:ascii="Consolas" w:hAnsi="Consolas"/>
+          <w:color w:val="7F007F"/>
+          <w:sz w:val="12"/>
+          <w:szCs w:val="12"/>
+        </w:rPr>
+        <w:t>th:text</w:t>
+      </w:r>
+      <w:proofErr w:type="spellEnd"/>
+      <w:r>
+        <w:rPr>
+          <w:rFonts w:ascii="Consolas" w:hAnsi="Consolas"/>
+          <w:color w:val="000000"/>
+          <w:sz w:val="12"/>
+          <w:szCs w:val="12"/>
+        </w:rPr>
+        <w:t>=</w:t>
+      </w:r>
+      <w:r>
+        <w:rPr>
+          <w:rFonts w:ascii="Consolas" w:hAnsi="Consolas"/>
+          <w:i/>
+          <w:iCs/>
+          <w:color w:val="2A00FF"/>
+          <w:sz w:val="12"/>
+          <w:szCs w:val="12"/>
+        </w:rPr>
+        <w:t>"${</w:t>
+      </w:r>
+      <w:proofErr w:type="spellStart"/>
+      <w:r>
+        <w:rPr>
+          <w:rFonts w:ascii="Consolas" w:hAnsi="Consolas"/>
+          <w:i/>
+          <w:iCs/>
+          <w:color w:val="2A00FF"/>
+          <w:sz w:val="12"/>
+          <w:szCs w:val="12"/>
+        </w:rPr>
+        <w:t>role.rolename</w:t>
+      </w:r>
+      <w:proofErr w:type="spellEnd"/>
+      <w:r>
+        <w:rPr>
+          <w:rFonts w:ascii="Consolas" w:hAnsi="Consolas"/>
+          <w:i/>
+          <w:iCs/>
+          <w:color w:val="2A00FF"/>
+          <w:sz w:val="12"/>
+          <w:szCs w:val="12"/>
+        </w:rPr>
+        <w:t>}"</w:t>
+      </w:r>
+      <w:r>
+        <w:rPr>
+          <w:rFonts w:ascii="Consolas" w:hAnsi="Consolas"/>
+          <w:color w:val="008080"/>
+          <w:sz w:val="12"/>
+          <w:szCs w:val="12"/>
+        </w:rPr>
+        <w:t>&gt;</w:t>
+      </w:r>
+      <w:r>
+        <w:rPr>
+          <w:rFonts w:ascii="Consolas" w:hAnsi="Consolas"/>
+          <w:color w:val="000000"/>
+          <w:sz w:val="12"/>
+          <w:szCs w:val="12"/>
+        </w:rPr>
+        <w:t xml:space="preserve"> </w:t>
+      </w:r>
+      <w:r>
+        <w:rPr>
+          <w:rFonts w:ascii="Consolas" w:hAnsi="Consolas"/>
+          <w:color w:val="008080"/>
+          <w:sz w:val="12"/>
+          <w:szCs w:val="12"/>
+        </w:rPr>
+        <w:t>&lt;/</w:t>
+      </w:r>
+      <w:r>
+        <w:rPr>
+          <w:rFonts w:ascii="Consolas" w:hAnsi="Consolas"/>
+          <w:color w:val="3F7F7F"/>
+          <w:sz w:val="12"/>
+          <w:szCs w:val="12"/>
+        </w:rPr>
+        <w:t>label</w:t>
+      </w:r>
+      <w:r>
+        <w:rPr>
+          <w:rFonts w:ascii="Consolas" w:hAnsi="Consolas"/>
+          <w:color w:val="008080"/>
+          <w:sz w:val="12"/>
+          <w:szCs w:val="12"/>
+        </w:rPr>
+        <w:t>&gt;</w:t>
+      </w:r>
+    </w:p>
+    <w:p>
+      <w:pPr>
+        <w:pStyle w:val="NormalWeb"/>
+        <w:shd w:val="clear" w:color="auto" w:fill="FFFFFF"/>
+        <w:spacing w:before="0" w:beforeAutospacing="0" w:after="0" w:afterAutospacing="0"/>
+        <w:rPr>
+          <w:rFonts w:ascii="Consolas" w:hAnsi="Consolas"/>
+          <w:color w:val="000000"/>
+          <w:sz w:val="12"/>
+          <w:szCs w:val="12"/>
+        </w:rPr>
+      </w:pPr>
+    </w:p>
+    <w:p>
+      <w:pPr>
+        <w:pStyle w:val="NormalWeb"/>
+        <w:shd w:val="clear" w:color="auto" w:fill="FFFFFF"/>
+        <w:spacing w:before="0" w:beforeAutospacing="0" w:after="0" w:afterAutospacing="0"/>
+        <w:rPr>
+          <w:rFonts w:ascii="Consolas" w:hAnsi="Consolas"/>
+          <w:color w:val="000000"/>
+          <w:sz w:val="12"/>
+          <w:szCs w:val="12"/>
+        </w:rPr>
+      </w:pPr>
+      <w:r>
+        <w:rPr>
+          <w:rFonts w:ascii="Consolas" w:hAnsi="Consolas"/>
+          <w:color w:val="000000"/>
+          <w:sz w:val="12"/>
+          <w:szCs w:val="12"/>
+        </w:rPr>
+        <w:tab/>
+      </w:r>
+      <w:r>
+        <w:rPr>
+          <w:rFonts w:ascii="Consolas" w:hAnsi="Consolas"/>
+          <w:color w:val="000000"/>
+          <w:sz w:val="12"/>
+          <w:szCs w:val="12"/>
+        </w:rPr>
+        <w:tab/>
+      </w:r>
+      <w:r>
+        <w:rPr>
+          <w:rFonts w:ascii="Consolas" w:hAnsi="Consolas"/>
+          <w:color w:val="000000"/>
+          <w:sz w:val="12"/>
+          <w:szCs w:val="12"/>
+        </w:rPr>
+        <w:tab/>
+      </w:r>
+      <w:r>
+        <w:rPr>
+          <w:rFonts w:ascii="Consolas" w:hAnsi="Consolas"/>
+          <w:color w:val="000000"/>
+          <w:sz w:val="12"/>
+          <w:szCs w:val="12"/>
+        </w:rPr>
+        <w:tab/>
+      </w:r>
+      <w:r>
+        <w:rPr>
+          <w:rFonts w:ascii="Consolas" w:hAnsi="Consolas"/>
+          <w:color w:val="008080"/>
+          <w:sz w:val="12"/>
+          <w:szCs w:val="12"/>
+        </w:rPr>
+        <w:t>&lt;/</w:t>
+      </w:r>
+      <w:r>
+        <w:rPr>
+          <w:rFonts w:ascii="Consolas" w:hAnsi="Consolas"/>
+          <w:color w:val="3F7F7F"/>
+          <w:sz w:val="12"/>
+          <w:szCs w:val="12"/>
+        </w:rPr>
+        <w:t>div</w:t>
+      </w:r>
+      <w:r>
+        <w:rPr>
+          <w:rFonts w:ascii="Consolas" w:hAnsi="Consolas"/>
+          <w:color w:val="008080"/>
+          <w:sz w:val="12"/>
+          <w:szCs w:val="12"/>
+        </w:rPr>
+        <w:t>&gt;</w:t>
+      </w:r>
+    </w:p>
+    <w:p>
+      <w:pPr>
+        <w:pStyle w:val="NormalWeb"/>
+        <w:shd w:val="clear" w:color="auto" w:fill="FFFFFF"/>
+        <w:spacing w:before="0" w:beforeAutospacing="0" w:after="0" w:afterAutospacing="0"/>
+        <w:rPr>
+          <w:rFonts w:ascii="Consolas" w:hAnsi="Consolas"/>
+          <w:color w:val="000000"/>
+          <w:sz w:val="12"/>
+          <w:szCs w:val="12"/>
+        </w:rPr>
+      </w:pPr>
+    </w:p>
+    <w:p>
+      <w:pPr>
+        <w:pStyle w:val="NormalWeb"/>
+        <w:shd w:val="clear" w:color="auto" w:fill="FFFFFF"/>
+        <w:spacing w:before="0" w:beforeAutospacing="0" w:after="0" w:afterAutospacing="0"/>
+        <w:rPr>
+          <w:rFonts w:ascii="Consolas" w:hAnsi="Consolas"/>
+          <w:color w:val="000000"/>
+          <w:sz w:val="12"/>
+          <w:szCs w:val="12"/>
+        </w:rPr>
+      </w:pPr>
+      <w:r>
+        <w:rPr>
+          <w:rFonts w:ascii="Consolas" w:hAnsi="Consolas"/>
+          <w:color w:val="000000"/>
+          <w:sz w:val="12"/>
+          <w:szCs w:val="12"/>
+        </w:rPr>
+        <w:tab/>
+      </w:r>
+      <w:r>
+        <w:rPr>
+          <w:rFonts w:ascii="Consolas" w:hAnsi="Consolas"/>
+          <w:color w:val="000000"/>
+          <w:sz w:val="12"/>
+          <w:szCs w:val="12"/>
+        </w:rPr>
+        <w:tab/>
+      </w:r>
+      <w:r>
+        <w:rPr>
+          <w:rFonts w:ascii="Consolas" w:hAnsi="Consolas"/>
+          <w:color w:val="008080"/>
+          <w:sz w:val="12"/>
+          <w:szCs w:val="12"/>
+        </w:rPr>
+        <w:t>&lt;/</w:t>
+      </w:r>
+      <w:r>
+        <w:rPr>
+          <w:rFonts w:ascii="Consolas" w:hAnsi="Consolas"/>
+          <w:color w:val="3F7F7F"/>
+          <w:sz w:val="12"/>
+          <w:szCs w:val="12"/>
+        </w:rPr>
+        <w:t>div</w:t>
+      </w:r>
+      <w:r>
+        <w:rPr>
+          <w:rFonts w:ascii="Consolas" w:hAnsi="Consolas"/>
+          <w:color w:val="008080"/>
+          <w:sz w:val="12"/>
+          <w:szCs w:val="12"/>
+        </w:rPr>
+        <w:t>&gt;</w:t>
+      </w:r>
+    </w:p>
+    <w:p>
+      <w:pPr>
+        <w:pStyle w:val="NormalWeb"/>
+        <w:shd w:val="clear" w:color="auto" w:fill="FFFFFF"/>
+        <w:spacing w:before="0" w:beforeAutospacing="0" w:after="0" w:afterAutospacing="0"/>
+        <w:rPr>
+          <w:rFonts w:ascii="Consolas" w:hAnsi="Consolas"/>
+          <w:color w:val="000000"/>
+          <w:sz w:val="12"/>
+          <w:szCs w:val="12"/>
+        </w:rPr>
+      </w:pPr>
+    </w:p>
+    <w:p>
+      <w:pPr>
+        <w:pStyle w:val="NormalWeb"/>
+        <w:shd w:val="clear" w:color="auto" w:fill="FFFFFF"/>
+        <w:spacing w:before="0" w:beforeAutospacing="0" w:after="0" w:afterAutospacing="0"/>
+        <w:rPr>
+          <w:rFonts w:ascii="Consolas" w:hAnsi="Consolas"/>
+          <w:color w:val="000000"/>
+          <w:sz w:val="12"/>
+          <w:szCs w:val="12"/>
+        </w:rPr>
+      </w:pPr>
+      <w:r>
+        <w:rPr>
+          <w:rFonts w:ascii="Consolas" w:hAnsi="Consolas"/>
+          <w:color w:val="000000"/>
+          <w:sz w:val="12"/>
+          <w:szCs w:val="12"/>
+        </w:rPr>
+        <w:tab/>
+      </w:r>
+      <w:r>
+        <w:rPr>
+          <w:rFonts w:ascii="Consolas" w:hAnsi="Consolas"/>
+          <w:color w:val="000000"/>
+          <w:sz w:val="12"/>
+          <w:szCs w:val="12"/>
+        </w:rPr>
+        <w:tab/>
+      </w:r>
+      <w:r>
+        <w:rPr>
+          <w:rFonts w:ascii="Consolas" w:hAnsi="Consolas"/>
+          <w:color w:val="008080"/>
+          <w:sz w:val="12"/>
+          <w:szCs w:val="12"/>
+        </w:rPr>
+        <w:t>&lt;</w:t>
+      </w:r>
+      <w:r>
+        <w:rPr>
+          <w:rFonts w:ascii="Consolas" w:hAnsi="Consolas"/>
+          <w:color w:val="3F7F7F"/>
+          <w:sz w:val="12"/>
+          <w:szCs w:val="12"/>
+        </w:rPr>
+        <w:t>button</w:t>
+      </w:r>
+      <w:r>
+        <w:rPr>
+          <w:rFonts w:ascii="Consolas" w:hAnsi="Consolas"/>
+          <w:color w:val="000000"/>
+          <w:sz w:val="12"/>
+          <w:szCs w:val="12"/>
+        </w:rPr>
+        <w:t xml:space="preserve"> </w:t>
+      </w:r>
+      <w:r>
+        <w:rPr>
+          <w:rFonts w:ascii="Consolas" w:hAnsi="Consolas"/>
+          <w:color w:val="7F007F"/>
+          <w:sz w:val="12"/>
+          <w:szCs w:val="12"/>
+        </w:rPr>
+        <w:t>type</w:t>
+      </w:r>
+      <w:r>
+        <w:rPr>
+          <w:rFonts w:ascii="Consolas" w:hAnsi="Consolas"/>
+          <w:color w:val="000000"/>
+          <w:sz w:val="12"/>
+          <w:szCs w:val="12"/>
+        </w:rPr>
+        <w:t>=</w:t>
+      </w:r>
+      <w:r>
+        <w:rPr>
+          <w:rFonts w:ascii="Consolas" w:hAnsi="Consolas"/>
+          <w:i/>
+          <w:iCs/>
+          <w:color w:val="2A00FF"/>
+          <w:sz w:val="12"/>
+          <w:szCs w:val="12"/>
+        </w:rPr>
+        <w:t>"submit"</w:t>
+      </w:r>
+      <w:r>
+        <w:rPr>
+          <w:rFonts w:ascii="Consolas" w:hAnsi="Consolas"/>
+          <w:color w:val="000000"/>
+          <w:sz w:val="12"/>
+          <w:szCs w:val="12"/>
+        </w:rPr>
+        <w:t xml:space="preserve"> </w:t>
+      </w:r>
+      <w:r>
+        <w:rPr>
+          <w:rFonts w:ascii="Consolas" w:hAnsi="Consolas"/>
+          <w:color w:val="7F007F"/>
+          <w:sz w:val="12"/>
+          <w:szCs w:val="12"/>
+        </w:rPr>
+        <w:t>class</w:t>
+      </w:r>
+      <w:r>
+        <w:rPr>
+          <w:rFonts w:ascii="Consolas" w:hAnsi="Consolas"/>
+          <w:color w:val="000000"/>
+          <w:sz w:val="12"/>
+          <w:szCs w:val="12"/>
+        </w:rPr>
+        <w:t>=</w:t>
+      </w:r>
+      <w:r>
+        <w:rPr>
+          <w:rFonts w:ascii="Consolas" w:hAnsi="Consolas"/>
+          <w:i/>
+          <w:iCs/>
+          <w:color w:val="2A00FF"/>
+          <w:sz w:val="12"/>
+          <w:szCs w:val="12"/>
+        </w:rPr>
+        <w:t>"</w:t>
+      </w:r>
+      <w:proofErr w:type="spellStart"/>
+      <w:r>
+        <w:rPr>
+          <w:rFonts w:ascii="Consolas" w:hAnsi="Consolas"/>
+          <w:i/>
+          <w:iCs/>
+          <w:color w:val="2A00FF"/>
+          <w:sz w:val="12"/>
+          <w:szCs w:val="12"/>
+        </w:rPr>
+        <w:t>btn</w:t>
+      </w:r>
+      <w:proofErr w:type="spellEnd"/>
+      <w:r>
+        <w:rPr>
+          <w:rFonts w:ascii="Consolas" w:hAnsi="Consolas"/>
+          <w:i/>
+          <w:iCs/>
+          <w:color w:val="2A00FF"/>
+          <w:sz w:val="12"/>
+          <w:szCs w:val="12"/>
+        </w:rPr>
+        <w:t xml:space="preserve"> </w:t>
+      </w:r>
+      <w:proofErr w:type="spellStart"/>
+      <w:r>
+        <w:rPr>
+          <w:rFonts w:ascii="Consolas" w:hAnsi="Consolas"/>
+          <w:i/>
+          <w:iCs/>
+          <w:color w:val="2A00FF"/>
+          <w:sz w:val="12"/>
+          <w:szCs w:val="12"/>
+        </w:rPr>
+        <w:t>btn</w:t>
+      </w:r>
+      <w:proofErr w:type="spellEnd"/>
+      <w:r>
+        <w:rPr>
+          <w:rFonts w:ascii="Consolas" w:hAnsi="Consolas"/>
+          <w:i/>
+          <w:iCs/>
+          <w:color w:val="2A00FF"/>
+          <w:sz w:val="12"/>
+          <w:szCs w:val="12"/>
+        </w:rPr>
+        <w:t>-success"</w:t>
       </w:r>
       <w:r>
         <w:rPr>
